--- a/00-首页/题组Word/习题书/第三篇-有机化学/4-芳香化合物与亲电取代-学生版.docx
+++ b/00-首页/题组Word/习题书/第三篇-有机化学/4-芳香化合物与亲电取代-学生版.docx
@@ -351,6 +351,7 @@
     </w:p>
     <w:p>
       <w:pPr>
+        <w:pStyle w:val="Compact"/>
         <w:numPr>
           <w:ilvl w:val="0"/>
           <w:numId w:val="1001"/>
@@ -389,6 +390,7 @@
     </w:p>
     <w:p>
       <w:pPr>
+        <w:pStyle w:val="Compact"/>
         <w:numPr>
           <w:ilvl w:val="0"/>
           <w:numId w:val="1001"/>
@@ -626,6 +628,7 @@
     </w:p>
     <w:p>
       <w:pPr>
+        <w:pStyle w:val="Compact"/>
         <w:numPr>
           <w:ilvl w:val="0"/>
           <w:numId w:val="1002"/>
@@ -640,6 +643,7 @@
     </w:p>
     <w:p>
       <w:pPr>
+        <w:pStyle w:val="Compact"/>
         <w:numPr>
           <w:ilvl w:val="0"/>
           <w:numId w:val="1002"/>
@@ -3244,6 +3248,7 @@
     </w:p>
     <w:p>
       <w:pPr>
+        <w:pStyle w:val="Compact"/>
         <w:numPr>
           <w:ilvl w:val="0"/>
           <w:numId w:val="1004"/>
@@ -3302,6 +3307,7 @@
     </w:p>
     <w:p>
       <w:pPr>
+        <w:pStyle w:val="Compact"/>
         <w:numPr>
           <w:ilvl w:val="0"/>
           <w:numId w:val="1004"/>
@@ -3376,9 +3382,166 @@
         </w:rPr>
         <w:t xml:space="preserve">：</w:t>
       </w:r>
-    </w:p>
-    <w:p>
-      <w:pPr>
+      <w:r>
+        <w:rPr>
+          <w:rFonts w:ascii="Times New Roman" w:hAnsi="Times New Roman" w:eastAsia="Times New Roman" w:cs="Times New Roman"/>
+        </w:rPr>
+        <w:t xml:space="preserve"> </w:t>
+      </w:r>
+      <w:r>
+        <w:rPr>
+          <w:rFonts w:ascii="Times New Roman" w:hAnsi="Times New Roman" w:eastAsia="Times New Roman" w:cs="Times New Roman"/>
+        </w:rPr>
+        <w:t xml:space="preserve">- </w:t>
+      </w:r>
+      <w:r>
+        <w:rPr>
+          <w:rFonts w:hint="eastAsia" w:ascii="Times New Roman" w:hAnsi="Times New Roman" w:eastAsia="FangSong" w:cs="Times New Roman"/>
+        </w:rPr>
+        <w:t>硝基是间位定位基</w:t>
+      </w:r>
+      <w:r>
+        <w:rPr>
+          <w:rFonts w:hint="eastAsia" w:ascii="Times New Roman" w:hAnsi="Times New Roman" w:eastAsia="Times New Roman" w:cs="Times New Roman"/>
+        </w:rPr>
+        <w:t>，</w:t>
+      </w:r>
+      <w:r>
+        <w:rPr>
+          <w:rFonts w:hint="eastAsia" w:ascii="Times New Roman" w:hAnsi="Times New Roman" w:eastAsia="FangSong" w:cs="Times New Roman"/>
+        </w:rPr>
+        <w:t>溴是邻对位定位基</w:t>
+      </w:r>
+      <w:r>
+        <w:rPr>
+          <w:rFonts w:ascii="Times New Roman" w:hAnsi="Times New Roman" w:eastAsia="Times New Roman" w:cs="Times New Roman"/>
+        </w:rPr>
+        <w:t xml:space="preserve"> </w:t>
+      </w:r>
+      <w:r>
+        <w:rPr>
+          <w:rFonts w:ascii="Times New Roman" w:hAnsi="Times New Roman" w:eastAsia="Times New Roman" w:cs="Times New Roman"/>
+        </w:rPr>
+        <w:t xml:space="preserve">- </w:t>
+      </w:r>
+      <w:r>
+        <w:rPr>
+          <w:rFonts w:hint="eastAsia" w:ascii="Times New Roman" w:hAnsi="Times New Roman" w:eastAsia="FangSong" w:cs="Times New Roman"/>
+        </w:rPr>
+        <w:t>钝化基团</w:t>
+      </w:r>
+      <w:r>
+        <w:rPr>
+          <w:rFonts w:hint="eastAsia" w:ascii="Times New Roman" w:hAnsi="Times New Roman" w:eastAsia="Times New Roman" w:cs="Times New Roman"/>
+        </w:rPr>
+        <w:t>（</w:t>
+      </w:r>
+      <w:r>
+        <w:rPr>
+          <w:rFonts w:hint="eastAsia" w:ascii="Times New Roman" w:hAnsi="Times New Roman" w:eastAsia="FangSong" w:cs="Times New Roman"/>
+        </w:rPr>
+        <w:t>如硝基</w:t>
+      </w:r>
+      <w:r>
+        <w:rPr>
+          <w:rFonts w:hint="eastAsia" w:ascii="Times New Roman" w:hAnsi="Times New Roman" w:eastAsia="Times New Roman" w:cs="Times New Roman"/>
+        </w:rPr>
+        <w:t>）</w:t>
+      </w:r>
+      <w:r>
+        <w:rPr>
+          <w:rFonts w:hint="eastAsia" w:ascii="Times New Roman" w:hAnsi="Times New Roman" w:eastAsia="FangSong" w:cs="Times New Roman"/>
+        </w:rPr>
+        <w:t>存在时</w:t>
+      </w:r>
+      <w:r>
+        <w:rPr>
+          <w:rFonts w:hint="eastAsia" w:ascii="Times New Roman" w:hAnsi="Times New Roman" w:eastAsia="Times New Roman" w:cs="Times New Roman"/>
+        </w:rPr>
+        <w:t>，</w:t>
+      </w:r>
+      <w:r>
+        <w:rPr>
+          <w:rFonts w:hint="eastAsia" w:ascii="Times New Roman" w:hAnsi="Times New Roman" w:eastAsia="FangSong" w:cs="Times New Roman"/>
+        </w:rPr>
+        <w:t>苯环难以发生多取代反应</w:t>
+      </w:r>
+      <w:r>
+        <w:rPr>
+          <w:rFonts w:ascii="Times New Roman" w:hAnsi="Times New Roman" w:eastAsia="Times New Roman" w:cs="Times New Roman"/>
+        </w:rPr>
+        <w:t xml:space="preserve"> </w:t>
+      </w:r>
+      <w:r>
+        <w:rPr>
+          <w:rFonts w:ascii="Times New Roman" w:hAnsi="Times New Roman" w:eastAsia="Times New Roman" w:cs="Times New Roman"/>
+        </w:rPr>
+        <w:t xml:space="preserve">- </w:t>
+      </w:r>
+      <w:r>
+        <w:rPr>
+          <w:rFonts w:hint="eastAsia" w:ascii="Times New Roman" w:hAnsi="Times New Roman" w:eastAsia="FangSong" w:cs="Times New Roman"/>
+        </w:rPr>
+        <w:t xml:space="preserve">该特性仅针对</w:t>
+      </w:r>
+      <w:r>
+        <w:rPr>
+          <w:rFonts w:ascii="Times New Roman" w:hAnsi="Times New Roman" w:eastAsia="Times New Roman" w:cs="Times New Roman"/>
+        </w:rPr>
+        <w:t xml:space="preserve"> Friedel-Crafts </w:t>
+      </w:r>
+      <w:r>
+        <w:rPr>
+          <w:rFonts w:hint="eastAsia" w:ascii="Times New Roman" w:hAnsi="Times New Roman" w:eastAsia="FangSong" w:cs="Times New Roman"/>
+        </w:rPr>
+        <w:t>反应</w:t>
+      </w:r>
+      <w:r>
+        <w:rPr>
+          <w:rFonts w:hint="eastAsia" w:ascii="Times New Roman" w:hAnsi="Times New Roman" w:eastAsia="Times New Roman" w:cs="Times New Roman"/>
+        </w:rPr>
+        <w:t>，</w:t>
+      </w:r>
+      <w:r>
+        <w:rPr>
+          <w:rFonts w:hint="eastAsia" w:ascii="Times New Roman" w:hAnsi="Times New Roman" w:eastAsia="FangSong" w:cs="Times New Roman"/>
+        </w:rPr>
+        <w:t>其他取代反应仍可进行</w:t>
+      </w:r>
+    </w:p>
+    <w:p>
+      <w:pPr>
+        <w:pStyle w:val="BodyText"/>
+      </w:pPr>
+      <w:r>
+        <w:rPr>
+          <w:rFonts w:hint="eastAsia" w:ascii="Times New Roman" w:hAnsi="Times New Roman" w:eastAsia="FangSong" w:cs="Times New Roman"/>
+        </w:rPr>
+        <w:t>请详细写出两条合成路线的反应条件和中间产物</w:t>
+      </w:r>
+      <w:r>
+        <w:rPr>
+          <w:rFonts w:hint="eastAsia" w:ascii="Times New Roman" w:hAnsi="Times New Roman" w:eastAsia="Times New Roman" w:cs="Times New Roman"/>
+        </w:rPr>
+        <w:t>。</w:t>
+      </w:r>
+    </w:p>
+    <w:bookmarkStart w:id="60" w:name="知识点-1"/>
+    <w:p>
+      <w:pPr>
+        <w:pStyle w:val="Heading3"/>
+        <w:spacing w:before="280" w:after="120"/>
+      </w:pPr>
+      <w:r>
+        <w:rPr>
+          <w:rFonts w:hint="eastAsia" w:ascii="Times New Roman" w:hAnsi="Times New Roman" w:eastAsia="SimHei" w:cs="Times New Roman"/>
+        </w:rPr>
+        <w:t xml:space="preserve">知识点</w:t>
+      </w:r>
+    </w:p>
+    <w:p>
+      <w:pPr>
+        <w:pStyle w:val="Compact"/>
         <w:numPr>
           <w:ilvl w:val="0"/>
           <w:numId w:val="1005"/>
@@ -3388,158 +3551,15 @@
         <w:rPr>
           <w:rFonts w:hint="eastAsia" w:ascii="Times New Roman" w:hAnsi="Times New Roman" w:eastAsia="FangSong" w:cs="Times New Roman"/>
         </w:rPr>
-        <w:t>硝基是间位定位基</w:t>
-      </w:r>
-      <w:r>
-        <w:rPr>
-          <w:rFonts w:hint="eastAsia" w:ascii="Times New Roman" w:hAnsi="Times New Roman" w:eastAsia="Times New Roman" w:cs="Times New Roman"/>
-        </w:rPr>
-        <w:t>，</w:t>
-      </w:r>
-      <w:r>
-        <w:rPr>
-          <w:rFonts w:hint="eastAsia" w:ascii="Times New Roman" w:hAnsi="Times New Roman" w:eastAsia="FangSong" w:cs="Times New Roman"/>
-        </w:rPr>
-        <w:t>溴是邻对位定位基</w:t>
-      </w:r>
-    </w:p>
-    <w:p>
-      <w:pPr>
+        <w:t xml:space="preserve">芳香亲电取代反应</w:t>
+      </w:r>
+    </w:p>
+    <w:p>
+      <w:pPr>
+        <w:pStyle w:val="Compact"/>
         <w:numPr>
           <w:ilvl w:val="0"/>
           <w:numId w:val="1005"/>
-        </w:numPr>
-      </w:pPr>
-      <w:r>
-        <w:rPr>
-          <w:rFonts w:hint="eastAsia" w:ascii="Times New Roman" w:hAnsi="Times New Roman" w:eastAsia="FangSong" w:cs="Times New Roman"/>
-        </w:rPr>
-        <w:t>钝化基团</w:t>
-      </w:r>
-      <w:r>
-        <w:rPr>
-          <w:rFonts w:hint="eastAsia" w:ascii="Times New Roman" w:hAnsi="Times New Roman" w:eastAsia="Times New Roman" w:cs="Times New Roman"/>
-        </w:rPr>
-        <w:t>（</w:t>
-      </w:r>
-      <w:r>
-        <w:rPr>
-          <w:rFonts w:hint="eastAsia" w:ascii="Times New Roman" w:hAnsi="Times New Roman" w:eastAsia="FangSong" w:cs="Times New Roman"/>
-        </w:rPr>
-        <w:t>如硝基</w:t>
-      </w:r>
-      <w:r>
-        <w:rPr>
-          <w:rFonts w:hint="eastAsia" w:ascii="Times New Roman" w:hAnsi="Times New Roman" w:eastAsia="Times New Roman" w:cs="Times New Roman"/>
-        </w:rPr>
-        <w:t>）</w:t>
-      </w:r>
-      <w:r>
-        <w:rPr>
-          <w:rFonts w:hint="eastAsia" w:ascii="Times New Roman" w:hAnsi="Times New Roman" w:eastAsia="FangSong" w:cs="Times New Roman"/>
-        </w:rPr>
-        <w:t>存在时</w:t>
-      </w:r>
-      <w:r>
-        <w:rPr>
-          <w:rFonts w:hint="eastAsia" w:ascii="Times New Roman" w:hAnsi="Times New Roman" w:eastAsia="Times New Roman" w:cs="Times New Roman"/>
-        </w:rPr>
-        <w:t>，</w:t>
-      </w:r>
-      <w:r>
-        <w:rPr>
-          <w:rFonts w:hint="eastAsia" w:ascii="Times New Roman" w:hAnsi="Times New Roman" w:eastAsia="FangSong" w:cs="Times New Roman"/>
-        </w:rPr>
-        <w:t>苯环难以发生多取代反应</w:t>
-      </w:r>
-    </w:p>
-    <w:p>
-      <w:pPr>
-        <w:numPr>
-          <w:ilvl w:val="0"/>
-          <w:numId w:val="1005"/>
-        </w:numPr>
-      </w:pPr>
-      <w:r>
-        <w:rPr>
-          <w:rFonts w:hint="eastAsia" w:ascii="Times New Roman" w:hAnsi="Times New Roman" w:eastAsia="FangSong" w:cs="Times New Roman"/>
-        </w:rPr>
-        <w:t xml:space="preserve">该特性仅针对</w:t>
-      </w:r>
-      <w:r>
-        <w:rPr>
-          <w:rFonts w:ascii="Times New Roman" w:hAnsi="Times New Roman" w:eastAsia="Times New Roman" w:cs="Times New Roman"/>
-        </w:rPr>
-        <w:t xml:space="preserve"> Friedel-Crafts </w:t>
-      </w:r>
-      <w:r>
-        <w:rPr>
-          <w:rFonts w:hint="eastAsia" w:ascii="Times New Roman" w:hAnsi="Times New Roman" w:eastAsia="FangSong" w:cs="Times New Roman"/>
-        </w:rPr>
-        <w:t>反应</w:t>
-      </w:r>
-      <w:r>
-        <w:rPr>
-          <w:rFonts w:hint="eastAsia" w:ascii="Times New Roman" w:hAnsi="Times New Roman" w:eastAsia="Times New Roman" w:cs="Times New Roman"/>
-        </w:rPr>
-        <w:t>，</w:t>
-      </w:r>
-      <w:r>
-        <w:rPr>
-          <w:rFonts w:hint="eastAsia" w:ascii="Times New Roman" w:hAnsi="Times New Roman" w:eastAsia="FangSong" w:cs="Times New Roman"/>
-        </w:rPr>
-        <w:t>其他取代反应仍可进行</w:t>
-      </w:r>
-    </w:p>
-    <w:p>
-      <w:pPr>
-        <w:pStyle w:val="FirstParagraph"/>
-      </w:pPr>
-      <w:r>
-        <w:rPr>
-          <w:rFonts w:hint="eastAsia" w:ascii="Times New Roman" w:hAnsi="Times New Roman" w:eastAsia="FangSong" w:cs="Times New Roman"/>
-        </w:rPr>
-        <w:t>请详细写出两条合成路线的反应条件和中间产物</w:t>
-      </w:r>
-      <w:r>
-        <w:rPr>
-          <w:rFonts w:hint="eastAsia" w:ascii="Times New Roman" w:hAnsi="Times New Roman" w:eastAsia="Times New Roman" w:cs="Times New Roman"/>
-        </w:rPr>
-        <w:t>。</w:t>
-      </w:r>
-    </w:p>
-    <w:bookmarkStart w:id="60" w:name="知识点-1"/>
-    <w:p>
-      <w:pPr>
-        <w:pStyle w:val="Heading3"/>
-        <w:spacing w:before="280" w:after="120"/>
-      </w:pPr>
-      <w:r>
-        <w:rPr>
-          <w:rFonts w:hint="eastAsia" w:ascii="Times New Roman" w:hAnsi="Times New Roman" w:eastAsia="SimHei" w:cs="Times New Roman"/>
-        </w:rPr>
-        <w:t xml:space="preserve">知识点</w:t>
-      </w:r>
-    </w:p>
-    <w:p>
-      <w:pPr>
-        <w:numPr>
-          <w:ilvl w:val="0"/>
-          <w:numId w:val="1006"/>
-        </w:numPr>
-      </w:pPr>
-      <w:r>
-        <w:rPr>
-          <w:rFonts w:hint="eastAsia" w:ascii="Times New Roman" w:hAnsi="Times New Roman" w:eastAsia="FangSong" w:cs="Times New Roman"/>
-        </w:rPr>
-        <w:t xml:space="preserve">芳香亲电取代反应</w:t>
-      </w:r>
-    </w:p>
-    <w:p>
-      <w:pPr>
-        <w:numPr>
-          <w:ilvl w:val="0"/>
-          <w:numId w:val="1006"/>
         </w:numPr>
       </w:pPr>
       <w:r>
@@ -4203,7 +4223,7 @@
         <w:pStyle w:val="Compact"/>
         <w:numPr>
           <w:ilvl w:val="0"/>
-          <w:numId w:val="1007"/>
+          <w:numId w:val="1006"/>
         </w:numPr>
       </w:pPr>
       <w:r>
@@ -4218,7 +4238,7 @@
         <w:pStyle w:val="Compact"/>
         <w:numPr>
           <w:ilvl w:val="0"/>
-          <w:numId w:val="1007"/>
+          <w:numId w:val="1006"/>
         </w:numPr>
       </w:pPr>
       <w:r>
@@ -10376,7 +10396,7 @@
       <w:pPr>
         <w:numPr>
           <w:ilvl w:val="0"/>
-          <w:numId w:val="1018"/>
+          <w:numId w:val="1017"/>
         </w:numPr>
       </w:pPr>
       <w:r>
@@ -10390,7 +10410,7 @@
       <w:pPr>
         <w:numPr>
           <w:ilvl w:val="0"/>
-          <w:numId w:val="1018"/>
+          <w:numId w:val="1017"/>
         </w:numPr>
       </w:pPr>
       <w:r>
@@ -11211,7 +11231,7 @@
       <w:pPr>
         <w:numPr>
           <w:ilvl w:val="0"/>
-          <w:numId w:val="1019"/>
+          <w:numId w:val="1018"/>
         </w:numPr>
       </w:pPr>
       <w:r>
@@ -11231,7 +11251,7 @@
       <w:pPr>
         <w:numPr>
           <w:ilvl w:val="0"/>
-          <w:numId w:val="1019"/>
+          <w:numId w:val="1018"/>
         </w:numPr>
       </w:pPr>
       <w:r>
@@ -11251,7 +11271,7 @@
       <w:pPr>
         <w:numPr>
           <w:ilvl w:val="0"/>
-          <w:numId w:val="1019"/>
+          <w:numId w:val="1018"/>
         </w:numPr>
       </w:pPr>
       <w:r>
@@ -12141,7 +12161,7 @@
       <w:pPr>
         <w:numPr>
           <w:ilvl w:val="0"/>
-          <w:numId w:val="1020"/>
+          <w:numId w:val="1019"/>
         </w:numPr>
       </w:pPr>
       <w:r>
@@ -12161,7 +12181,7 @@
       <w:pPr>
         <w:numPr>
           <w:ilvl w:val="0"/>
-          <w:numId w:val="1020"/>
+          <w:numId w:val="1019"/>
         </w:numPr>
       </w:pPr>
       <w:r>
@@ -12368,7 +12388,7 @@
       <w:pPr>
         <w:numPr>
           <w:ilvl w:val="0"/>
-          <w:numId w:val="1020"/>
+          <w:numId w:val="1019"/>
         </w:numPr>
       </w:pPr>
       <w:r>
@@ -12640,7 +12660,7 @@
       <w:pPr>
         <w:numPr>
           <w:ilvl w:val="0"/>
-          <w:numId w:val="1021"/>
+          <w:numId w:val="1020"/>
         </w:numPr>
       </w:pPr>
       <w:r>
@@ -12672,7 +12692,7 @@
       <w:pPr>
         <w:numPr>
           <w:ilvl w:val="0"/>
-          <w:numId w:val="1021"/>
+          <w:numId w:val="1020"/>
         </w:numPr>
       </w:pPr>
       <w:r>
@@ -14585,7 +14605,7 @@
       <w:pPr>
         <w:numPr>
           <w:ilvl w:val="0"/>
-          <w:numId w:val="1022"/>
+          <w:numId w:val="1021"/>
         </w:numPr>
       </w:pPr>
       <w:r>
@@ -14628,7 +14648,7 @@
       <w:pPr>
         <w:numPr>
           <w:ilvl w:val="0"/>
-          <w:numId w:val="1022"/>
+          <w:numId w:val="1021"/>
         </w:numPr>
       </w:pPr>
       <w:r>
@@ -14813,7 +14833,7 @@
       <w:pPr>
         <w:numPr>
           <w:ilvl w:val="0"/>
-          <w:numId w:val="1023"/>
+          <w:numId w:val="1022"/>
         </w:numPr>
       </w:pPr>
       <w:r>
@@ -15396,7 +15416,7 @@
       <w:pPr>
         <w:numPr>
           <w:ilvl w:val="0"/>
-          <w:numId w:val="1023"/>
+          <w:numId w:val="1022"/>
         </w:numPr>
       </w:pPr>
       <w:r>
@@ -16189,7 +16209,7 @@
       <w:pPr>
         <w:numPr>
           <w:ilvl w:val="0"/>
-          <w:numId w:val="1024"/>
+          <w:numId w:val="1023"/>
         </w:numPr>
       </w:pPr>
       <w:r>
@@ -16221,7 +16241,7 @@
       <w:pPr>
         <w:numPr>
           <w:ilvl w:val="0"/>
-          <w:numId w:val="1024"/>
+          <w:numId w:val="1023"/>
         </w:numPr>
       </w:pPr>
       <w:r>
@@ -16455,7 +16475,7 @@
       <w:pPr>
         <w:numPr>
           <w:ilvl w:val="0"/>
-          <w:numId w:val="1024"/>
+          <w:numId w:val="1023"/>
         </w:numPr>
       </w:pPr>
       <w:r>
@@ -17029,7 +17049,7 @@
         <w:pStyle w:val="Compact"/>
         <w:numPr>
           <w:ilvl w:val="0"/>
-          <w:numId w:val="1025"/>
+          <w:numId w:val="1024"/>
         </w:numPr>
       </w:pPr>
       <w:r>
@@ -18002,7 +18022,7 @@
       <w:pPr>
         <w:numPr>
           <w:ilvl w:val="0"/>
-          <w:numId w:val="1026"/>
+          <w:numId w:val="1025"/>
         </w:numPr>
       </w:pPr>
       <w:r>
@@ -18058,7 +18078,7 @@
       <w:pPr>
         <w:numPr>
           <w:ilvl w:val="0"/>
-          <w:numId w:val="1026"/>
+          <w:numId w:val="1025"/>
         </w:numPr>
       </w:pPr>
       <w:r>
@@ -18102,7 +18122,7 @@
       <w:pPr>
         <w:numPr>
           <w:ilvl w:val="0"/>
-          <w:numId w:val="1026"/>
+          <w:numId w:val="1025"/>
         </w:numPr>
       </w:pPr>
       <w:r>
@@ -18140,7 +18160,7 @@
       <w:pPr>
         <w:numPr>
           <w:ilvl w:val="0"/>
-          <w:numId w:val="1026"/>
+          <w:numId w:val="1025"/>
         </w:numPr>
       </w:pPr>
       <w:r>
@@ -18172,7 +18192,7 @@
       <w:pPr>
         <w:numPr>
           <w:ilvl w:val="0"/>
-          <w:numId w:val="1026"/>
+          <w:numId w:val="1025"/>
         </w:numPr>
       </w:pPr>
       <w:r>
@@ -18726,7 +18746,7 @@
       <w:pPr>
         <w:numPr>
           <w:ilvl w:val="0"/>
-          <w:numId w:val="1027"/>
+          <w:numId w:val="1026"/>
         </w:numPr>
       </w:pPr>
       <w:r>
@@ -18796,7 +18816,7 @@
       <w:pPr>
         <w:numPr>
           <w:ilvl w:val="0"/>
-          <w:numId w:val="1027"/>
+          <w:numId w:val="1026"/>
         </w:numPr>
       </w:pPr>
       <w:r>
@@ -18851,7 +18871,7 @@
       <w:pPr>
         <w:numPr>
           <w:ilvl w:val="0"/>
-          <w:numId w:val="1027"/>
+          <w:numId w:val="1026"/>
         </w:numPr>
       </w:pPr>
       <w:r>
@@ -19714,7 +19734,7 @@
       <w:pPr>
         <w:numPr>
           <w:ilvl w:val="0"/>
-          <w:numId w:val="1029"/>
+          <w:numId w:val="1028"/>
         </w:numPr>
       </w:pPr>
       <w:r>
@@ -19746,7 +19766,7 @@
       <w:pPr>
         <w:numPr>
           <w:ilvl w:val="0"/>
-          <w:numId w:val="1029"/>
+          <w:numId w:val="1028"/>
         </w:numPr>
       </w:pPr>
       <w:r>
@@ -20016,7 +20036,7 @@
       <w:pPr>
         <w:numPr>
           <w:ilvl w:val="0"/>
-          <w:numId w:val="1030"/>
+          <w:numId w:val="1029"/>
         </w:numPr>
       </w:pPr>
       <w:r>
@@ -20048,7 +20068,7 @@
       <w:pPr>
         <w:numPr>
           <w:ilvl w:val="0"/>
-          <w:numId w:val="1030"/>
+          <w:numId w:val="1029"/>
         </w:numPr>
       </w:pPr>
       <w:r>
@@ -20080,7 +20100,7 @@
       <w:pPr>
         <w:numPr>
           <w:ilvl w:val="0"/>
-          <w:numId w:val="1030"/>
+          <w:numId w:val="1029"/>
         </w:numPr>
       </w:pPr>
       <w:r>
@@ -20717,7 +20737,7 @@
       <w:pPr>
         <w:numPr>
           <w:ilvl w:val="0"/>
-          <w:numId w:val="1031"/>
+          <w:numId w:val="1030"/>
         </w:numPr>
       </w:pPr>
       <w:r>
@@ -20749,7 +20769,7 @@
       <w:pPr>
         <w:numPr>
           <w:ilvl w:val="0"/>
-          <w:numId w:val="1031"/>
+          <w:numId w:val="1030"/>
         </w:numPr>
       </w:pPr>
       <w:r>
@@ -23884,9 +23904,6 @@
     <w:abstractNumId w:val="991"/>
   </w:num>
   <w:num w:numId="1007">
-    <w:abstractNumId w:val="991"/>
-  </w:num>
-  <w:num w:numId="1008">
     <w:abstractNumId w:val="99711"/>
     <w:lvlOverride w:ilvl="0">
       <w:startOverride w:val="1"/>
@@ -23916,7 +23933,7 @@
       <w:startOverride w:val="1"/>
     </w:lvlOverride>
   </w:num>
-  <w:num w:numId="1009">
+  <w:num w:numId="1008">
     <w:abstractNumId w:val="99712"/>
     <w:lvlOverride w:ilvl="0">
       <w:startOverride w:val="2"/>
@@ -23946,7 +23963,7 @@
       <w:startOverride w:val="2"/>
     </w:lvlOverride>
   </w:num>
-  <w:num w:numId="1010">
+  <w:num w:numId="1009">
     <w:abstractNumId w:val="99713"/>
     <w:lvlOverride w:ilvl="0">
       <w:startOverride w:val="3"/>
@@ -23976,7 +23993,7 @@
       <w:startOverride w:val="3"/>
     </w:lvlOverride>
   </w:num>
-  <w:num w:numId="1011">
+  <w:num w:numId="1010">
     <w:abstractNumId w:val="99714"/>
     <w:lvlOverride w:ilvl="0">
       <w:startOverride w:val="4"/>
@@ -24006,7 +24023,7 @@
       <w:startOverride w:val="4"/>
     </w:lvlOverride>
   </w:num>
-  <w:num w:numId="1012">
+  <w:num w:numId="1011">
     <w:abstractNumId w:val="99711"/>
     <w:lvlOverride w:ilvl="0">
       <w:startOverride w:val="1"/>
@@ -24036,7 +24053,7 @@
       <w:startOverride w:val="1"/>
     </w:lvlOverride>
   </w:num>
-  <w:num w:numId="1013">
+  <w:num w:numId="1012">
     <w:abstractNumId w:val="99712"/>
     <w:lvlOverride w:ilvl="0">
       <w:startOverride w:val="2"/>
@@ -24066,7 +24083,7 @@
       <w:startOverride w:val="2"/>
     </w:lvlOverride>
   </w:num>
-  <w:num w:numId="1014">
+  <w:num w:numId="1013">
     <w:abstractNumId w:val="99713"/>
     <w:lvlOverride w:ilvl="0">
       <w:startOverride w:val="3"/>
@@ -24096,7 +24113,7 @@
       <w:startOverride w:val="3"/>
     </w:lvlOverride>
   </w:num>
-  <w:num w:numId="1015">
+  <w:num w:numId="1014">
     <w:abstractNumId w:val="99714"/>
     <w:lvlOverride w:ilvl="0">
       <w:startOverride w:val="4"/>
@@ -24126,7 +24143,7 @@
       <w:startOverride w:val="4"/>
     </w:lvlOverride>
   </w:num>
-  <w:num w:numId="1016">
+  <w:num w:numId="1015">
     <w:abstractNumId w:val="99715"/>
     <w:lvlOverride w:ilvl="0">
       <w:startOverride w:val="5"/>
@@ -24156,7 +24173,7 @@
       <w:startOverride w:val="5"/>
     </w:lvlOverride>
   </w:num>
-  <w:num w:numId="1017">
+  <w:num w:numId="1016">
     <w:abstractNumId w:val="99716"/>
     <w:lvlOverride w:ilvl="0">
       <w:startOverride w:val="6"/>
@@ -24184,6 +24201,36 @@
     </w:lvlOverride>
     <w:lvlOverride w:ilvl="8">
       <w:startOverride w:val="6"/>
+    </w:lvlOverride>
+  </w:num>
+  <w:num w:numId="1017">
+    <w:abstractNumId w:val="99731"/>
+    <w:lvlOverride w:ilvl="0">
+      <w:startOverride w:val="1"/>
+    </w:lvlOverride>
+    <w:lvlOverride w:ilvl="1">
+      <w:startOverride w:val="1"/>
+    </w:lvlOverride>
+    <w:lvlOverride w:ilvl="2">
+      <w:startOverride w:val="1"/>
+    </w:lvlOverride>
+    <w:lvlOverride w:ilvl="3">
+      <w:startOverride w:val="1"/>
+    </w:lvlOverride>
+    <w:lvlOverride w:ilvl="4">
+      <w:startOverride w:val="1"/>
+    </w:lvlOverride>
+    <w:lvlOverride w:ilvl="5">
+      <w:startOverride w:val="1"/>
+    </w:lvlOverride>
+    <w:lvlOverride w:ilvl="6">
+      <w:startOverride w:val="1"/>
+    </w:lvlOverride>
+    <w:lvlOverride w:ilvl="7">
+      <w:startOverride w:val="1"/>
+    </w:lvlOverride>
+    <w:lvlOverride w:ilvl="8">
+      <w:startOverride w:val="1"/>
     </w:lvlOverride>
   </w:num>
   <w:num w:numId="1018">
@@ -24217,7 +24264,7 @@
     </w:lvlOverride>
   </w:num>
   <w:num w:numId="1019">
-    <w:abstractNumId w:val="99731"/>
+    <w:abstractNumId w:val="99431"/>
     <w:lvlOverride w:ilvl="0">
       <w:startOverride w:val="1"/>
     </w:lvlOverride>
@@ -24247,6 +24294,36 @@
     </w:lvlOverride>
   </w:num>
   <w:num w:numId="1020">
+    <w:abstractNumId w:val="99432"/>
+    <w:lvlOverride w:ilvl="0">
+      <w:startOverride w:val="2"/>
+    </w:lvlOverride>
+    <w:lvlOverride w:ilvl="1">
+      <w:startOverride w:val="2"/>
+    </w:lvlOverride>
+    <w:lvlOverride w:ilvl="2">
+      <w:startOverride w:val="2"/>
+    </w:lvlOverride>
+    <w:lvlOverride w:ilvl="3">
+      <w:startOverride w:val="2"/>
+    </w:lvlOverride>
+    <w:lvlOverride w:ilvl="4">
+      <w:startOverride w:val="2"/>
+    </w:lvlOverride>
+    <w:lvlOverride w:ilvl="5">
+      <w:startOverride w:val="2"/>
+    </w:lvlOverride>
+    <w:lvlOverride w:ilvl="6">
+      <w:startOverride w:val="2"/>
+    </w:lvlOverride>
+    <w:lvlOverride w:ilvl="7">
+      <w:startOverride w:val="2"/>
+    </w:lvlOverride>
+    <w:lvlOverride w:ilvl="8">
+      <w:startOverride w:val="2"/>
+    </w:lvlOverride>
+  </w:num>
+  <w:num w:numId="1021">
     <w:abstractNumId w:val="99431"/>
     <w:lvlOverride w:ilvl="0">
       <w:startOverride w:val="1"/>
@@ -24276,37 +24353,37 @@
       <w:startOverride w:val="1"/>
     </w:lvlOverride>
   </w:num>
-  <w:num w:numId="1021">
-    <w:abstractNumId w:val="99432"/>
+  <w:num w:numId="1022">
+    <w:abstractNumId w:val="99433"/>
     <w:lvlOverride w:ilvl="0">
-      <w:startOverride w:val="2"/>
+      <w:startOverride w:val="3"/>
     </w:lvlOverride>
     <w:lvlOverride w:ilvl="1">
-      <w:startOverride w:val="2"/>
+      <w:startOverride w:val="3"/>
     </w:lvlOverride>
     <w:lvlOverride w:ilvl="2">
-      <w:startOverride w:val="2"/>
+      <w:startOverride w:val="3"/>
     </w:lvlOverride>
     <w:lvlOverride w:ilvl="3">
-      <w:startOverride w:val="2"/>
+      <w:startOverride w:val="3"/>
     </w:lvlOverride>
     <w:lvlOverride w:ilvl="4">
-      <w:startOverride w:val="2"/>
+      <w:startOverride w:val="3"/>
     </w:lvlOverride>
     <w:lvlOverride w:ilvl="5">
-      <w:startOverride w:val="2"/>
+      <w:startOverride w:val="3"/>
     </w:lvlOverride>
     <w:lvlOverride w:ilvl="6">
-      <w:startOverride w:val="2"/>
+      <w:startOverride w:val="3"/>
     </w:lvlOverride>
     <w:lvlOverride w:ilvl="7">
-      <w:startOverride w:val="2"/>
+      <w:startOverride w:val="3"/>
     </w:lvlOverride>
     <w:lvlOverride w:ilvl="8">
-      <w:startOverride w:val="2"/>
+      <w:startOverride w:val="3"/>
     </w:lvlOverride>
   </w:num>
-  <w:num w:numId="1022">
+  <w:num w:numId="1023">
     <w:abstractNumId w:val="99431"/>
     <w:lvlOverride w:ilvl="0">
       <w:startOverride w:val="1"/>
@@ -24334,36 +24411,6 @@
     </w:lvlOverride>
     <w:lvlOverride w:ilvl="8">
       <w:startOverride w:val="1"/>
-    </w:lvlOverride>
-  </w:num>
-  <w:num w:numId="1023">
-    <w:abstractNumId w:val="99433"/>
-    <w:lvlOverride w:ilvl="0">
-      <w:startOverride w:val="3"/>
-    </w:lvlOverride>
-    <w:lvlOverride w:ilvl="1">
-      <w:startOverride w:val="3"/>
-    </w:lvlOverride>
-    <w:lvlOverride w:ilvl="2">
-      <w:startOverride w:val="3"/>
-    </w:lvlOverride>
-    <w:lvlOverride w:ilvl="3">
-      <w:startOverride w:val="3"/>
-    </w:lvlOverride>
-    <w:lvlOverride w:ilvl="4">
-      <w:startOverride w:val="3"/>
-    </w:lvlOverride>
-    <w:lvlOverride w:ilvl="5">
-      <w:startOverride w:val="3"/>
-    </w:lvlOverride>
-    <w:lvlOverride w:ilvl="6">
-      <w:startOverride w:val="3"/>
-    </w:lvlOverride>
-    <w:lvlOverride w:ilvl="7">
-      <w:startOverride w:val="3"/>
-    </w:lvlOverride>
-    <w:lvlOverride w:ilvl="8">
-      <w:startOverride w:val="3"/>
     </w:lvlOverride>
   </w:num>
   <w:num w:numId="1024">
@@ -24457,7 +24504,7 @@
     </w:lvlOverride>
   </w:num>
   <w:num w:numId="1027">
-    <w:abstractNumId w:val="99431"/>
+    <w:abstractNumId w:val="99631"/>
     <w:lvlOverride w:ilvl="0">
       <w:startOverride w:val="1"/>
     </w:lvlOverride>
@@ -24487,7 +24534,7 @@
     </w:lvlOverride>
   </w:num>
   <w:num w:numId="1028">
-    <w:abstractNumId w:val="99631"/>
+    <w:abstractNumId w:val="99431"/>
     <w:lvlOverride w:ilvl="0">
       <w:startOverride w:val="1"/>
     </w:lvlOverride>
@@ -24547,36 +24594,6 @@
     </w:lvlOverride>
   </w:num>
   <w:num w:numId="1030">
-    <w:abstractNumId w:val="99431"/>
-    <w:lvlOverride w:ilvl="0">
-      <w:startOverride w:val="1"/>
-    </w:lvlOverride>
-    <w:lvlOverride w:ilvl="1">
-      <w:startOverride w:val="1"/>
-    </w:lvlOverride>
-    <w:lvlOverride w:ilvl="2">
-      <w:startOverride w:val="1"/>
-    </w:lvlOverride>
-    <w:lvlOverride w:ilvl="3">
-      <w:startOverride w:val="1"/>
-    </w:lvlOverride>
-    <w:lvlOverride w:ilvl="4">
-      <w:startOverride w:val="1"/>
-    </w:lvlOverride>
-    <w:lvlOverride w:ilvl="5">
-      <w:startOverride w:val="1"/>
-    </w:lvlOverride>
-    <w:lvlOverride w:ilvl="6">
-      <w:startOverride w:val="1"/>
-    </w:lvlOverride>
-    <w:lvlOverride w:ilvl="7">
-      <w:startOverride w:val="1"/>
-    </w:lvlOverride>
-    <w:lvlOverride w:ilvl="8">
-      <w:startOverride w:val="1"/>
-    </w:lvlOverride>
-  </w:num>
-  <w:num w:numId="1031">
     <w:abstractNumId w:val="99431"/>
     <w:lvlOverride w:ilvl="0">
       <w:startOverride w:val="1"/>

--- a/00-首页/题组Word/习题书/第三篇-有机化学/4-芳香化合物与亲电取代-学生版.docx
+++ b/00-首页/题组Word/习题书/第三篇-有机化学/4-芳香化合物与亲电取代-学生版.docx
@@ -2,7 +2,7 @@
 <file path=word/document.xml><?xml version="1.0" encoding="utf-8"?>
 <w:document xmlns:w="http://schemas.openxmlformats.org/wordprocessingml/2006/main" xmlns:m="http://schemas.openxmlformats.org/officeDocument/2006/math" xmlns:r="http://schemas.openxmlformats.org/officeDocument/2006/relationships" xmlns:o="urn:schemas-microsoft-com:office:office" xmlns:v="urn:schemas-microsoft-com:vml" xmlns:w10="urn:schemas-microsoft-com:office:word" xmlns:a="http://schemas.openxmlformats.org/drawingml/2006/main" xmlns:pic="http://schemas.openxmlformats.org/drawingml/2006/picture" xmlns:wp="http://schemas.openxmlformats.org/drawingml/2006/wordprocessingDrawing">
   <w:body>
-    <w:bookmarkStart w:id="261" w:name="第-4-章-芳香化合物与亲电取代"/>
+    <w:bookmarkStart w:id="275" w:name="第-4-章-芳香化合物与亲电取代"/>
     <w:p>
       <w:pPr>
         <w:pStyle w:val="Heading1"/>
@@ -20986,7 +20986,7 @@
       </w:r>
     </w:p>
     <w:bookmarkEnd w:id="258"/>
-    <w:bookmarkStart w:id="259" w:name="芳香-多取代苯sear定位判断"/>
+    <w:bookmarkStart w:id="272" w:name="反芳香性的再理解第40届初赛"/>
     <w:p>
       <w:pPr>
         <w:pStyle w:val="Heading2"/>
@@ -21002,31 +21002,37 @@
         <w:rPr>
           <w:rFonts w:hint="eastAsia" w:ascii="Times New Roman" w:hAnsi="Times New Roman" w:eastAsia="SimHei" w:cs="Times New Roman"/>
         </w:rPr>
-        <w:t>芳香</w:t>
-      </w:r>
-      <w:r>
-        <w:rPr>
-          <w:rFonts w:hint="eastAsia" w:ascii="Times New Roman" w:hAnsi="Times New Roman" w:eastAsia="Times New Roman" w:cs="Times New Roman"/>
-        </w:rPr>
-        <w:t>-</w:t>
+        <w:t>反芳香性的再理解</w:t>
+      </w:r>
+      <w:r>
+        <w:rPr>
+          <w:rFonts w:hint="eastAsia" w:ascii="Times New Roman" w:hAnsi="Times New Roman" w:eastAsia="Times New Roman" w:cs="Times New Roman"/>
+        </w:rPr>
+        <w:t>（</w:t>
       </w:r>
       <w:r>
         <w:rPr>
           <w:rFonts w:hint="eastAsia" w:ascii="Times New Roman" w:hAnsi="Times New Roman" w:eastAsia="SimHei" w:cs="Times New Roman"/>
         </w:rPr>
-        <w:t>多取代苯</w:t>
-      </w:r>
-      <w:r>
-        <w:rPr>
-          <w:rFonts w:hint="eastAsia" w:ascii="Times New Roman" w:hAnsi="Times New Roman" w:eastAsia="Times New Roman" w:cs="Times New Roman"/>
-        </w:rPr>
-        <w:t>SEAr</w:t>
+        <w:t>第</w:t>
+      </w:r>
+      <w:r>
+        <w:rPr>
+          <w:rFonts w:hint="eastAsia" w:ascii="Times New Roman" w:hAnsi="Times New Roman" w:eastAsia="Times New Roman" w:cs="Times New Roman"/>
+        </w:rPr>
+        <w:t>40</w:t>
       </w:r>
       <w:r>
         <w:rPr>
           <w:rFonts w:hint="eastAsia" w:ascii="Times New Roman" w:hAnsi="Times New Roman" w:eastAsia="SimHei" w:cs="Times New Roman"/>
         </w:rPr>
-        <w:t>定位判断</w:t>
+        <w:t>届初赛</w:t>
+      </w:r>
+      <w:r>
+        <w:rPr>
+          <w:rFonts w:hint="eastAsia" w:ascii="Times New Roman" w:hAnsi="Times New Roman" w:eastAsia="Times New Roman" w:cs="Times New Roman"/>
+        </w:rPr>
+        <w:t>）</w:t>
       </w:r>
     </w:p>
     <w:p>
@@ -21036,123 +21042,244 @@
       <w:r>
         <w:rPr>
           <w:rFonts w:hint="eastAsia" w:ascii="Times New Roman" w:hAnsi="Times New Roman" w:eastAsia="FangSong" w:cs="Times New Roman"/>
-        </w:rPr>
-        <w:t>对于下列多取代苯</w:t>
-      </w:r>
-      <w:r>
-        <w:rPr>
-          <w:rFonts w:hint="eastAsia" w:ascii="Times New Roman" w:hAnsi="Times New Roman" w:eastAsia="Times New Roman" w:cs="Times New Roman"/>
-        </w:rPr>
-        <w:t>，</w:t>
-      </w:r>
-      <w:r>
-        <w:rPr>
-          <w:rFonts w:hint="eastAsia" w:ascii="Times New Roman" w:hAnsi="Times New Roman" w:eastAsia="FangSong" w:cs="Times New Roman"/>
-        </w:rPr>
-        <w:t>判断亲电取代</w:t>
-      </w:r>
-      <w:r>
-        <w:rPr>
-          <w:rFonts w:hint="eastAsia" w:ascii="Times New Roman" w:hAnsi="Times New Roman" w:eastAsia="Times New Roman" w:cs="Times New Roman"/>
-        </w:rPr>
-        <w:t>（</w:t>
-      </w:r>
-      <w:r>
-        <w:rPr>
-          <w:rFonts w:hint="eastAsia" w:ascii="Times New Roman" w:hAnsi="Times New Roman" w:eastAsia="FangSong" w:cs="Times New Roman"/>
-        </w:rPr>
-        <w:t>如硝化</w:t>
-      </w:r>
-      <w:r>
-        <w:rPr>
-          <w:rFonts w:hint="eastAsia" w:ascii="Times New Roman" w:hAnsi="Times New Roman" w:eastAsia="Times New Roman" w:cs="Times New Roman"/>
-        </w:rPr>
-        <w:t>）</w:t>
-      </w:r>
-      <w:r>
-        <w:rPr>
-          <w:rFonts w:hint="eastAsia" w:ascii="Times New Roman" w:hAnsi="Times New Roman" w:eastAsia="FangSong" w:cs="Times New Roman"/>
-        </w:rPr>
-        <w:t>反应中新取代基进入的主要位置</w:t>
-      </w:r>
-      <w:r>
-        <w:rPr>
-          <w:rFonts w:hint="eastAsia" w:ascii="Times New Roman" w:hAnsi="Times New Roman" w:eastAsia="Times New Roman" w:cs="Times New Roman"/>
-        </w:rPr>
-        <w:t>（</w:t>
-      </w:r>
-      <w:r>
-        <w:rPr>
-          <w:rFonts w:hint="eastAsia" w:ascii="Times New Roman" w:hAnsi="Times New Roman" w:eastAsia="FangSong" w:cs="Times New Roman"/>
-        </w:rPr>
-        <w:t>用邻</w:t>
-      </w:r>
-      <w:r>
-        <w:rPr>
-          <w:rFonts w:hint="eastAsia" w:ascii="Times New Roman" w:hAnsi="Times New Roman" w:eastAsia="Times New Roman" w:cs="Times New Roman"/>
-        </w:rPr>
-        <w:t>/</w:t>
-      </w:r>
-      <w:r>
-        <w:rPr>
-          <w:rFonts w:hint="eastAsia" w:ascii="Times New Roman" w:hAnsi="Times New Roman" w:eastAsia="FangSong" w:cs="Times New Roman"/>
-        </w:rPr>
-        <w:t>对</w:t>
-      </w:r>
-      <w:r>
-        <w:rPr>
-          <w:rFonts w:hint="eastAsia" w:ascii="Times New Roman" w:hAnsi="Times New Roman" w:eastAsia="Times New Roman" w:cs="Times New Roman"/>
-        </w:rPr>
-        <w:t>/</w:t>
-      </w:r>
-      <w:r>
-        <w:rPr>
-          <w:rFonts w:hint="eastAsia" w:ascii="Times New Roman" w:hAnsi="Times New Roman" w:eastAsia="FangSong" w:cs="Times New Roman"/>
-        </w:rPr>
-        <w:t>间表示</w:t>
-      </w:r>
-      <w:r>
-        <w:rPr>
-          <w:rFonts w:hint="eastAsia" w:ascii="Times New Roman" w:hAnsi="Times New Roman" w:eastAsia="Times New Roman" w:cs="Times New Roman"/>
-        </w:rPr>
-        <w:t>，</w:t>
-      </w:r>
-      <w:r>
-        <w:rPr>
-          <w:rFonts w:hint="eastAsia" w:ascii="Times New Roman" w:hAnsi="Times New Roman" w:eastAsia="FangSong" w:cs="Times New Roman"/>
-        </w:rPr>
-        <w:t>或画出具体位置</w:t>
-      </w:r>
-      <w:r>
-        <w:rPr>
-          <w:rFonts w:hint="eastAsia" w:ascii="Times New Roman" w:hAnsi="Times New Roman" w:eastAsia="Times New Roman" w:cs="Times New Roman"/>
-        </w:rPr>
-        <w:t>）：</w:t>
-      </w:r>
-    </w:p>
-    <w:p>
-      <w:pPr>
-        <w:pStyle w:val="BodyText"/>
-      </w:pPr>
-      <w:r>
-        <w:rPr>
-          <w:rFonts w:ascii="Times New Roman" w:hAnsi="Times New Roman" w:eastAsia="Times New Roman" w:cs="Times New Roman"/>
           <w:b/>
           <w:bCs/>
         </w:rPr>
-        <w:t xml:space="preserve">(1)</w:t>
-      </w:r>
-      <w:r>
-        <w:rPr>
-          <w:rFonts w:ascii="Times New Roman" w:hAnsi="Times New Roman" w:eastAsia="Times New Roman" w:cs="Times New Roman"/>
+        <w:t>第</w:t>
+      </w:r>
+      <w:r>
+        <w:rPr>
+          <w:rFonts w:hint="eastAsia" w:ascii="Times New Roman" w:hAnsi="Times New Roman" w:eastAsia="Times New Roman" w:cs="Times New Roman"/>
+          <w:b/>
+          <w:bCs/>
+        </w:rPr>
+        <w:t>10</w:t>
+      </w:r>
+      <w:r>
+        <w:rPr>
+          <w:rFonts w:hint="eastAsia" w:ascii="Times New Roman" w:hAnsi="Times New Roman" w:eastAsia="FangSong" w:cs="Times New Roman"/>
+          <w:b/>
+          <w:bCs/>
+        </w:rPr>
+        <w:t>题</w:t>
+      </w:r>
+      <w:r>
+        <w:rPr>
+          <w:rFonts w:ascii="Times New Roman" w:hAnsi="Times New Roman" w:eastAsia="Times New Roman" w:cs="Times New Roman"/>
+          <w:b/>
+          <w:bCs/>
         </w:rPr>
         <w:t xml:space="preserve"> </w:t>
       </w:r>
       <w:r>
         <w:rPr>
           <w:rFonts w:hint="eastAsia" w:ascii="Times New Roman" w:hAnsi="Times New Roman" w:eastAsia="FangSong" w:cs="Times New Roman"/>
-        </w:rPr>
-        <w:t xml:space="preserve">对氯甲苯</w:t>
+          <w:b/>
+          <w:bCs/>
+        </w:rPr>
+        <w:t>反芳香性的再理解</w:t>
+      </w:r>
+      <w:r>
+        <w:rPr>
+          <w:rFonts w:hint="eastAsia" w:ascii="Times New Roman" w:hAnsi="Times New Roman" w:eastAsia="Times New Roman" w:cs="Times New Roman"/>
+          <w:b/>
+          <w:bCs/>
+        </w:rPr>
+        <w:t>（26</w:t>
+      </w:r>
+      <w:r>
+        <w:rPr>
+          <w:rFonts w:ascii="Times New Roman" w:hAnsi="Times New Roman" w:eastAsia="Times New Roman" w:cs="Times New Roman"/>
+          <w:b/>
+          <w:bCs/>
+        </w:rPr>
+        <w:t xml:space="preserve"> </w:t>
+      </w:r>
+      <w:r>
+        <w:rPr>
+          <w:rFonts w:hint="eastAsia" w:ascii="Times New Roman" w:hAnsi="Times New Roman" w:eastAsia="FangSong" w:cs="Times New Roman"/>
+          <w:b/>
+          <w:bCs/>
+        </w:rPr>
+        <w:t>分</w:t>
+      </w:r>
+      <w:r>
+        <w:rPr>
+          <w:rFonts w:hint="eastAsia" w:ascii="Times New Roman" w:hAnsi="Times New Roman" w:eastAsia="Times New Roman" w:cs="Times New Roman"/>
+          <w:b/>
+          <w:bCs/>
+        </w:rPr>
+        <w:t>，12%）</w:t>
+      </w:r>
+    </w:p>
+    <w:p>
+      <w:pPr>
+        <w:pStyle w:val="BodyText"/>
+      </w:pPr>
+      <w:r>
+        <w:rPr>
+          <w:rFonts w:ascii="Times New Roman" w:hAnsi="Times New Roman" w:eastAsia="Times New Roman" w:cs="Times New Roman"/>
+        </w:rPr>
+        <w:t xml:space="preserve">1825 </w:t>
+      </w:r>
+      <w:r>
+        <w:rPr>
+          <w:rFonts w:hint="eastAsia" w:ascii="Times New Roman" w:hAnsi="Times New Roman" w:eastAsia="FangSong" w:cs="Times New Roman"/>
+        </w:rPr>
+        <w:t>年</w:t>
+      </w:r>
+      <w:r>
+        <w:rPr>
+          <w:rFonts w:hint="eastAsia" w:ascii="Times New Roman" w:hAnsi="Times New Roman" w:eastAsia="Times New Roman" w:cs="Times New Roman"/>
+        </w:rPr>
+        <w:t>，</w:t>
+      </w:r>
+      <w:r>
+        <w:rPr>
+          <w:rFonts w:ascii="Times New Roman" w:hAnsi="Times New Roman" w:eastAsia="Times New Roman" w:cs="Times New Roman"/>
+          <w:b/>
+          <w:bCs/>
+        </w:rPr>
+        <w:t xml:space="preserve">Faraday</w:t>
+      </w:r>
+      <w:r>
+        <w:rPr>
+          <w:rFonts w:ascii="Times New Roman" w:hAnsi="Times New Roman" w:eastAsia="Times New Roman" w:cs="Times New Roman"/>
+        </w:rPr>
+        <w:t xml:space="preserve"> </w:t>
+      </w:r>
+      <w:r>
+        <w:rPr>
+          <w:rFonts w:hint="eastAsia" w:ascii="Times New Roman" w:hAnsi="Times New Roman" w:eastAsia="FangSong" w:cs="Times New Roman"/>
+        </w:rPr>
+        <w:t>发现了苯</w:t>
+      </w:r>
+      <w:r>
+        <w:rPr>
+          <w:rFonts w:hint="eastAsia" w:ascii="Times New Roman" w:hAnsi="Times New Roman" w:eastAsia="Times New Roman" w:cs="Times New Roman"/>
+        </w:rPr>
+        <w:t>，</w:t>
+      </w:r>
+      <w:r>
+        <w:rPr>
+          <w:rFonts w:hint="eastAsia" w:ascii="Times New Roman" w:hAnsi="Times New Roman" w:eastAsia="FangSong" w:cs="Times New Roman"/>
+        </w:rPr>
+        <w:t>这是化学史上最重要的发现之一</w:t>
+      </w:r>
+      <w:r>
+        <w:rPr>
+          <w:rFonts w:hint="eastAsia" w:ascii="Times New Roman" w:hAnsi="Times New Roman" w:eastAsia="Times New Roman" w:cs="Times New Roman"/>
+        </w:rPr>
+        <w:t>，</w:t>
+      </w:r>
+      <w:r>
+        <w:rPr>
+          <w:rFonts w:hint="eastAsia" w:ascii="Times New Roman" w:hAnsi="Times New Roman" w:eastAsia="FangSong" w:cs="Times New Roman"/>
+        </w:rPr>
+        <w:t>此后</w:t>
+      </w:r>
+      <w:r>
+        <w:rPr>
+          <w:rFonts w:hint="eastAsia" w:ascii="Times New Roman" w:hAnsi="Times New Roman" w:eastAsia="Times New Roman" w:cs="Times New Roman"/>
+        </w:rPr>
+        <w:t>，</w:t>
+      </w:r>
+      <w:r>
+        <w:rPr>
+          <w:rFonts w:hint="eastAsia" w:ascii="Times New Roman" w:hAnsi="Times New Roman" w:eastAsia="FangSong" w:cs="Times New Roman"/>
+        </w:rPr>
+        <w:t>对于芳香性的研究进入了高潮</w:t>
+      </w:r>
+      <w:r>
+        <w:rPr>
+          <w:rFonts w:hint="eastAsia" w:ascii="Times New Roman" w:hAnsi="Times New Roman" w:eastAsia="Times New Roman" w:cs="Times New Roman"/>
+        </w:rPr>
+        <w:t>。1920</w:t>
+      </w:r>
+      <w:r>
+        <w:rPr>
+          <w:rFonts w:ascii="Times New Roman" w:hAnsi="Times New Roman" w:eastAsia="Times New Roman" w:cs="Times New Roman"/>
+        </w:rPr>
+        <w:t xml:space="preserve"> </w:t>
+      </w:r>
+      <w:r>
+        <w:rPr>
+          <w:rFonts w:hint="eastAsia" w:ascii="Times New Roman" w:hAnsi="Times New Roman" w:eastAsia="FangSong" w:cs="Times New Roman"/>
+        </w:rPr>
+        <w:t>年代</w:t>
+      </w:r>
+      <w:r>
+        <w:rPr>
+          <w:rFonts w:hint="eastAsia" w:ascii="Times New Roman" w:hAnsi="Times New Roman" w:eastAsia="Times New Roman" w:cs="Times New Roman"/>
+        </w:rPr>
+        <w:t>，</w:t>
+      </w:r>
+      <w:r>
+        <w:rPr>
+          <w:rFonts w:ascii="Times New Roman" w:hAnsi="Times New Roman" w:eastAsia="Times New Roman" w:cs="Times New Roman"/>
+          <w:b/>
+          <w:bCs/>
+        </w:rPr>
+        <w:t xml:space="preserve">Hückel</w:t>
+      </w:r>
+      <w:r>
+        <w:rPr>
+          <w:rFonts w:ascii="Times New Roman" w:hAnsi="Times New Roman" w:eastAsia="Times New Roman" w:cs="Times New Roman"/>
+        </w:rPr>
+        <w:t xml:space="preserve"> </w:t>
+      </w:r>
+      <w:r>
+        <w:rPr>
+          <w:rFonts w:hint="eastAsia" w:ascii="Times New Roman" w:hAnsi="Times New Roman" w:eastAsia="FangSong" w:cs="Times New Roman"/>
+        </w:rPr>
+        <w:t xml:space="preserve">将新兴量子力学理论应用于环状烯烃的</w:t>
+      </w:r>
+      <w:r>
+        <w:rPr>
+          <w:rFonts w:ascii="Times New Roman" w:hAnsi="Times New Roman" w:eastAsia="Times New Roman" w:cs="Times New Roman"/>
+        </w:rPr>
+        <w:t xml:space="preserve"> </w:t>
+      </w:r>
+      <m:oMath>
+        <m:r>
+          <m:t>π</m:t>
+        </m:r>
+      </m:oMath>
+      <w:r>
+        <w:rPr>
+          <w:rFonts w:ascii="Times New Roman" w:hAnsi="Times New Roman" w:eastAsia="Times New Roman" w:cs="Times New Roman"/>
+        </w:rPr>
+        <w:t xml:space="preserve"> </w:t>
+      </w:r>
+      <w:r>
+        <w:rPr>
+          <w:rFonts w:hint="eastAsia" w:ascii="Times New Roman" w:hAnsi="Times New Roman" w:eastAsia="FangSong" w:cs="Times New Roman"/>
+        </w:rPr>
+        <w:t>电子体系</w:t>
+      </w:r>
+      <w:r>
+        <w:rPr>
+          <w:rFonts w:hint="eastAsia" w:ascii="Times New Roman" w:hAnsi="Times New Roman" w:eastAsia="Times New Roman" w:cs="Times New Roman"/>
+        </w:rPr>
+        <w:t>，</w:t>
+      </w:r>
+      <w:r>
+        <w:rPr>
+          <w:rFonts w:hint="eastAsia" w:ascii="Times New Roman" w:hAnsi="Times New Roman" w:eastAsia="FangSong" w:cs="Times New Roman"/>
+        </w:rPr>
+        <w:t>提出了休克尔规则</w:t>
+      </w:r>
+      <w:r>
+        <w:rPr>
+          <w:rFonts w:hint="eastAsia" w:ascii="Times New Roman" w:hAnsi="Times New Roman" w:eastAsia="Times New Roman" w:cs="Times New Roman"/>
+        </w:rPr>
+        <w:t>，</w:t>
+      </w:r>
+      <w:r>
+        <w:rPr>
+          <w:rFonts w:hint="eastAsia" w:ascii="Times New Roman" w:hAnsi="Times New Roman" w:eastAsia="FangSong" w:cs="Times New Roman"/>
+        </w:rPr>
+        <w:t>解释为何具有</w:t>
       </w:r>
       <w:r>
         <w:rPr>
@@ -21173,100 +21300,1805 @@
           <m:rPr>
             <m:sty m:val="p"/>
           </m:rPr>
-          <m:t>p</m:t>
+          <m:t>(</m:t>
+        </m:r>
+        <m:r>
+          <m:t>4</m:t>
+        </m:r>
+        <m:r>
+          <m:t>n</m:t>
         </m:r>
         <m:r>
           <m:rPr>
-            <m:nor/>
             <m:sty m:val="p"/>
           </m:rPr>
-          <m:t>-</m:t>
-        </m:r>
+          <m:t>+</m:t>
+        </m:r>
+        <m:r>
+          <m:t>2</m:t>
+        </m:r>
+        <m:r>
+          <m:rPr>
+            <m:sty m:val="p"/>
+          </m:rPr>
+          <m:t>)</m:t>
+        </m:r>
+      </m:oMath>
+      <w:r>
+        <w:rPr>
+          <w:rFonts w:ascii="Times New Roman" w:hAnsi="Times New Roman" w:eastAsia="Times New Roman" w:cs="Times New Roman"/>
+        </w:rPr>
+        <w:t xml:space="preserve"> </w:t>
+      </w:r>
+      <w:r>
+        <w:rPr>
+          <w:rFonts w:hint="eastAsia" w:ascii="Times New Roman" w:hAnsi="Times New Roman" w:eastAsia="FangSong" w:cs="Times New Roman"/>
+        </w:rPr>
+        <w:t xml:space="preserve">个</w:t>
+      </w:r>
+      <w:r>
+        <w:rPr>
+          <w:rFonts w:ascii="Times New Roman" w:hAnsi="Times New Roman" w:eastAsia="Times New Roman" w:cs="Times New Roman"/>
+        </w:rPr>
+        <w:t xml:space="preserve"> </w:t>
+      </w:r>
+      <m:oMath>
+        <m:r>
+          <m:t>π</m:t>
+        </m:r>
+      </m:oMath>
+      <w:r>
+        <w:rPr>
+          <w:rFonts w:ascii="Times New Roman" w:hAnsi="Times New Roman" w:eastAsia="Times New Roman" w:cs="Times New Roman"/>
+        </w:rPr>
+        <w:t xml:space="preserve"> </w:t>
+      </w:r>
+      <w:r>
+        <w:rPr>
+          <w:rFonts w:hint="eastAsia" w:ascii="Times New Roman" w:hAnsi="Times New Roman" w:eastAsia="FangSong" w:cs="Times New Roman"/>
+        </w:rPr>
+        <w:t>电子</w:t>
+      </w:r>
+      <w:r>
+        <w:rPr>
+          <w:rFonts w:hint="eastAsia" w:ascii="Times New Roman" w:hAnsi="Times New Roman" w:eastAsia="Times New Roman" w:cs="Times New Roman"/>
+        </w:rPr>
+        <w:t>（</w:t>
+      </w:r>
+      <m:oMath>
+        <m:r>
+          <m:t>n</m:t>
+        </m:r>
+      </m:oMath>
+      <w:r>
+        <w:rPr>
+          <w:rFonts w:ascii="Times New Roman" w:hAnsi="Times New Roman" w:eastAsia="Times New Roman" w:cs="Times New Roman"/>
+        </w:rPr>
+        <w:t xml:space="preserve"> </w:t>
+      </w:r>
+      <w:r>
+        <w:rPr>
+          <w:rFonts w:hint="eastAsia" w:ascii="Times New Roman" w:hAnsi="Times New Roman" w:eastAsia="FangSong" w:cs="Times New Roman"/>
+        </w:rPr>
+        <w:t>为自然数</w:t>
+      </w:r>
+      <w:r>
+        <w:rPr>
+          <w:rFonts w:hint="eastAsia" w:ascii="Times New Roman" w:hAnsi="Times New Roman" w:eastAsia="Times New Roman" w:cs="Times New Roman"/>
+        </w:rPr>
+        <w:t>）</w:t>
+      </w:r>
+      <w:r>
+        <w:rPr>
+          <w:rFonts w:hint="eastAsia" w:ascii="Times New Roman" w:hAnsi="Times New Roman" w:eastAsia="FangSong" w:cs="Times New Roman"/>
+        </w:rPr>
+        <w:t>的体系格外稳定</w:t>
+      </w:r>
+      <w:r>
+        <w:rPr>
+          <w:rFonts w:hint="eastAsia" w:ascii="Times New Roman" w:hAnsi="Times New Roman" w:eastAsia="Times New Roman" w:cs="Times New Roman"/>
+        </w:rPr>
+        <w:t>，</w:t>
+      </w:r>
+      <w:r>
+        <w:rPr>
+          <w:rFonts w:hint="eastAsia" w:ascii="Times New Roman" w:hAnsi="Times New Roman" w:eastAsia="FangSong" w:cs="Times New Roman"/>
+        </w:rPr>
+        <w:t>然而</w:t>
+      </w:r>
+      <w:r>
+        <w:rPr>
+          <w:rFonts w:hint="eastAsia" w:ascii="Times New Roman" w:hAnsi="Times New Roman" w:eastAsia="Times New Roman" w:cs="Times New Roman"/>
+        </w:rPr>
+        <w:t>，</w:t>
+      </w:r>
+      <w:r>
+        <w:rPr>
+          <w:rFonts w:hint="eastAsia" w:ascii="Times New Roman" w:hAnsi="Times New Roman" w:eastAsia="FangSong" w:cs="Times New Roman"/>
+        </w:rPr>
+        <w:t>反</w:t>
+      </w:r>
+      <w:r>
+        <w:rPr>
+          <w:rFonts w:hint="eastAsia" w:ascii="Times New Roman" w:hAnsi="Times New Roman" w:eastAsia="Times New Roman" w:cs="Times New Roman"/>
+        </w:rPr>
+        <w:t>……</w:t>
+      </w:r>
+    </w:p>
+    <w:p>
+      <w:pPr>
+        <w:pStyle w:val="BodyText"/>
+        <w:spacing w:before="160" w:after="80"/>
+        <w:jc w:val="center"/>
+      </w:pPr>
+      <w:r>
+        <w:rPr>
+          <w:rFonts w:ascii="Times New Roman" w:hAnsi="Times New Roman" w:eastAsia="Times New Roman" w:cs="Times New Roman"/>
+        </w:rPr>
+        <w:drawing>
+          <wp:inline>
+            <wp:extent cx="3600000" cy="1658259"/>
+            <wp:effectExtent b="0" l="0" r="0" t="0"/>
+            <wp:docPr descr="" title="" id="260" name="Picture"/>
+            <a:graphic>
+              <a:graphicData uri="http://schemas.openxmlformats.org/drawingml/2006/picture">
+                <pic:pic>
+                  <pic:nvPicPr>
+                    <pic:cNvPr descr="2b0998cb34bb9c40ed563484eaa6bd1b7bb30b2a90d93b163da6307e5c554a4c.jpg" id="261" name="Picture"/>
+                    <pic:cNvPicPr>
+                      <a:picLocks noChangeArrowheads="1" noChangeAspect="1"/>
+                    </pic:cNvPicPr>
+                  </pic:nvPicPr>
+                  <pic:blipFill>
+                    <a:blip r:embed="rId259"/>
+                    <a:stretch>
+                      <a:fillRect/>
+                    </a:stretch>
+                  </pic:blipFill>
+                  <pic:spPr bwMode="auto">
+                    <a:xfrm>
+                      <a:off x="0" y="0"/>
+                      <a:ext cx="3600000" cy="1658259"/>
+                    </a:xfrm>
+                    <a:prstGeom prst="rect">
+                      <a:avLst/>
+                    </a:prstGeom>
+                    <a:noFill/>
+                    <a:ln w="9525">
+                      <a:noFill/>
+                      <a:headEnd/>
+                      <a:tailEnd/>
+                    </a:ln>
+                  </pic:spPr>
+                </pic:pic>
+              </a:graphicData>
+            </a:graphic>
+          </wp:inline>
+        </w:drawing>
+      </w:r>
+    </w:p>
+    <w:bookmarkStart w:id="265" w:name="分"/>
+    <w:p>
+      <w:pPr>
+        <w:pStyle w:val="Heading3"/>
+        <w:spacing w:before="280" w:after="120"/>
+      </w:pPr>
+      <w:r>
+        <w:rPr>
+          <w:rFonts w:hint="eastAsia" w:ascii="Times New Roman" w:hAnsi="Times New Roman" w:eastAsia="Times New Roman" w:cs="Times New Roman"/>
+        </w:rPr>
+        <w:t xml:space="preserve">10.1（13</w:t>
+      </w:r>
+      <w:r>
+        <w:rPr>
+          <w:rFonts w:ascii="Times New Roman" w:hAnsi="Times New Roman" w:eastAsia="Times New Roman" w:cs="Times New Roman"/>
+        </w:rPr>
+        <w:t xml:space="preserve"> </w:t>
+      </w:r>
+      <w:r>
+        <w:rPr>
+          <w:rFonts w:hint="eastAsia" w:ascii="Times New Roman" w:hAnsi="Times New Roman" w:eastAsia="SimHei" w:cs="Times New Roman"/>
+        </w:rPr>
+        <w:t>分</w:t>
+      </w:r>
+      <w:r>
+        <w:rPr>
+          <w:rFonts w:hint="eastAsia" w:ascii="Times New Roman" w:hAnsi="Times New Roman" w:eastAsia="Times New Roman" w:cs="Times New Roman"/>
+        </w:rPr>
+        <w:t>）</w:t>
+      </w:r>
+    </w:p>
+    <w:p>
+      <w:pPr>
+        <w:pStyle w:val="FirstParagraph"/>
+      </w:pPr>
+      <w:r>
+        <w:rPr>
+          <w:rFonts w:hint="eastAsia" w:ascii="Times New Roman" w:hAnsi="Times New Roman" w:eastAsia="FangSong" w:cs="Times New Roman"/>
+        </w:rPr>
+        <w:t>研究表明</w:t>
+      </w:r>
+      <w:r>
+        <w:rPr>
+          <w:rFonts w:hint="eastAsia" w:ascii="Times New Roman" w:hAnsi="Times New Roman" w:eastAsia="Times New Roman" w:cs="Times New Roman"/>
+        </w:rPr>
+        <w:t>，</w:t>
+      </w:r>
+      <w:r>
+        <w:rPr>
+          <w:rFonts w:hint="eastAsia" w:ascii="Times New Roman" w:hAnsi="Times New Roman" w:eastAsia="FangSong" w:cs="Times New Roman"/>
+        </w:rPr>
+        <w:t>芳基取代的环戊二烯正离子存在</w:t>
+      </w:r>
+      <w:r>
+        <w:rPr>
+          <w:rFonts w:hint="eastAsia" w:ascii="Times New Roman" w:hAnsi="Times New Roman" w:eastAsia="FangSong" w:cs="Times New Roman"/>
+          <w:b/>
+          <w:bCs/>
+        </w:rPr>
+        <w:t xml:space="preserve">单线态</w:t>
+      </w:r>
+      <w:r>
+        <w:rPr>
+          <w:rFonts w:hint="eastAsia" w:ascii="Times New Roman" w:hAnsi="Times New Roman" w:eastAsia="FangSong" w:cs="Times New Roman"/>
+        </w:rPr>
+        <w:t xml:space="preserve">和</w:t>
+      </w:r>
+      <w:r>
+        <w:rPr>
+          <w:rFonts w:hint="eastAsia" w:ascii="Times New Roman" w:hAnsi="Times New Roman" w:eastAsia="FangSong" w:cs="Times New Roman"/>
+          <w:b/>
+          <w:bCs/>
+        </w:rPr>
+        <w:t xml:space="preserve">三线态</w:t>
+      </w:r>
+      <w:r>
+        <w:rPr>
+          <w:rFonts w:hint="eastAsia" w:ascii="Times New Roman" w:hAnsi="Times New Roman" w:eastAsia="FangSong" w:cs="Times New Roman"/>
+        </w:rPr>
+        <w:t>两种可能</w:t>
+      </w:r>
+      <w:r>
+        <w:rPr>
+          <w:rFonts w:hint="eastAsia" w:ascii="Times New Roman" w:hAnsi="Times New Roman" w:eastAsia="Times New Roman" w:cs="Times New Roman"/>
+        </w:rPr>
+        <w:t>。</w:t>
+      </w:r>
+      <w:r>
+        <w:rPr>
+          <w:rFonts w:hint="eastAsia" w:ascii="Times New Roman" w:hAnsi="Times New Roman" w:eastAsia="FangSong" w:cs="Times New Roman"/>
+        </w:rPr>
+        <w:t>在答题纸上先画出相应自旋多重态的环戊二烯正离子结构式</w:t>
+      </w:r>
+      <w:r>
+        <w:rPr>
+          <w:rFonts w:hint="eastAsia" w:ascii="Times New Roman" w:hAnsi="Times New Roman" w:eastAsia="Times New Roman" w:cs="Times New Roman"/>
+        </w:rPr>
+        <w:t>，</w:t>
+      </w:r>
+      <w:r>
+        <w:rPr>
+          <w:rFonts w:hint="eastAsia" w:ascii="Times New Roman" w:hAnsi="Times New Roman" w:eastAsia="FangSong" w:cs="Times New Roman"/>
+        </w:rPr>
+        <w:t>然后在下方画出与该结构式相对应的</w:t>
+      </w:r>
+      <w:r>
+        <w:rPr>
+          <w:rFonts w:hint="eastAsia" w:ascii="Times New Roman" w:hAnsi="Times New Roman" w:eastAsia="FangSong" w:cs="Times New Roman"/>
+          <w:b/>
+          <w:bCs/>
+        </w:rPr>
+        <w:t xml:space="preserve">分子轨道</w:t>
+      </w:r>
+      <w:r>
+        <w:rPr>
+          <w:rFonts w:hint="eastAsia" w:ascii="Times New Roman" w:hAnsi="Times New Roman" w:eastAsia="Times New Roman" w:cs="Times New Roman"/>
+        </w:rPr>
+        <w:t xml:space="preserve">（</w:t>
+      </w:r>
+      <m:oMath>
+        <m:sSub>
+          <m:e>
+            <m:r>
+              <m:t>ψ</m:t>
+            </m:r>
+          </m:e>
+          <m:sub>
+            <m:r>
+              <m:t>1</m:t>
+            </m:r>
+          </m:sub>
+        </m:sSub>
+      </m:oMath>
+      <w:r>
+        <w:rPr>
+          <w:rFonts w:ascii="Times New Roman" w:hAnsi="Times New Roman" w:eastAsia="Times New Roman" w:cs="Times New Roman"/>
+        </w:rPr>
+        <w:t xml:space="preserve"> </w:t>
+      </w:r>
+      <w:r>
+        <w:rPr>
+          <w:rFonts w:hint="eastAsia" w:ascii="Times New Roman" w:hAnsi="Times New Roman" w:eastAsia="FangSong" w:cs="Times New Roman"/>
+        </w:rPr>
+        <w:t>分子轨道已经画出</w:t>
+      </w:r>
+      <w:r>
+        <w:rPr>
+          <w:rFonts w:hint="eastAsia" w:ascii="Times New Roman" w:hAnsi="Times New Roman" w:eastAsia="Times New Roman" w:cs="Times New Roman"/>
+        </w:rPr>
+        <w:t>），</w:t>
+      </w:r>
+      <w:r>
+        <w:rPr>
+          <w:rFonts w:hint="eastAsia" w:ascii="Times New Roman" w:hAnsi="Times New Roman" w:eastAsia="FangSong" w:cs="Times New Roman"/>
+        </w:rPr>
+        <w:t>并在旁边的横线上填入电子</w:t>
+      </w:r>
+      <w:r>
+        <w:rPr>
+          <w:rFonts w:hint="eastAsia" w:ascii="Times New Roman" w:hAnsi="Times New Roman" w:eastAsia="Times New Roman" w:cs="Times New Roman"/>
+        </w:rPr>
+        <w:t>（</w:t>
+      </w:r>
+      <w:r>
+        <w:rPr>
+          <w:rFonts w:hint="eastAsia" w:ascii="Times New Roman" w:hAnsi="Times New Roman" w:eastAsia="FangSong" w:cs="Times New Roman"/>
+        </w:rPr>
+        <w:t>如果此轨道上没有电子就画</w:t>
+      </w:r>
+      <w:r>
+        <w:rPr>
+          <w:rFonts w:ascii="Times New Roman" w:hAnsi="Times New Roman" w:eastAsia="Times New Roman" w:cs="Times New Roman"/>
+        </w:rPr>
+        <w:t xml:space="preserve"> </w:t>
+      </w:r>
+      <w:r>
+        <w:rPr>
+          <w:rFonts w:hint="eastAsia" w:ascii="Times New Roman" w:hAnsi="Times New Roman" w:eastAsia="Times New Roman" w:cs="Times New Roman"/>
+        </w:rPr>
+        <w:t>X），</w:t>
+      </w:r>
+      <w:r>
+        <w:rPr>
+          <w:rFonts w:hint="eastAsia" w:ascii="Times New Roman" w:hAnsi="Times New Roman" w:eastAsia="FangSong" w:cs="Times New Roman"/>
+        </w:rPr>
+        <w:t>最后确定你所画的分子轨道为单线态还是三线态</w:t>
+      </w:r>
+      <w:r>
+        <w:rPr>
+          <w:rFonts w:hint="eastAsia" w:ascii="Times New Roman" w:hAnsi="Times New Roman" w:eastAsia="Times New Roman" w:cs="Times New Roman"/>
+        </w:rPr>
+        <w:t>。</w:t>
+      </w:r>
+    </w:p>
+    <w:p>
+      <w:pPr>
+        <w:pStyle w:val="BlockText"/>
+      </w:pPr>
+      <w:r>
+        <w:rPr>
+          <w:rFonts w:hint="eastAsia" w:ascii="Times New Roman" w:hAnsi="Times New Roman" w:eastAsia="FangSong" w:cs="Times New Roman"/>
+        </w:rPr>
+        <w:t>提示</w:t>
+      </w:r>
+      <w:r>
+        <w:rPr>
+          <w:rFonts w:hint="eastAsia" w:ascii="Times New Roman" w:hAnsi="Times New Roman" w:eastAsia="Times New Roman" w:cs="Times New Roman"/>
+        </w:rPr>
+        <w:t>：</w:t>
+      </w:r>
+      <w:r>
+        <w:rPr>
+          <w:rFonts w:hint="eastAsia" w:ascii="Times New Roman" w:hAnsi="Times New Roman" w:eastAsia="FangSong" w:cs="Times New Roman"/>
+        </w:rPr>
+        <w:t>画图时</w:t>
+      </w:r>
+      <w:r>
+        <w:rPr>
+          <w:rFonts w:hint="eastAsia" w:ascii="Times New Roman" w:hAnsi="Times New Roman" w:eastAsia="Times New Roman" w:cs="Times New Roman"/>
+        </w:rPr>
+        <w:t>，</w:t>
+      </w:r>
+      <w:r>
+        <w:rPr>
+          <w:rFonts w:hint="eastAsia" w:ascii="Times New Roman" w:hAnsi="Times New Roman" w:eastAsia="FangSong" w:cs="Times New Roman"/>
+        </w:rPr>
+        <w:t>用</w:t>
+      </w:r>
+      <w:r>
+        <w:rPr>
+          <w:rFonts w:ascii="Times New Roman" w:hAnsi="Times New Roman" w:eastAsia="Times New Roman" w:cs="Times New Roman"/>
+        </w:rPr>
+        <w:t xml:space="preserve"> </w:t>
+      </w:r>
+      <w:r>
+        <w:rPr>
+          <w:rFonts w:ascii="Times New Roman" w:hAnsi="Times New Roman" w:eastAsia="Times New Roman" w:cs="Times New Roman"/>
+          <w:b/>
+          <w:bCs/>
+        </w:rPr>
+        <w:t xml:space="preserve">1</w:t>
+      </w:r>
+      <w:r>
+        <w:rPr>
+          <w:rFonts w:ascii="Times New Roman" w:hAnsi="Times New Roman" w:eastAsia="Times New Roman" w:cs="Times New Roman"/>
+        </w:rPr>
+        <w:t xml:space="preserve"> </w:t>
+      </w:r>
+      <w:r>
+        <w:rPr>
+          <w:rFonts w:hint="eastAsia" w:ascii="Times New Roman" w:hAnsi="Times New Roman" w:eastAsia="FangSong" w:cs="Times New Roman"/>
+        </w:rPr>
+        <w:t xml:space="preserve">表示</w:t>
+      </w:r>
+      <w:r>
+        <w:rPr>
+          <w:rFonts w:ascii="Times New Roman" w:hAnsi="Times New Roman" w:eastAsia="Times New Roman" w:cs="Times New Roman"/>
+        </w:rPr>
+        <w:t xml:space="preserve"> </w:t>
+      </w:r>
+      <w:r>
+        <w:rPr>
+          <w:rFonts w:hint="eastAsia" w:ascii="Times New Roman" w:hAnsi="Times New Roman" w:eastAsia="Times New Roman" w:cs="Times New Roman"/>
+        </w:rPr>
+        <w:t>①；</w:t>
+      </w:r>
+      <w:r>
+        <w:rPr>
+          <w:rFonts w:hint="eastAsia" w:ascii="Times New Roman" w:hAnsi="Times New Roman" w:eastAsia="FangSong" w:cs="Times New Roman"/>
+        </w:rPr>
+        <w:t>用</w:t>
+      </w:r>
+      <w:r>
+        <w:rPr>
+          <w:rFonts w:ascii="Times New Roman" w:hAnsi="Times New Roman" w:eastAsia="Times New Roman" w:cs="Times New Roman"/>
+        </w:rPr>
+        <w:t xml:space="preserve"> </w:t>
+      </w:r>
+      <w:r>
+        <w:rPr>
+          <w:rFonts w:ascii="Times New Roman" w:hAnsi="Times New Roman" w:eastAsia="Times New Roman" w:cs="Times New Roman"/>
+          <w:b/>
+          <w:bCs/>
+        </w:rPr>
+        <w:t xml:space="preserve">2</w:t>
+      </w:r>
+      <w:r>
+        <w:rPr>
+          <w:rFonts w:ascii="Times New Roman" w:hAnsi="Times New Roman" w:eastAsia="Times New Roman" w:cs="Times New Roman"/>
+        </w:rPr>
+        <w:t xml:space="preserve"> </w:t>
+      </w:r>
+      <w:r>
+        <w:rPr>
+          <w:rFonts w:hint="eastAsia" w:ascii="Times New Roman" w:hAnsi="Times New Roman" w:eastAsia="FangSong" w:cs="Times New Roman"/>
+        </w:rPr>
+        <w:t xml:space="preserve">表示</w:t>
+      </w:r>
+      <w:r>
+        <w:rPr>
+          <w:rFonts w:ascii="Times New Roman" w:hAnsi="Times New Roman" w:eastAsia="Times New Roman" w:cs="Times New Roman"/>
+        </w:rPr>
+        <w:t xml:space="preserve"> </w:t>
+      </w:r>
+      <w:r>
+        <w:rPr>
+          <w:rFonts w:hint="eastAsia" w:ascii="Times New Roman" w:hAnsi="Times New Roman" w:eastAsia="Times New Roman" w:cs="Times New Roman"/>
+        </w:rPr>
+        <w:t>②；</w:t>
+      </w:r>
+      <w:r>
+        <w:rPr>
+          <w:rFonts w:hint="eastAsia" w:ascii="Times New Roman" w:hAnsi="Times New Roman" w:eastAsia="FangSong" w:cs="Times New Roman"/>
+        </w:rPr>
+        <w:t>用</w:t>
+      </w:r>
+      <w:r>
+        <w:rPr>
+          <w:rFonts w:ascii="Times New Roman" w:hAnsi="Times New Roman" w:eastAsia="Times New Roman" w:cs="Times New Roman"/>
+        </w:rPr>
+        <w:t xml:space="preserve"> </w:t>
+      </w:r>
+      <w:r>
+        <w:rPr>
+          <w:rFonts w:ascii="Times New Roman" w:hAnsi="Times New Roman" w:eastAsia="Times New Roman" w:cs="Times New Roman"/>
+          <w:b/>
+          <w:bCs/>
+        </w:rPr>
+        <w:t xml:space="preserve">3</w:t>
+      </w:r>
+      <w:r>
+        <w:rPr>
+          <w:rFonts w:ascii="Times New Roman" w:hAnsi="Times New Roman" w:eastAsia="Times New Roman" w:cs="Times New Roman"/>
+        </w:rPr>
+        <w:t xml:space="preserve"> </w:t>
+      </w:r>
+      <w:r>
+        <w:rPr>
+          <w:rFonts w:hint="eastAsia" w:ascii="Times New Roman" w:hAnsi="Times New Roman" w:eastAsia="FangSong" w:cs="Times New Roman"/>
+        </w:rPr>
+        <w:t xml:space="preserve">表示此碳原子上没有分配</w:t>
+      </w:r>
+      <w:r>
+        <w:rPr>
+          <w:rFonts w:ascii="Times New Roman" w:hAnsi="Times New Roman" w:eastAsia="Times New Roman" w:cs="Times New Roman"/>
+        </w:rPr>
+        <w:t xml:space="preserve"> p </w:t>
+      </w:r>
+      <w:r>
+        <w:rPr>
+          <w:rFonts w:hint="eastAsia" w:ascii="Times New Roman" w:hAnsi="Times New Roman" w:eastAsia="FangSong" w:cs="Times New Roman"/>
+        </w:rPr>
+        <w:t>轨道</w:t>
+      </w:r>
+      <w:r>
+        <w:rPr>
+          <w:rFonts w:hint="eastAsia" w:ascii="Times New Roman" w:hAnsi="Times New Roman" w:eastAsia="Times New Roman" w:cs="Times New Roman"/>
+        </w:rPr>
+        <w:t>。</w:t>
+      </w:r>
+    </w:p>
+    <w:p>
+      <w:pPr>
+        <w:pStyle w:val="FirstParagraph"/>
+      </w:pPr>
+      <w:r>
+        <w:rPr>
+          <w:rFonts w:hint="eastAsia" w:ascii="Times New Roman" w:hAnsi="Times New Roman" w:eastAsia="FangSong" w:cs="Times New Roman"/>
+        </w:rPr>
+        <w:t>因此</w:t>
+      </w:r>
+      <w:r>
+        <w:rPr>
+          <w:rFonts w:hint="eastAsia" w:ascii="Times New Roman" w:hAnsi="Times New Roman" w:eastAsia="Times New Roman" w:cs="Times New Roman"/>
+        </w:rPr>
+        <w:t>，</w:t>
+      </w:r>
+      <w:r>
+        <w:rPr>
+          <w:rFonts w:hint="eastAsia" w:ascii="Times New Roman" w:hAnsi="Times New Roman" w:eastAsia="FangSong" w:cs="Times New Roman"/>
+        </w:rPr>
+        <w:t>此碳正离子分子轨道的</w:t>
+      </w:r>
+      <w:r>
+        <w:rPr>
+          <w:rFonts w:ascii="Times New Roman" w:hAnsi="Times New Roman" w:eastAsia="Times New Roman" w:cs="Times New Roman"/>
+        </w:rPr>
+        <w:t xml:space="preserve"> </w:t>
+      </w:r>
+      <m:oMath>
+        <m:sSub>
+          <m:e>
+            <m:r>
+              <m:t>ψ</m:t>
+            </m:r>
+          </m:e>
+          <m:sub>
+            <m:r>
+              <m:t>1</m:t>
+            </m:r>
+          </m:sub>
+        </m:sSub>
+      </m:oMath>
+      <w:r>
+        <w:rPr>
+          <w:rFonts w:ascii="Times New Roman" w:hAnsi="Times New Roman" w:eastAsia="Times New Roman" w:cs="Times New Roman"/>
+        </w:rPr>
+        <w:t xml:space="preserve"> </w:t>
+      </w:r>
+      <w:r>
+        <w:rPr>
+          <w:rFonts w:hint="eastAsia" w:ascii="Times New Roman" w:hAnsi="Times New Roman" w:eastAsia="FangSong" w:cs="Times New Roman"/>
+        </w:rPr>
+        <w:t>可以表示为</w:t>
+      </w:r>
+      <w:r>
+        <w:rPr>
+          <w:rFonts w:hint="eastAsia" w:ascii="Times New Roman" w:hAnsi="Times New Roman" w:eastAsia="Times New Roman" w:cs="Times New Roman"/>
+        </w:rPr>
+        <w:t>（</w:t>
+      </w:r>
+      <w:r>
+        <w:rPr>
+          <w:rFonts w:hint="eastAsia" w:ascii="Times New Roman" w:hAnsi="Times New Roman" w:eastAsia="FangSong" w:cs="Times New Roman"/>
+        </w:rPr>
+        <w:t>原卷图示</w:t>
+      </w:r>
+      <w:r>
+        <w:rPr>
+          <w:rFonts w:hint="eastAsia" w:ascii="Times New Roman" w:hAnsi="Times New Roman" w:eastAsia="Times New Roman" w:cs="Times New Roman"/>
+        </w:rPr>
+        <w:t>）：</w:t>
+      </w:r>
+    </w:p>
+    <w:p>
+      <w:pPr>
+        <w:pStyle w:val="BodyText"/>
+        <w:spacing w:before="160" w:after="80"/>
+        <w:jc w:val="center"/>
+      </w:pPr>
+      <w:r>
+        <w:rPr>
+          <w:rFonts w:ascii="Times New Roman" w:hAnsi="Times New Roman" w:eastAsia="Times New Roman" w:cs="Times New Roman"/>
+        </w:rPr>
+        <w:drawing>
+          <wp:inline>
+            <wp:extent cx="1612900" cy="1803400"/>
+            <wp:effectExtent b="0" l="0" r="0" t="0"/>
+            <wp:docPr descr="" title="" id="263" name="Picture"/>
+            <a:graphic>
+              <a:graphicData uri="http://schemas.openxmlformats.org/drawingml/2006/picture">
+                <pic:pic>
+                  <pic:nvPicPr>
+                    <pic:cNvPr descr="9224b5ac5570b0305a9782d4c5c72d98ee3d91c621bd772223ea7bf96d908fd8.jpg" id="264" name="Picture"/>
+                    <pic:cNvPicPr>
+                      <a:picLocks noChangeArrowheads="1" noChangeAspect="1"/>
+                    </pic:cNvPicPr>
+                  </pic:nvPicPr>
+                  <pic:blipFill>
+                    <a:blip r:embed="rId262"/>
+                    <a:stretch>
+                      <a:fillRect/>
+                    </a:stretch>
+                  </pic:blipFill>
+                  <pic:spPr bwMode="auto">
+                    <a:xfrm>
+                      <a:off x="0" y="0"/>
+                      <a:ext cx="1612900" cy="1803400"/>
+                    </a:xfrm>
+                    <a:prstGeom prst="rect">
+                      <a:avLst/>
+                    </a:prstGeom>
+                    <a:noFill/>
+                    <a:ln w="9525">
+                      <a:noFill/>
+                      <a:headEnd/>
+                      <a:tailEnd/>
+                    </a:ln>
+                  </pic:spPr>
+                </pic:pic>
+              </a:graphicData>
+            </a:graphic>
+          </wp:inline>
+        </w:drawing>
+      </w:r>
+    </w:p>
+    <w:bookmarkEnd w:id="265"/>
+    <w:bookmarkStart w:id="269" w:name="分-1"/>
+    <w:p>
+      <w:pPr>
+        <w:pStyle w:val="Heading3"/>
+        <w:spacing w:before="280" w:after="120"/>
+      </w:pPr>
+      <w:r>
+        <w:rPr>
+          <w:rFonts w:hint="eastAsia" w:ascii="Times New Roman" w:hAnsi="Times New Roman" w:eastAsia="Times New Roman" w:cs="Times New Roman"/>
+        </w:rPr>
+        <w:t xml:space="preserve">10.2（8</w:t>
+      </w:r>
+      <w:r>
+        <w:rPr>
+          <w:rFonts w:ascii="Times New Roman" w:hAnsi="Times New Roman" w:eastAsia="Times New Roman" w:cs="Times New Roman"/>
+        </w:rPr>
+        <w:t xml:space="preserve"> </w:t>
+      </w:r>
+      <w:r>
+        <w:rPr>
+          <w:rFonts w:hint="eastAsia" w:ascii="Times New Roman" w:hAnsi="Times New Roman" w:eastAsia="SimHei" w:cs="Times New Roman"/>
+        </w:rPr>
+        <w:t>分</w:t>
+      </w:r>
+      <w:r>
+        <w:rPr>
+          <w:rFonts w:hint="eastAsia" w:ascii="Times New Roman" w:hAnsi="Times New Roman" w:eastAsia="Times New Roman" w:cs="Times New Roman"/>
+        </w:rPr>
+        <w:t>）</w:t>
+      </w:r>
+    </w:p>
+    <w:p>
+      <w:pPr>
+        <w:pStyle w:val="FirstParagraph"/>
+      </w:pPr>
+      <w:r>
+        <w:rPr>
+          <w:rFonts w:hint="eastAsia" w:ascii="Times New Roman" w:hAnsi="Times New Roman" w:eastAsia="FangSong" w:cs="Times New Roman"/>
+        </w:rPr>
+        <w:t xml:space="preserve">为了了解阳离子</w:t>
+      </w:r>
+      <w:r>
+        <w:rPr>
+          <w:rFonts w:ascii="Times New Roman" w:hAnsi="Times New Roman" w:eastAsia="Times New Roman" w:cs="Times New Roman"/>
+        </w:rPr>
+        <w:t xml:space="preserve"> </w:t>
+      </w:r>
+      <w:r>
+        <w:rPr>
+          <w:rFonts w:ascii="Times New Roman" w:hAnsi="Times New Roman" w:eastAsia="Times New Roman" w:cs="Times New Roman"/>
+          <w:b/>
+          <w:bCs/>
+        </w:rPr>
+        <w:t xml:space="preserve">1</w:t>
+      </w:r>
+      <w:r>
+        <w:rPr>
+          <w:rFonts w:ascii="Times New Roman" w:hAnsi="Times New Roman" w:eastAsia="Times New Roman" w:cs="Times New Roman"/>
+        </w:rPr>
+        <w:t xml:space="preserve"> </w:t>
+      </w:r>
+      <w:r>
+        <w:rPr>
+          <w:rFonts w:hint="eastAsia" w:ascii="Times New Roman" w:hAnsi="Times New Roman" w:eastAsia="FangSong" w:cs="Times New Roman"/>
+        </w:rPr>
+        <w:t>的反应活性</w:t>
+      </w:r>
+      <w:r>
+        <w:rPr>
+          <w:rFonts w:hint="eastAsia" w:ascii="Times New Roman" w:hAnsi="Times New Roman" w:eastAsia="Times New Roman" w:cs="Times New Roman"/>
+        </w:rPr>
+        <w:t>，</w:t>
+      </w:r>
+      <w:r>
+        <w:rPr>
+          <w:rFonts w:hint="eastAsia" w:ascii="Times New Roman" w:hAnsi="Times New Roman" w:eastAsia="FangSong" w:cs="Times New Roman"/>
+        </w:rPr>
+        <w:t>研究人员进行了以下研究</w:t>
+      </w:r>
+      <w:r>
+        <w:rPr>
+          <w:rFonts w:hint="eastAsia" w:ascii="Times New Roman" w:hAnsi="Times New Roman" w:eastAsia="Times New Roman" w:cs="Times New Roman"/>
+        </w:rPr>
+        <w:t>，</w:t>
+      </w:r>
+      <w:r>
+        <w:rPr>
+          <w:rFonts w:hint="eastAsia" w:ascii="Times New Roman" w:hAnsi="Times New Roman" w:eastAsia="FangSong" w:cs="Times New Roman"/>
+        </w:rPr>
+        <w:t>画出以下转换过程中化合物</w:t>
+      </w:r>
+      <w:r>
+        <w:rPr>
+          <w:rFonts w:ascii="Times New Roman" w:hAnsi="Times New Roman" w:eastAsia="Times New Roman" w:cs="Times New Roman"/>
+        </w:rPr>
+        <w:t xml:space="preserve"> </w:t>
+      </w:r>
+      <w:r>
+        <w:rPr>
+          <w:rFonts w:ascii="Times New Roman" w:hAnsi="Times New Roman" w:eastAsia="Times New Roman" w:cs="Times New Roman"/>
+          <w:b/>
+          <w:bCs/>
+        </w:rPr>
+        <w:t xml:space="preserve">A–D</w:t>
+      </w:r>
+      <w:r>
+        <w:rPr>
+          <w:rFonts w:ascii="Times New Roman" w:hAnsi="Times New Roman" w:eastAsia="Times New Roman" w:cs="Times New Roman"/>
+        </w:rPr>
+        <w:t xml:space="preserve"> </w:t>
+      </w:r>
+      <w:r>
+        <w:rPr>
+          <w:rFonts w:hint="eastAsia" w:ascii="Times New Roman" w:hAnsi="Times New Roman" w:eastAsia="FangSong" w:cs="Times New Roman"/>
+        </w:rPr>
+        <w:t>的结构式</w:t>
+      </w:r>
+      <w:r>
+        <w:rPr>
+          <w:rFonts w:hint="eastAsia" w:ascii="Times New Roman" w:hAnsi="Times New Roman" w:eastAsia="Times New Roman" w:cs="Times New Roman"/>
+        </w:rPr>
+        <w:t>。</w:t>
+      </w:r>
+    </w:p>
+    <w:p>
+      <w:pPr>
+        <w:pStyle w:val="BlockText"/>
+      </w:pPr>
+      <w:r>
+        <w:rPr>
+          <w:rFonts w:hint="eastAsia" w:ascii="Times New Roman" w:hAnsi="Times New Roman" w:eastAsia="FangSong" w:cs="Times New Roman"/>
+        </w:rPr>
+        <w:t>提示</w:t>
+      </w:r>
+      <w:r>
+        <w:rPr>
+          <w:rFonts w:hint="eastAsia" w:ascii="Times New Roman" w:hAnsi="Times New Roman" w:eastAsia="Times New Roman" w:cs="Times New Roman"/>
+        </w:rPr>
+        <w:t>：</w:t>
+      </w:r>
+      <w:r>
+        <w:rPr>
+          <w:rFonts w:hint="eastAsia" w:ascii="Times New Roman" w:hAnsi="Times New Roman" w:eastAsia="FangSong" w:cs="Times New Roman"/>
+        </w:rPr>
+        <w:t>有些结构式可能是离子态</w:t>
+      </w:r>
+      <w:r>
+        <w:rPr>
+          <w:rFonts w:hint="eastAsia" w:ascii="Times New Roman" w:hAnsi="Times New Roman" w:eastAsia="Times New Roman" w:cs="Times New Roman"/>
+        </w:rPr>
+        <w:t>，</w:t>
+      </w:r>
+      <w:r>
+        <w:rPr>
+          <w:rFonts w:hint="eastAsia" w:ascii="Times New Roman" w:hAnsi="Times New Roman" w:eastAsia="FangSong" w:cs="Times New Roman"/>
+        </w:rPr>
+        <w:t>需要在相应的原子上标明电荷</w:t>
+      </w:r>
+      <w:r>
+        <w:rPr>
+          <w:rFonts w:hint="eastAsia" w:ascii="Times New Roman" w:hAnsi="Times New Roman" w:eastAsia="Times New Roman" w:cs="Times New Roman"/>
+        </w:rPr>
+        <w:t>。</w:t>
+      </w:r>
+    </w:p>
+    <w:p>
+      <w:pPr>
+        <w:pStyle w:val="FirstParagraph"/>
+        <w:spacing w:before="160" w:after="80"/>
+        <w:jc w:val="center"/>
+      </w:pPr>
+      <w:r>
+        <w:rPr>
+          <w:rFonts w:ascii="Times New Roman" w:hAnsi="Times New Roman" w:eastAsia="Times New Roman" w:cs="Times New Roman"/>
+        </w:rPr>
+        <w:drawing>
+          <wp:inline>
+            <wp:extent cx="3600000" cy="717165"/>
+            <wp:effectExtent b="0" l="0" r="0" t="0"/>
+            <wp:docPr descr="" title="" id="267" name="Picture"/>
+            <a:graphic>
+              <a:graphicData uri="http://schemas.openxmlformats.org/drawingml/2006/picture">
+                <pic:pic>
+                  <pic:nvPicPr>
+                    <pic:cNvPr descr="af0f18170092adcb525ff82b89229d123a7d2a2c4d17a5aaea4255ca73c0b0d1.jpg" id="268" name="Picture"/>
+                    <pic:cNvPicPr>
+                      <a:picLocks noChangeArrowheads="1" noChangeAspect="1"/>
+                    </pic:cNvPicPr>
+                  </pic:nvPicPr>
+                  <pic:blipFill>
+                    <a:blip r:embed="rId266"/>
+                    <a:stretch>
+                      <a:fillRect/>
+                    </a:stretch>
+                  </pic:blipFill>
+                  <pic:spPr bwMode="auto">
+                    <a:xfrm>
+                      <a:off x="0" y="0"/>
+                      <a:ext cx="3600000" cy="717165"/>
+                    </a:xfrm>
+                    <a:prstGeom prst="rect">
+                      <a:avLst/>
+                    </a:prstGeom>
+                    <a:noFill/>
+                    <a:ln w="9525">
+                      <a:noFill/>
+                      <a:headEnd/>
+                      <a:tailEnd/>
+                    </a:ln>
+                  </pic:spPr>
+                </pic:pic>
+              </a:graphicData>
+            </a:graphic>
+          </wp:inline>
+        </w:drawing>
+      </w:r>
+    </w:p>
+    <w:bookmarkEnd w:id="269"/>
+    <w:bookmarkStart w:id="270" w:name="分-2"/>
+    <w:p>
+      <w:pPr>
+        <w:pStyle w:val="Heading3"/>
+        <w:spacing w:before="280" w:after="120"/>
+      </w:pPr>
+      <w:r>
+        <w:rPr>
+          <w:rFonts w:hint="eastAsia" w:ascii="Times New Roman" w:hAnsi="Times New Roman" w:eastAsia="Times New Roman" w:cs="Times New Roman"/>
+        </w:rPr>
+        <w:t xml:space="preserve">10.3（3</w:t>
+      </w:r>
+      <w:r>
+        <w:rPr>
+          <w:rFonts w:ascii="Times New Roman" w:hAnsi="Times New Roman" w:eastAsia="Times New Roman" w:cs="Times New Roman"/>
+        </w:rPr>
+        <w:t xml:space="preserve"> </w:t>
+      </w:r>
+      <w:r>
+        <w:rPr>
+          <w:rFonts w:hint="eastAsia" w:ascii="Times New Roman" w:hAnsi="Times New Roman" w:eastAsia="SimHei" w:cs="Times New Roman"/>
+        </w:rPr>
+        <w:t>分</w:t>
+      </w:r>
+      <w:r>
+        <w:rPr>
+          <w:rFonts w:hint="eastAsia" w:ascii="Times New Roman" w:hAnsi="Times New Roman" w:eastAsia="Times New Roman" w:cs="Times New Roman"/>
+        </w:rPr>
+        <w:t>）</w:t>
+      </w:r>
+    </w:p>
+    <w:p>
+      <w:pPr>
+        <w:pStyle w:val="FirstParagraph"/>
+        <w:spacing w:after="80"/>
+      </w:pPr>
+      <w:r>
+        <w:rPr>
+          <w:rFonts w:hint="eastAsia" w:ascii="Times New Roman" w:hAnsi="Times New Roman" w:eastAsia="FangSong" w:cs="Times New Roman"/>
+        </w:rPr>
+        <w:t>完成以下反应式</w:t>
+      </w:r>
+      <w:r>
+        <w:rPr>
+          <w:rFonts w:hint="eastAsia" w:ascii="Times New Roman" w:hAnsi="Times New Roman" w:eastAsia="Times New Roman" w:cs="Times New Roman"/>
+        </w:rPr>
+        <w:t>（</w:t>
+      </w:r>
+      <w:r>
+        <w:rPr>
+          <w:rFonts w:hint="eastAsia" w:ascii="Times New Roman" w:hAnsi="Times New Roman" w:eastAsia="FangSong" w:cs="Times New Roman"/>
+        </w:rPr>
+        <w:t>提示</w:t>
+      </w:r>
+      <w:r>
+        <w:rPr>
+          <w:rFonts w:hint="eastAsia" w:ascii="Times New Roman" w:hAnsi="Times New Roman" w:eastAsia="Times New Roman" w:cs="Times New Roman"/>
+        </w:rPr>
+        <w:t>：</w:t>
+      </w:r>
+      <w:r>
+        <w:rPr>
+          <w:rFonts w:hint="eastAsia" w:ascii="Times New Roman" w:hAnsi="Times New Roman" w:eastAsia="FangSong" w:cs="Times New Roman"/>
+        </w:rPr>
+        <w:t>产物中</w:t>
+      </w:r>
+      <w:r>
+        <w:rPr>
+          <w:rFonts w:ascii="Times New Roman" w:hAnsi="Times New Roman" w:eastAsia="Times New Roman" w:cs="Times New Roman"/>
+        </w:rPr>
+        <w:t xml:space="preserve"> </w:t>
+      </w:r>
+      <w:r>
+        <w:rPr>
+          <w:rFonts w:ascii="Times New Roman" w:hAnsi="Times New Roman" w:eastAsia="Times New Roman" w:cs="Times New Roman"/>
+          <w:b/>
+          <w:bCs/>
+        </w:rPr>
+        <w:t xml:space="preserve">2</w:t>
+      </w:r>
+      <w:r>
+        <w:rPr>
+          <w:rFonts w:ascii="Times New Roman" w:hAnsi="Times New Roman" w:eastAsia="Times New Roman" w:cs="Times New Roman"/>
+        </w:rPr>
+        <w:t xml:space="preserve"> </w:t>
+      </w:r>
+      <w:r>
+        <w:rPr>
+          <w:rFonts w:hint="eastAsia" w:ascii="Times New Roman" w:hAnsi="Times New Roman" w:eastAsia="FangSong" w:cs="Times New Roman"/>
+        </w:rPr>
+        <w:t xml:space="preserve">的结构式可以用</w:t>
+      </w:r>
+      <w:r>
+        <w:rPr>
+          <w:rFonts w:ascii="Times New Roman" w:hAnsi="Times New Roman" w:eastAsia="Times New Roman" w:cs="Times New Roman"/>
+        </w:rPr>
+        <w:t xml:space="preserve"> </w:t>
+      </w:r>
+      <w:r>
+        <w:rPr>
+          <w:rFonts w:ascii="Times New Roman" w:hAnsi="Times New Roman" w:eastAsia="Times New Roman" w:cs="Times New Roman"/>
+          <w:b/>
+          <w:bCs/>
+        </w:rPr>
+        <w:t xml:space="preserve">2</w:t>
+      </w:r>
+      <w:r>
+        <w:rPr>
+          <w:rFonts w:ascii="Times New Roman" w:hAnsi="Times New Roman" w:eastAsia="Times New Roman" w:cs="Times New Roman"/>
+        </w:rPr>
+        <w:t xml:space="preserve"> </w:t>
+      </w:r>
+      <w:r>
+        <w:rPr>
+          <w:rFonts w:hint="eastAsia" w:ascii="Times New Roman" w:hAnsi="Times New Roman" w:eastAsia="FangSong" w:cs="Times New Roman"/>
+        </w:rPr>
+        <w:t>表示</w:t>
+      </w:r>
+      <w:r>
+        <w:rPr>
+          <w:rFonts w:hint="eastAsia" w:ascii="Times New Roman" w:hAnsi="Times New Roman" w:eastAsia="Times New Roman" w:cs="Times New Roman"/>
+        </w:rPr>
+        <w:t>）：</w:t>
+      </w:r>
+    </w:p>
+    <w:tbl>
+      <w:tblPr>
+        <w:tblStyle w:val="Table"/>
+        <w:tblW w:type="auto" w:w="0"/>
+        <w:tblLook w:firstRow="1" w:lastRow="0" w:firstColumn="0" w:lastColumn="0" w:noHBand="0" w:noVBand="0" w:val="0020"/>
+      </w:tblPr>
+      <w:tblGrid>
+        <w:gridCol w:w="2640"/>
+        <w:gridCol w:w="2640"/>
+        <w:gridCol w:w="2640"/>
+      </w:tblGrid>
+      <w:tr>
+        <w:trPr>
+          <w:tblHeader w:val="on"/>
+        </w:trPr>
+        <w:tc>
+          <w:tcPr/>
+          <w:p>
+            <w:pPr>
+              <w:pStyle w:val="Compact"/>
+              <w:jc w:val="center"/>
+            </w:pPr>
+            <w:r>
+              <w:rPr>
+                <w:rFonts w:hint="eastAsia" w:ascii="Times New Roman" w:hAnsi="Times New Roman" w:eastAsia="SimHei" w:cs="Times New Roman"/>
+                <w:b/>
+              </w:rPr>
+              <w:t xml:space="preserve">反应</w:t>
+            </w:r>
+          </w:p>
+        </w:tc>
+        <w:tc>
+          <w:tcPr/>
+          <w:p>
+            <w:pPr>
+              <w:pStyle w:val="Compact"/>
+              <w:jc w:val="center"/>
+            </w:pPr>
+            <w:r>
+              <w:rPr>
+                <w:rFonts w:hint="eastAsia" w:ascii="Times New Roman" w:hAnsi="Times New Roman" w:eastAsia="SimHei" w:cs="Times New Roman"/>
+                <w:b/>
+              </w:rPr>
+              <w:t xml:space="preserve">试剂</w:t>
+            </w:r>
+          </w:p>
+        </w:tc>
+        <w:tc>
+          <w:tcPr/>
+          <w:p>
+            <w:pPr>
+              <w:pStyle w:val="Compact"/>
+              <w:jc w:val="center"/>
+            </w:pPr>
+            <w:r>
+              <w:rPr>
+                <w:rFonts w:hint="eastAsia" w:ascii="Times New Roman" w:hAnsi="Times New Roman" w:eastAsia="SimHei" w:cs="Times New Roman"/>
+                <w:b/>
+              </w:rPr>
+              <w:t xml:space="preserve">产物</w:t>
+            </w:r>
+          </w:p>
+        </w:tc>
+      </w:tr>
+      <w:tr>
+        <w:tc>
+          <w:tcPr/>
+          <w:p>
+            <w:pPr>
+              <w:pStyle w:val="Compact"/>
+              <w:jc w:val="center"/>
+            </w:pPr>
+            <w:r>
+              <w:rPr>
+                <w:rFonts w:ascii="Times New Roman" w:hAnsi="Times New Roman" w:eastAsia="Times New Roman" w:cs="Times New Roman"/>
+              </w:rPr>
+              <w:t xml:space="preserve">10.3.1</w:t>
+            </w:r>
+          </w:p>
+        </w:tc>
+        <w:tc>
+          <w:tcPr/>
+          <w:p>
+            <w:pPr>
+              <w:pStyle w:val="Compact"/>
+              <w:jc w:val="center"/>
+            </w:pPr>
+            <m:oMath>
+              <m:r>
+                <m:rPr>
+                  <m:sty m:val="p"/>
+                </m:rPr>
+                <m:t>F</m:t>
+              </m:r>
+              <m:r>
+                <m:rPr>
+                  <m:sty m:val="p"/>
+                </m:rPr>
+                <m:t>e</m:t>
+              </m:r>
+              <m:r>
+                <m:rPr>
+                  <m:sty m:val="p"/>
+                </m:rPr>
+                <m:t>C</m:t>
+              </m:r>
+              <m:sSub>
+                <m:e>
+                  <m:r>
+                    <m:rPr>
+                      <m:sty m:val="p"/>
+                    </m:rPr>
+                    <m:t>p</m:t>
+                  </m:r>
+                </m:e>
+                <m:sub>
+                  <m:r>
+                    <m:rPr>
+                      <m:sty m:val="p"/>
+                    </m:rPr>
+                    <m:t>2</m:t>
+                  </m:r>
+                </m:sub>
+              </m:sSub>
+            </m:oMath>
+            <w:r>
+              <w:rPr>
+                <w:rFonts w:ascii="Times New Roman" w:hAnsi="Times New Roman" w:eastAsia="Times New Roman" w:cs="Times New Roman"/>
+              </w:rPr>
+              <w:t xml:space="preserve">​</w:t>
+            </w:r>
+          </w:p>
+        </w:tc>
+        <w:tc>
+          <w:tcPr/>
+          <w:p>
+            <w:pPr>
+              <w:pStyle w:val="Compact"/>
+              <w:jc w:val="center"/>
+            </w:pPr>
+            <w:r>
+              <w:rPr>
+                <w:rFonts w:ascii="Times New Roman" w:hAnsi="Times New Roman" w:eastAsia="Times New Roman" w:cs="Times New Roman"/>
+              </w:rPr>
+              <w:t xml:space="preserve">E</w:t>
+            </w:r>
+          </w:p>
+        </w:tc>
+      </w:tr>
+      <w:tr>
+        <w:tc>
+          <w:tcPr/>
+          <w:p>
+            <w:pPr>
+              <w:pStyle w:val="Compact"/>
+              <w:jc w:val="center"/>
+            </w:pPr>
+            <w:r>
+              <w:rPr>
+                <w:rFonts w:ascii="Times New Roman" w:hAnsi="Times New Roman" w:eastAsia="Times New Roman" w:cs="Times New Roman"/>
+              </w:rPr>
+              <w:t xml:space="preserve">10.3.2</w:t>
+            </w:r>
+          </w:p>
+        </w:tc>
+        <w:tc>
+          <w:tcPr/>
+          <w:p>
+            <w:pPr>
+              <w:pStyle w:val="Compact"/>
+              <w:jc w:val="center"/>
+            </w:pPr>
+            <m:oMath>
+              <m:r>
+                <m:rPr>
+                  <m:sty m:val="p"/>
+                </m:rPr>
+                <m:t>(</m:t>
+              </m:r>
+              <m:r>
+                <m:rPr>
+                  <m:sty m:val="p"/>
+                </m:rPr>
+                <m:t>P</m:t>
+              </m:r>
+              <m:sSub>
+                <m:e>
+                  <m:r>
+                    <m:rPr>
+                      <m:sty m:val="p"/>
+                    </m:rPr>
+                    <m:t>h</m:t>
+                  </m:r>
+                </m:e>
+                <m:sub>
+                  <m:r>
+                    <m:rPr>
+                      <m:sty m:val="p"/>
+                    </m:rPr>
+                    <m:t>3</m:t>
+                  </m:r>
+                </m:sub>
+              </m:sSub>
+              <m:r>
+                <m:rPr>
+                  <m:sty m:val="p"/>
+                </m:rPr>
+                <m:t>C</m:t>
+              </m:r>
+              <m:sSub>
+                <m:e>
+                  <m:r>
+                    <m:rPr>
+                      <m:sty m:val="p"/>
+                    </m:rPr>
+                    <m:t>)</m:t>
+                  </m:r>
+                </m:e>
+                <m:sub>
+                  <m:r>
+                    <m:t>2</m:t>
+                  </m:r>
+                </m:sub>
+              </m:sSub>
+            </m:oMath>
+            <w:r>
+              <w:rPr>
+                <w:rFonts w:ascii="Times New Roman" w:hAnsi="Times New Roman" w:eastAsia="Times New Roman" w:cs="Times New Roman"/>
+              </w:rPr>
+              <w:t xml:space="preserve">​</w:t>
+            </w:r>
+          </w:p>
+        </w:tc>
+        <w:tc>
+          <w:tcPr/>
+          <w:p>
+            <w:pPr>
+              <w:pStyle w:val="Compact"/>
+              <w:jc w:val="center"/>
+            </w:pPr>
+            <w:r>
+              <w:rPr>
+                <w:rFonts w:ascii="Times New Roman" w:hAnsi="Times New Roman" w:eastAsia="Times New Roman" w:cs="Times New Roman"/>
+              </w:rPr>
+              <w:t xml:space="preserve">F</w:t>
+            </w:r>
+          </w:p>
+        </w:tc>
+      </w:tr>
+      <w:tr>
+        <w:tc>
+          <w:tcPr/>
+          <w:p>
+            <w:pPr>
+              <w:pStyle w:val="Compact"/>
+              <w:jc w:val="center"/>
+            </w:pPr>
+            <w:r>
+              <w:rPr>
+                <w:rFonts w:ascii="Times New Roman" w:hAnsi="Times New Roman" w:eastAsia="Times New Roman" w:cs="Times New Roman"/>
+              </w:rPr>
+              <w:t xml:space="preserve">10.3.3</w:t>
+            </w:r>
+          </w:p>
+        </w:tc>
+        <w:tc>
+          <w:tcPr/>
+          <w:p>
+            <w:pPr>
+              <w:pStyle w:val="Compact"/>
+              <w:jc w:val="center"/>
+            </w:pPr>
+            <m:oMath>
+              <m:r>
+                <m:rPr>
+                  <m:sty m:val="p"/>
+                </m:rPr>
+                <m:t>C</m:t>
+              </m:r>
+              <m:sSup>
+                <m:e>
+                  <m:r>
+                    <m:rPr>
+                      <m:sty m:val="p"/>
+                    </m:rPr>
+                    <m:t>p</m:t>
+                  </m:r>
+                </m:e>
+                <m:sup>
+                  <m:r>
+                    <m:rPr>
+                      <m:sty m:val="p"/>
+                    </m:rPr>
+                    <m:t>*</m:t>
+                  </m:r>
+                </m:sup>
+              </m:sSup>
+              <m:r>
+                <m:rPr>
+                  <m:sty m:val="p"/>
+                </m:rPr>
+                <m:t>A</m:t>
+              </m:r>
+              <m:r>
+                <m:rPr>
+                  <m:sty m:val="p"/>
+                </m:rPr>
+                <m:t>l</m:t>
+              </m:r>
+            </m:oMath>
+            <w:r>
+              <w:rPr>
+                <w:rFonts w:ascii="Times New Roman" w:hAnsi="Times New Roman" w:eastAsia="Times New Roman" w:cs="Times New Roman"/>
+              </w:rPr>
+              <w:t xml:space="preserve">​</w:t>
+            </w:r>
+          </w:p>
+        </w:tc>
+        <w:tc>
+          <w:tcPr/>
+          <w:p>
+            <w:pPr>
+              <w:pStyle w:val="Compact"/>
+              <w:jc w:val="center"/>
+            </w:pPr>
+            <w:r>
+              <w:rPr>
+                <w:rFonts w:ascii="Times New Roman" w:hAnsi="Times New Roman" w:eastAsia="Times New Roman" w:cs="Times New Roman"/>
+              </w:rPr>
+              <w:t xml:space="preserve">G</w:t>
+            </w:r>
+          </w:p>
+        </w:tc>
+      </w:tr>
+    </w:tbl>
+    <w:p>
+      <w:pPr>
+        <w:pStyle w:val="BlockText"/>
+        <w:spacing w:before="120"/>
+      </w:pPr>
+      <w:r>
+        <w:rPr>
+          <w:rFonts w:hint="eastAsia" w:ascii="Times New Roman" w:hAnsi="Times New Roman" w:eastAsia="FangSong" w:cs="Times New Roman"/>
+          <w:b/>
+          <w:bCs/>
+        </w:rPr>
+        <w:t xml:space="preserve">原文</w:t>
+      </w:r>
+      <w:r>
+        <w:rPr>
+          <w:rFonts w:ascii="Times New Roman" w:hAnsi="Times New Roman" w:eastAsia="Times New Roman" w:cs="Times New Roman"/>
+          <w:b/>
+          <w:bCs/>
+        </w:rPr>
+        <w:t xml:space="preserve"> OCR </w:t>
+      </w:r>
+      <w:r>
+        <w:rPr>
+          <w:rFonts w:hint="eastAsia" w:ascii="Times New Roman" w:hAnsi="Times New Roman" w:eastAsia="FangSong" w:cs="Times New Roman"/>
+          <w:b/>
+          <w:bCs/>
+        </w:rPr>
+        <w:t xml:space="preserve">粘连已修正</w:t>
+      </w:r>
+      <w:r>
+        <w:rPr>
+          <w:rFonts w:hint="eastAsia" w:ascii="Times New Roman" w:hAnsi="Times New Roman" w:eastAsia="Times New Roman" w:cs="Times New Roman"/>
+        </w:rPr>
+        <w:t>：</w:t>
+      </w:r>
+      <w:r>
+        <w:rPr>
+          <w:rFonts w:hint="eastAsia" w:ascii="Times New Roman" w:hAnsi="Times New Roman" w:eastAsia="FangSong" w:cs="Times New Roman"/>
+        </w:rPr>
+        <w:t>原卷表格印作</w:t>
+      </w:r>
+      <w:r>
+        <w:rPr>
+          <w:rFonts w:ascii="Times New Roman" w:hAnsi="Times New Roman" w:eastAsia="Times New Roman" w:cs="Times New Roman"/>
+        </w:rPr>
+        <w:t xml:space="preserve"> </w:t>
+      </w:r>
+      <w:r>
+        <w:rPr>
+          <w:rStyle w:val="VerbatimChar"/>
+          <w:rFonts w:ascii="Times New Roman" w:hAnsi="Times New Roman" w:eastAsia="Times New Roman" w:cs="Times New Roman"/>
+        </w:rPr>
+        <w:t xml:space="preserve">10.3.12</w:t>
+      </w:r>
+      <w:r>
+        <w:rPr>
+          <w:rFonts w:ascii="Times New Roman" w:hAnsi="Times New Roman" w:eastAsia="Times New Roman" w:cs="Times New Roman"/>
+        </w:rPr>
+        <w:t xml:space="preserve">/</w:t>
+      </w:r>
+      <w:r>
+        <w:rPr>
+          <w:rStyle w:val="VerbatimChar"/>
+          <w:rFonts w:ascii="Times New Roman" w:hAnsi="Times New Roman" w:eastAsia="Times New Roman" w:cs="Times New Roman"/>
+        </w:rPr>
+        <w:t xml:space="preserve">10.3.22</w:t>
+      </w:r>
+      <w:r>
+        <w:rPr>
+          <w:rFonts w:ascii="Times New Roman" w:hAnsi="Times New Roman" w:eastAsia="Times New Roman" w:cs="Times New Roman"/>
+        </w:rPr>
+        <w:t xml:space="preserve">/</w:t>
+      </w:r>
+      <w:r>
+        <w:rPr>
+          <w:rStyle w:val="VerbatimChar"/>
+          <w:rFonts w:ascii="Times New Roman" w:hAnsi="Times New Roman" w:eastAsia="Times New Roman" w:cs="Times New Roman"/>
+        </w:rPr>
+        <w:t xml:space="preserve">10.3.32</w:t>
+      </w:r>
+      <w:r>
+        <w:rPr>
+          <w:rFonts w:hint="eastAsia" w:ascii="Times New Roman" w:hAnsi="Times New Roman" w:eastAsia="Times New Roman" w:cs="Times New Roman"/>
+        </w:rPr>
+        <w:t>，</w:t>
+      </w:r>
+      <w:r>
+        <w:rPr>
+          <w:rFonts w:hint="eastAsia" w:ascii="Times New Roman" w:hAnsi="Times New Roman" w:eastAsia="FangSong" w:cs="Times New Roman"/>
+        </w:rPr>
+        <w:t>实为</w:t>
+      </w:r>
+      <w:r>
+        <w:rPr>
+          <w:rFonts w:hint="eastAsia" w:ascii="Times New Roman" w:hAnsi="Times New Roman" w:eastAsia="Times New Roman" w:cs="Times New Roman"/>
+        </w:rPr>
+        <w:t>「</w:t>
+      </w:r>
+      <w:r>
+        <w:rPr>
+          <w:rFonts w:hint="eastAsia" w:ascii="Times New Roman" w:hAnsi="Times New Roman" w:eastAsia="FangSong" w:cs="Times New Roman"/>
+        </w:rPr>
+        <w:t>题号</w:t>
+      </w:r>
+      <w:r>
+        <w:rPr>
+          <w:rFonts w:ascii="Times New Roman" w:hAnsi="Times New Roman" w:eastAsia="Times New Roman" w:cs="Times New Roman"/>
+        </w:rPr>
+        <w:t xml:space="preserve"> </w:t>
+      </w:r>
+      <w:r>
+        <w:rPr>
+          <w:rFonts w:hint="eastAsia" w:ascii="Times New Roman" w:hAnsi="Times New Roman" w:eastAsia="Times New Roman" w:cs="Times New Roman"/>
+        </w:rPr>
+        <w:t>10.3.1/10.3.2/10.3.3」</w:t>
+      </w:r>
+      <w:r>
+        <w:rPr>
+          <w:rFonts w:hint="eastAsia" w:ascii="Times New Roman" w:hAnsi="Times New Roman" w:eastAsia="FangSong" w:cs="Times New Roman"/>
+        </w:rPr>
+        <w:t>与</w:t>
+      </w:r>
+      <w:r>
+        <w:rPr>
+          <w:rFonts w:hint="eastAsia" w:ascii="Times New Roman" w:hAnsi="Times New Roman" w:eastAsia="Times New Roman" w:cs="Times New Roman"/>
+        </w:rPr>
+        <w:t>「</w:t>
+      </w:r>
+      <w:r>
+        <w:rPr>
+          <w:rFonts w:hint="eastAsia" w:ascii="Times New Roman" w:hAnsi="Times New Roman" w:eastAsia="FangSong" w:cs="Times New Roman"/>
+        </w:rPr>
+        <w:t>化合物标号</w:t>
+      </w:r>
+      <w:r>
+        <w:rPr>
+          <w:rFonts w:ascii="Times New Roman" w:hAnsi="Times New Roman" w:eastAsia="Times New Roman" w:cs="Times New Roman"/>
+        </w:rPr>
+        <w:t xml:space="preserve"> </w:t>
+      </w:r>
+      <w:r>
+        <w:rPr>
+          <w:rFonts w:hint="eastAsia" w:ascii="Times New Roman" w:hAnsi="Times New Roman" w:eastAsia="Times New Roman" w:cs="Times New Roman"/>
+        </w:rPr>
+        <w:t>2」</w:t>
+      </w:r>
+      <w:r>
+        <w:rPr>
+          <w:rFonts w:hint="eastAsia" w:ascii="Times New Roman" w:hAnsi="Times New Roman" w:eastAsia="FangSong" w:cs="Times New Roman"/>
+        </w:rPr>
+        <w:t>粘连所致</w:t>
+      </w:r>
+      <w:r>
+        <w:rPr>
+          <w:rFonts w:hint="eastAsia" w:ascii="Times New Roman" w:hAnsi="Times New Roman" w:eastAsia="Times New Roman" w:cs="Times New Roman"/>
+        </w:rPr>
+        <w:t>。</w:t>
+      </w:r>
+    </w:p>
+    <w:bookmarkEnd w:id="270"/>
+    <w:bookmarkStart w:id="271" w:name="分-3"/>
+    <w:p>
+      <w:pPr>
+        <w:pStyle w:val="Heading3"/>
+        <w:spacing w:before="280" w:after="120"/>
+      </w:pPr>
+      <w:r>
+        <w:rPr>
+          <w:rFonts w:hint="eastAsia" w:ascii="Times New Roman" w:hAnsi="Times New Roman" w:eastAsia="Times New Roman" w:cs="Times New Roman"/>
+        </w:rPr>
+        <w:t xml:space="preserve">10.4（2</w:t>
+      </w:r>
+      <w:r>
+        <w:rPr>
+          <w:rFonts w:ascii="Times New Roman" w:hAnsi="Times New Roman" w:eastAsia="Times New Roman" w:cs="Times New Roman"/>
+        </w:rPr>
+        <w:t xml:space="preserve"> </w:t>
+      </w:r>
+      <w:r>
+        <w:rPr>
+          <w:rFonts w:hint="eastAsia" w:ascii="Times New Roman" w:hAnsi="Times New Roman" w:eastAsia="SimHei" w:cs="Times New Roman"/>
+        </w:rPr>
+        <w:t>分</w:t>
+      </w:r>
+      <w:r>
+        <w:rPr>
+          <w:rFonts w:hint="eastAsia" w:ascii="Times New Roman" w:hAnsi="Times New Roman" w:eastAsia="Times New Roman" w:cs="Times New Roman"/>
+        </w:rPr>
+        <w:t>）</w:t>
+      </w:r>
+    </w:p>
+    <w:p>
+      <w:pPr>
+        <w:pStyle w:val="FirstParagraph"/>
+      </w:pPr>
+      <m:oMath>
         <m:r>
           <m:rPr>
             <m:sty m:val="p"/>
           </m:rPr>
           <m:t>C</m:t>
         </m:r>
+        <m:sSup>
+          <m:e>
+            <m:r>
+              <m:rPr>
+                <m:sty m:val="p"/>
+              </m:rPr>
+              <m:t>p</m:t>
+            </m:r>
+          </m:e>
+          <m:sup>
+            <m:r>
+              <m:rPr>
+                <m:sty m:val="p"/>
+              </m:rPr>
+              <m:t>*</m:t>
+            </m:r>
+          </m:sup>
+        </m:sSup>
+        <m:r>
+          <m:rPr>
+            <m:sty m:val="p"/>
+          </m:rPr>
+          <m:t>A</m:t>
+        </m:r>
         <m:r>
           <m:rPr>
             <m:sty m:val="p"/>
           </m:rPr>
           <m:t>l</m:t>
         </m:r>
-        <m:sSub>
-          <m:e>
-            <m:r>
-              <m:rPr>
-                <m:sty m:val="p"/>
-              </m:rPr>
-              <m:t>C</m:t>
-            </m:r>
-          </m:e>
-          <m:sub>
-            <m:r>
-              <m:rPr>
-                <m:sty m:val="p"/>
-              </m:rPr>
-              <m:t>6</m:t>
-            </m:r>
-          </m:sub>
-        </m:sSub>
-        <m:sSub>
-          <m:e>
-            <m:r>
-              <m:rPr>
-                <m:sty m:val="p"/>
-              </m:rPr>
-              <m:t>H</m:t>
-            </m:r>
-          </m:e>
-          <m:sub>
-            <m:r>
-              <m:rPr>
-                <m:sty m:val="p"/>
-              </m:rPr>
-              <m:t>4</m:t>
-            </m:r>
-          </m:sub>
-        </m:sSub>
-        <m:r>
-          <m:rPr>
-            <m:sty m:val="p"/>
-          </m:rPr>
-          <m:t>C</m:t>
-        </m:r>
-        <m:sSub>
-          <m:e>
-            <m:r>
-              <m:rPr>
-                <m:sty m:val="p"/>
-              </m:rPr>
-              <m:t>H</m:t>
-            </m:r>
-          </m:e>
-          <m:sub>
-            <m:r>
-              <m:rPr>
-                <m:sty m:val="p"/>
-              </m:rPr>
-              <m:t>3</m:t>
-            </m:r>
-          </m:sub>
-        </m:sSub>
       </m:oMath>
-    </w:p>
-    <w:p>
-      <w:pPr>
-        <w:pStyle w:val="BodyText"/>
-      </w:pPr>
-      <w:r>
-        <w:rPr>
-          <w:rFonts w:ascii="Times New Roman" w:hAnsi="Times New Roman" w:eastAsia="Times New Roman" w:cs="Times New Roman"/>
+      <w:r>
+        <w:rPr>
+          <w:rFonts w:ascii="Times New Roman" w:hAnsi="Times New Roman" w:eastAsia="Times New Roman" w:cs="Times New Roman"/>
+        </w:rPr>
+        <w:t xml:space="preserve"> </w:t>
+      </w:r>
+      <w:r>
+        <w:rPr>
+          <w:rFonts w:hint="eastAsia" w:ascii="Times New Roman" w:hAnsi="Times New Roman" w:eastAsia="FangSong" w:cs="Times New Roman"/>
+        </w:rPr>
+        <w:t>是一个五甲基茂的一价铝配合物</w:t>
+      </w:r>
+      <w:r>
+        <w:rPr>
+          <w:rFonts w:hint="eastAsia" w:ascii="Times New Roman" w:hAnsi="Times New Roman" w:eastAsia="Times New Roman" w:cs="Times New Roman"/>
+        </w:rPr>
+        <w:t>，</w:t>
+      </w:r>
+      <w:r>
+        <w:rPr>
+          <w:rFonts w:hint="eastAsia" w:ascii="Times New Roman" w:hAnsi="Times New Roman" w:eastAsia="FangSong" w:cs="Times New Roman"/>
+        </w:rPr>
+        <w:t>其中铝符合</w:t>
+      </w:r>
+      <w:r>
+        <w:rPr>
+          <w:rFonts w:hint="eastAsia" w:ascii="Times New Roman" w:hAnsi="Times New Roman" w:eastAsia="FangSong" w:cs="Times New Roman"/>
           <w:b/>
           <w:bCs/>
         </w:rPr>
-        <w:t xml:space="preserve">(2)</w:t>
+        <w:t xml:space="preserve">八隅体</w:t>
+      </w:r>
+      <w:r>
+        <w:rPr>
+          <w:rFonts w:hint="eastAsia" w:ascii="Times New Roman" w:hAnsi="Times New Roman" w:eastAsia="FangSong" w:cs="Times New Roman"/>
+        </w:rPr>
+        <w:t>的要求</w:t>
+      </w:r>
+      <w:r>
+        <w:rPr>
+          <w:rFonts w:hint="eastAsia" w:ascii="Times New Roman" w:hAnsi="Times New Roman" w:eastAsia="Times New Roman" w:cs="Times New Roman"/>
+        </w:rPr>
+        <w:t>。</w:t>
+      </w:r>
+      <w:r>
+        <w:rPr>
+          <w:rFonts w:hint="eastAsia" w:ascii="Times New Roman" w:hAnsi="Times New Roman" w:eastAsia="FangSong" w:cs="Times New Roman"/>
+        </w:rPr>
+        <w:t>画出该化合物的结构式</w:t>
+      </w:r>
+      <w:r>
+        <w:rPr>
+          <w:rFonts w:hint="eastAsia" w:ascii="Times New Roman" w:hAnsi="Times New Roman" w:eastAsia="Times New Roman" w:cs="Times New Roman"/>
+        </w:rPr>
+        <w:t>。</w:t>
+      </w:r>
+    </w:p>
+    <w:p>
+      <w:pPr>
+        <w:spacing w:before="160" w:after="80"/>
+      </w:pPr>
+      <w:r>
+        <w:pict>
+          <v:rect style="width:0;height:1.5pt" o:hralign="center" o:hrstd="t" o:hr="t"/>
+        </w:pict>
+      </w:r>
+    </w:p>
+    <w:bookmarkEnd w:id="271"/>
+    <w:bookmarkEnd w:id="272"/>
+    <w:bookmarkStart w:id="273" w:name="芳香-多取代苯sear定位判断"/>
+    <w:p>
+      <w:pPr>
+        <w:pStyle w:val="Heading2"/>
+        <w:spacing w:before="280" w:after="120"/>
+      </w:pPr>
+      <w:r>
+        <w:rPr>
+          <w:rFonts w:ascii="Times New Roman" w:hAnsi="Times New Roman" w:eastAsia="Times New Roman" w:cs="Times New Roman"/>
+        </w:rPr>
+        <w:t xml:space="preserve">4.47 </w:t>
+      </w:r>
+      <w:r>
+        <w:rPr>
+          <w:rFonts w:hint="eastAsia" w:ascii="Times New Roman" w:hAnsi="Times New Roman" w:eastAsia="SimHei" w:cs="Times New Roman"/>
+        </w:rPr>
+        <w:t>芳香</w:t>
+      </w:r>
+      <w:r>
+        <w:rPr>
+          <w:rFonts w:hint="eastAsia" w:ascii="Times New Roman" w:hAnsi="Times New Roman" w:eastAsia="Times New Roman" w:cs="Times New Roman"/>
+        </w:rPr>
+        <w:t>-</w:t>
+      </w:r>
+      <w:r>
+        <w:rPr>
+          <w:rFonts w:hint="eastAsia" w:ascii="Times New Roman" w:hAnsi="Times New Roman" w:eastAsia="SimHei" w:cs="Times New Roman"/>
+        </w:rPr>
+        <w:t>多取代苯</w:t>
+      </w:r>
+      <w:r>
+        <w:rPr>
+          <w:rFonts w:hint="eastAsia" w:ascii="Times New Roman" w:hAnsi="Times New Roman" w:eastAsia="Times New Roman" w:cs="Times New Roman"/>
+        </w:rPr>
+        <w:t>SEAr</w:t>
+      </w:r>
+      <w:r>
+        <w:rPr>
+          <w:rFonts w:hint="eastAsia" w:ascii="Times New Roman" w:hAnsi="Times New Roman" w:eastAsia="SimHei" w:cs="Times New Roman"/>
+        </w:rPr>
+        <w:t>定位判断</w:t>
+      </w:r>
+    </w:p>
+    <w:p>
+      <w:pPr>
+        <w:pStyle w:val="FirstParagraph"/>
+      </w:pPr>
+      <w:r>
+        <w:rPr>
+          <w:rFonts w:hint="eastAsia" w:ascii="Times New Roman" w:hAnsi="Times New Roman" w:eastAsia="FangSong" w:cs="Times New Roman"/>
+        </w:rPr>
+        <w:t>对于下列多取代苯</w:t>
+      </w:r>
+      <w:r>
+        <w:rPr>
+          <w:rFonts w:hint="eastAsia" w:ascii="Times New Roman" w:hAnsi="Times New Roman" w:eastAsia="Times New Roman" w:cs="Times New Roman"/>
+        </w:rPr>
+        <w:t>，</w:t>
+      </w:r>
+      <w:r>
+        <w:rPr>
+          <w:rFonts w:hint="eastAsia" w:ascii="Times New Roman" w:hAnsi="Times New Roman" w:eastAsia="FangSong" w:cs="Times New Roman"/>
+        </w:rPr>
+        <w:t>判断亲电取代</w:t>
+      </w:r>
+      <w:r>
+        <w:rPr>
+          <w:rFonts w:hint="eastAsia" w:ascii="Times New Roman" w:hAnsi="Times New Roman" w:eastAsia="Times New Roman" w:cs="Times New Roman"/>
+        </w:rPr>
+        <w:t>（</w:t>
+      </w:r>
+      <w:r>
+        <w:rPr>
+          <w:rFonts w:hint="eastAsia" w:ascii="Times New Roman" w:hAnsi="Times New Roman" w:eastAsia="FangSong" w:cs="Times New Roman"/>
+        </w:rPr>
+        <w:t>如硝化</w:t>
+      </w:r>
+      <w:r>
+        <w:rPr>
+          <w:rFonts w:hint="eastAsia" w:ascii="Times New Roman" w:hAnsi="Times New Roman" w:eastAsia="Times New Roman" w:cs="Times New Roman"/>
+        </w:rPr>
+        <w:t>）</w:t>
+      </w:r>
+      <w:r>
+        <w:rPr>
+          <w:rFonts w:hint="eastAsia" w:ascii="Times New Roman" w:hAnsi="Times New Roman" w:eastAsia="FangSong" w:cs="Times New Roman"/>
+        </w:rPr>
+        <w:t>反应中新取代基进入的主要位置</w:t>
+      </w:r>
+      <w:r>
+        <w:rPr>
+          <w:rFonts w:hint="eastAsia" w:ascii="Times New Roman" w:hAnsi="Times New Roman" w:eastAsia="Times New Roman" w:cs="Times New Roman"/>
+        </w:rPr>
+        <w:t>（</w:t>
+      </w:r>
+      <w:r>
+        <w:rPr>
+          <w:rFonts w:hint="eastAsia" w:ascii="Times New Roman" w:hAnsi="Times New Roman" w:eastAsia="FangSong" w:cs="Times New Roman"/>
+        </w:rPr>
+        <w:t>用邻</w:t>
+      </w:r>
+      <w:r>
+        <w:rPr>
+          <w:rFonts w:hint="eastAsia" w:ascii="Times New Roman" w:hAnsi="Times New Roman" w:eastAsia="Times New Roman" w:cs="Times New Roman"/>
+        </w:rPr>
+        <w:t>/</w:t>
+      </w:r>
+      <w:r>
+        <w:rPr>
+          <w:rFonts w:hint="eastAsia" w:ascii="Times New Roman" w:hAnsi="Times New Roman" w:eastAsia="FangSong" w:cs="Times New Roman"/>
+        </w:rPr>
+        <w:t>对</w:t>
+      </w:r>
+      <w:r>
+        <w:rPr>
+          <w:rFonts w:hint="eastAsia" w:ascii="Times New Roman" w:hAnsi="Times New Roman" w:eastAsia="Times New Roman" w:cs="Times New Roman"/>
+        </w:rPr>
+        <w:t>/</w:t>
+      </w:r>
+      <w:r>
+        <w:rPr>
+          <w:rFonts w:hint="eastAsia" w:ascii="Times New Roman" w:hAnsi="Times New Roman" w:eastAsia="FangSong" w:cs="Times New Roman"/>
+        </w:rPr>
+        <w:t>间表示</w:t>
+      </w:r>
+      <w:r>
+        <w:rPr>
+          <w:rFonts w:hint="eastAsia" w:ascii="Times New Roman" w:hAnsi="Times New Roman" w:eastAsia="Times New Roman" w:cs="Times New Roman"/>
+        </w:rPr>
+        <w:t>，</w:t>
+      </w:r>
+      <w:r>
+        <w:rPr>
+          <w:rFonts w:hint="eastAsia" w:ascii="Times New Roman" w:hAnsi="Times New Roman" w:eastAsia="FangSong" w:cs="Times New Roman"/>
+        </w:rPr>
+        <w:t>或画出具体位置</w:t>
+      </w:r>
+      <w:r>
+        <w:rPr>
+          <w:rFonts w:hint="eastAsia" w:ascii="Times New Roman" w:hAnsi="Times New Roman" w:eastAsia="Times New Roman" w:cs="Times New Roman"/>
+        </w:rPr>
+        <w:t>）：</w:t>
+      </w:r>
+    </w:p>
+    <w:p>
+      <w:pPr>
+        <w:pStyle w:val="BodyText"/>
+      </w:pPr>
+      <w:r>
+        <w:rPr>
+          <w:rFonts w:ascii="Times New Roman" w:hAnsi="Times New Roman" w:eastAsia="Times New Roman" w:cs="Times New Roman"/>
+          <w:b/>
+          <w:bCs/>
+        </w:rPr>
+        <w:t xml:space="preserve">(1)</w:t>
       </w:r>
       <w:r>
         <w:rPr>
@@ -21278,7 +23110,7 @@
         <w:rPr>
           <w:rFonts w:hint="eastAsia" w:ascii="Times New Roman" w:hAnsi="Times New Roman" w:eastAsia="FangSong" w:cs="Times New Roman"/>
         </w:rPr>
-        <w:t xml:space="preserve">间硝基苯酚</w:t>
+        <w:t xml:space="preserve">对氯甲苯</w:t>
       </w:r>
       <w:r>
         <w:rPr>
@@ -21299,7 +23131,7 @@
           <m:rPr>
             <m:sty m:val="p"/>
           </m:rPr>
-          <m:t>m</m:t>
+          <m:t>p</m:t>
         </m:r>
         <m:r>
           <m:rPr>
@@ -21308,29 +23140,17 @@
           </m:rPr>
           <m:t>-</m:t>
         </m:r>
-        <m:sSub>
-          <m:e>
-            <m:r>
-              <m:rPr>
-                <m:sty m:val="p"/>
-              </m:rPr>
-              <m:t>O</m:t>
-            </m:r>
-          </m:e>
-          <m:sub>
-            <m:r>
-              <m:rPr>
-                <m:sty m:val="p"/>
-              </m:rPr>
-              <m:t>2</m:t>
-            </m:r>
-          </m:sub>
-        </m:sSub>
         <m:r>
           <m:rPr>
             <m:sty m:val="p"/>
           </m:rPr>
-          <m:t>N</m:t>
+          <m:t>C</m:t>
+        </m:r>
+        <m:r>
+          <m:rPr>
+            <m:sty m:val="p"/>
+          </m:rPr>
+          <m:t>l</m:t>
         </m:r>
         <m:sSub>
           <m:e>
@@ -21372,14 +23192,26 @@
           <m:rPr>
             <m:sty m:val="p"/>
           </m:rPr>
-          <m:t>O</m:t>
-        </m:r>
-        <m:r>
-          <m:rPr>
-            <m:sty m:val="p"/>
-          </m:rPr>
-          <m:t>H</m:t>
-        </m:r>
+          <m:t>C</m:t>
+        </m:r>
+        <m:sSub>
+          <m:e>
+            <m:r>
+              <m:rPr>
+                <m:sty m:val="p"/>
+              </m:rPr>
+              <m:t>H</m:t>
+            </m:r>
+          </m:e>
+          <m:sub>
+            <m:r>
+              <m:rPr>
+                <m:sty m:val="p"/>
+              </m:rPr>
+              <m:t>3</m:t>
+            </m:r>
+          </m:sub>
+        </m:sSub>
       </m:oMath>
     </w:p>
     <w:p>
@@ -21392,7 +23224,7 @@
           <w:b/>
           <w:bCs/>
         </w:rPr>
-        <w:t xml:space="preserve">(3)</w:t>
+        <w:t xml:space="preserve">(2)</w:t>
       </w:r>
       <w:r>
         <w:rPr>
@@ -21404,7 +23236,7 @@
         <w:rPr>
           <w:rFonts w:hint="eastAsia" w:ascii="Times New Roman" w:hAnsi="Times New Roman" w:eastAsia="FangSong" w:cs="Times New Roman"/>
         </w:rPr>
-        <w:t xml:space="preserve">对溴苯甲醚</w:t>
+        <w:t xml:space="preserve">间硝基苯酚</w:t>
       </w:r>
       <w:r>
         <w:rPr>
@@ -21425,7 +23257,7 @@
           <m:rPr>
             <m:sty m:val="p"/>
           </m:rPr>
-          <m:t>p</m:t>
+          <m:t>m</m:t>
         </m:r>
         <m:r>
           <m:rPr>
@@ -21434,17 +23266,29 @@
           </m:rPr>
           <m:t>-</m:t>
         </m:r>
+        <m:sSub>
+          <m:e>
+            <m:r>
+              <m:rPr>
+                <m:sty m:val="p"/>
+              </m:rPr>
+              <m:t>O</m:t>
+            </m:r>
+          </m:e>
+          <m:sub>
+            <m:r>
+              <m:rPr>
+                <m:sty m:val="p"/>
+              </m:rPr>
+              <m:t>2</m:t>
+            </m:r>
+          </m:sub>
+        </m:sSub>
         <m:r>
           <m:rPr>
             <m:sty m:val="p"/>
           </m:rPr>
-          <m:t>B</m:t>
-        </m:r>
-        <m:r>
-          <m:rPr>
-            <m:sty m:val="p"/>
-          </m:rPr>
-          <m:t>r</m:t>
+          <m:t>N</m:t>
         </m:r>
         <m:sSub>
           <m:e>
@@ -21492,26 +23336,8 @@
           <m:rPr>
             <m:sty m:val="p"/>
           </m:rPr>
-          <m:t>C</m:t>
-        </m:r>
-        <m:sSub>
-          <m:e>
-            <m:r>
-              <m:rPr>
-                <m:sty m:val="p"/>
-              </m:rPr>
-              <m:t>H</m:t>
-            </m:r>
-          </m:e>
-          <m:sub>
-            <m:r>
-              <m:rPr>
-                <m:sty m:val="p"/>
-              </m:rPr>
-              <m:t>3</m:t>
-            </m:r>
-          </m:sub>
-        </m:sSub>
+          <m:t>H</m:t>
+        </m:r>
       </m:oMath>
     </w:p>
     <w:p>
@@ -21524,7 +23350,7 @@
           <w:b/>
           <w:bCs/>
         </w:rPr>
-        <w:t xml:space="preserve">(4)</w:t>
+        <w:t xml:space="preserve">(3)</w:t>
       </w:r>
       <w:r>
         <w:rPr>
@@ -21534,15 +23360,9 @@
       </w:r>
       <w:r>
         <w:rPr>
-          <w:rFonts w:hint="eastAsia" w:ascii="Times New Roman" w:hAnsi="Times New Roman" w:eastAsia="Times New Roman" w:cs="Times New Roman"/>
-        </w:rPr>
-        <w:t>4-</w:t>
-      </w:r>
-      <w:r>
-        <w:rPr>
-          <w:rFonts w:hint="eastAsia" w:ascii="Times New Roman" w:hAnsi="Times New Roman" w:eastAsia="FangSong" w:cs="Times New Roman"/>
-        </w:rPr>
-        <w:t>硝基苯胺</w:t>
+          <w:rFonts w:hint="eastAsia" w:ascii="Times New Roman" w:hAnsi="Times New Roman" w:eastAsia="FangSong" w:cs="Times New Roman"/>
+        </w:rPr>
+        <w:t xml:space="preserve">对溴苯甲醚</w:t>
       </w:r>
       <w:r>
         <w:rPr>
@@ -21572,29 +23392,17 @@
           </m:rPr>
           <m:t>-</m:t>
         </m:r>
-        <m:sSub>
-          <m:e>
-            <m:r>
-              <m:rPr>
-                <m:sty m:val="p"/>
-              </m:rPr>
-              <m:t>O</m:t>
-            </m:r>
-          </m:e>
-          <m:sub>
-            <m:r>
-              <m:rPr>
-                <m:sty m:val="p"/>
-              </m:rPr>
-              <m:t>2</m:t>
-            </m:r>
-          </m:sub>
-        </m:sSub>
         <m:r>
           <m:rPr>
             <m:sty m:val="p"/>
           </m:rPr>
-          <m:t>N</m:t>
+          <m:t>B</m:t>
+        </m:r>
+        <m:r>
+          <m:rPr>
+            <m:sty m:val="p"/>
+          </m:rPr>
+          <m:t>r</m:t>
         </m:r>
         <m:sSub>
           <m:e>
@@ -21636,7 +23444,13 @@
           <m:rPr>
             <m:sty m:val="p"/>
           </m:rPr>
-          <m:t>N</m:t>
+          <m:t>O</m:t>
+        </m:r>
+        <m:r>
+          <m:rPr>
+            <m:sty m:val="p"/>
+          </m:rPr>
+          <m:t>C</m:t>
         </m:r>
         <m:sSub>
           <m:e>
@@ -21652,7 +23466,7 @@
               <m:rPr>
                 <m:sty m:val="p"/>
               </m:rPr>
-              <m:t>2</m:t>
+              <m:t>3</m:t>
             </m:r>
           </m:sub>
         </m:sSub>
@@ -21664,309 +23478,11 @@
       </w:pPr>
       <w:r>
         <w:rPr>
-          <w:rFonts w:hint="eastAsia" w:ascii="Times New Roman" w:hAnsi="Times New Roman" w:eastAsia="FangSong" w:cs="Times New Roman"/>
-        </w:rPr>
-        <w:t>对每个化合物</w:t>
-      </w:r>
-      <w:r>
-        <w:rPr>
-          <w:rFonts w:hint="eastAsia" w:ascii="Times New Roman" w:hAnsi="Times New Roman" w:eastAsia="Times New Roman" w:cs="Times New Roman"/>
-        </w:rPr>
-        <w:t>：</w:t>
-      </w:r>
-      <w:r>
-        <w:rPr>
-          <w:rFonts w:ascii="Times New Roman" w:hAnsi="Times New Roman" w:eastAsia="Times New Roman" w:cs="Times New Roman"/>
-        </w:rPr>
-        <w:t xml:space="preserve"> </w:t>
-      </w:r>
-      <w:r>
-        <w:rPr>
-          <w:rFonts w:ascii="Times New Roman" w:hAnsi="Times New Roman" w:eastAsia="Times New Roman" w:cs="Times New Roman"/>
-        </w:rPr>
-        <w:t xml:space="preserve">1. </w:t>
-      </w:r>
-      <w:r>
-        <w:rPr>
-          <w:rFonts w:hint="eastAsia" w:ascii="Times New Roman" w:hAnsi="Times New Roman" w:eastAsia="FangSong" w:cs="Times New Roman"/>
-        </w:rPr>
-        <w:t>列出两个取代基各自的定位效应</w:t>
-      </w:r>
-      <w:r>
-        <w:rPr>
-          <w:rFonts w:hint="eastAsia" w:ascii="Times New Roman" w:hAnsi="Times New Roman" w:eastAsia="Times New Roman" w:cs="Times New Roman"/>
-        </w:rPr>
-        <w:t>（o/p</w:t>
-      </w:r>
-      <w:r>
-        <w:rPr>
-          <w:rFonts w:ascii="Times New Roman" w:hAnsi="Times New Roman" w:eastAsia="Times New Roman" w:cs="Times New Roman"/>
-        </w:rPr>
-        <w:t xml:space="preserve"> </w:t>
-      </w:r>
-      <w:r>
-        <w:rPr>
-          <w:rFonts w:hint="eastAsia" w:ascii="Times New Roman" w:hAnsi="Times New Roman" w:eastAsia="FangSong" w:cs="Times New Roman"/>
-        </w:rPr>
-        <w:t xml:space="preserve">导向或</w:t>
-      </w:r>
-      <w:r>
-        <w:rPr>
-          <w:rFonts w:ascii="Times New Roman" w:hAnsi="Times New Roman" w:eastAsia="Times New Roman" w:cs="Times New Roman"/>
-        </w:rPr>
-        <w:t xml:space="preserve"> m </w:t>
-      </w:r>
-      <w:r>
-        <w:rPr>
-          <w:rFonts w:hint="eastAsia" w:ascii="Times New Roman" w:hAnsi="Times New Roman" w:eastAsia="FangSong" w:cs="Times New Roman"/>
-        </w:rPr>
-        <w:t>导向</w:t>
-      </w:r>
-      <w:r>
-        <w:rPr>
-          <w:rFonts w:hint="eastAsia" w:ascii="Times New Roman" w:hAnsi="Times New Roman" w:eastAsia="Times New Roman" w:cs="Times New Roman"/>
-        </w:rPr>
-        <w:t>）</w:t>
-      </w:r>
-      <w:r>
-        <w:rPr>
-          <w:rFonts w:hint="eastAsia" w:ascii="Times New Roman" w:hAnsi="Times New Roman" w:eastAsia="FangSong" w:cs="Times New Roman"/>
-        </w:rPr>
-        <w:t>和活化</w:t>
-      </w:r>
-      <w:r>
-        <w:rPr>
-          <w:rFonts w:hint="eastAsia" w:ascii="Times New Roman" w:hAnsi="Times New Roman" w:eastAsia="Times New Roman" w:cs="Times New Roman"/>
-        </w:rPr>
-        <w:t>/</w:t>
-      </w:r>
-      <w:r>
-        <w:rPr>
-          <w:rFonts w:hint="eastAsia" w:ascii="Times New Roman" w:hAnsi="Times New Roman" w:eastAsia="FangSong" w:cs="Times New Roman"/>
-        </w:rPr>
-        <w:t>钝化性质</w:t>
-      </w:r>
-      <w:r>
-        <w:rPr>
-          <w:rFonts w:hint="eastAsia" w:ascii="Times New Roman" w:hAnsi="Times New Roman" w:eastAsia="Times New Roman" w:cs="Times New Roman"/>
-        </w:rPr>
-        <w:t>；</w:t>
-      </w:r>
-      <w:r>
-        <w:rPr>
-          <w:rFonts w:ascii="Times New Roman" w:hAnsi="Times New Roman" w:eastAsia="Times New Roman" w:cs="Times New Roman"/>
-        </w:rPr>
-        <w:t xml:space="preserve"> </w:t>
-      </w:r>
-      <w:r>
-        <w:rPr>
-          <w:rFonts w:ascii="Times New Roman" w:hAnsi="Times New Roman" w:eastAsia="Times New Roman" w:cs="Times New Roman"/>
-        </w:rPr>
-        <w:t xml:space="preserve">2. </w:t>
-      </w:r>
-      <w:r>
-        <w:rPr>
-          <w:rFonts w:hint="eastAsia" w:ascii="Times New Roman" w:hAnsi="Times New Roman" w:eastAsia="FangSong" w:cs="Times New Roman"/>
-        </w:rPr>
-        <w:t>分析定位一致性或冲突</w:t>
-      </w:r>
-      <w:r>
-        <w:rPr>
-          <w:rFonts w:hint="eastAsia" w:ascii="Times New Roman" w:hAnsi="Times New Roman" w:eastAsia="Times New Roman" w:cs="Times New Roman"/>
-        </w:rPr>
-        <w:t>；</w:t>
-      </w:r>
-      <w:r>
-        <w:rPr>
-          <w:rFonts w:ascii="Times New Roman" w:hAnsi="Times New Roman" w:eastAsia="Times New Roman" w:cs="Times New Roman"/>
-        </w:rPr>
-        <w:t xml:space="preserve"> </w:t>
-      </w:r>
-      <w:r>
-        <w:rPr>
-          <w:rFonts w:ascii="Times New Roman" w:hAnsi="Times New Roman" w:eastAsia="Times New Roman" w:cs="Times New Roman"/>
-        </w:rPr>
-        <w:t xml:space="preserve">3. </w:t>
-      </w:r>
-      <w:r>
-        <w:rPr>
-          <w:rFonts w:hint="eastAsia" w:ascii="Times New Roman" w:hAnsi="Times New Roman" w:eastAsia="FangSong" w:cs="Times New Roman"/>
-        </w:rPr>
-        <w:t>若定位冲突</w:t>
-      </w:r>
-      <w:r>
-        <w:rPr>
-          <w:rFonts w:hint="eastAsia" w:ascii="Times New Roman" w:hAnsi="Times New Roman" w:eastAsia="Times New Roman" w:cs="Times New Roman"/>
-        </w:rPr>
-        <w:t>，</w:t>
-      </w:r>
-      <w:r>
-        <w:rPr>
-          <w:rFonts w:hint="eastAsia" w:ascii="Times New Roman" w:hAnsi="Times New Roman" w:eastAsia="FangSong" w:cs="Times New Roman"/>
-        </w:rPr>
-        <w:t>运用权重规则判断新基团的主要进入位置</w:t>
-      </w:r>
-      <w:r>
-        <w:rPr>
-          <w:rFonts w:hint="eastAsia" w:ascii="Times New Roman" w:hAnsi="Times New Roman" w:eastAsia="Times New Roman" w:cs="Times New Roman"/>
-        </w:rPr>
-        <w:t>。</w:t>
-      </w:r>
-    </w:p>
-    <w:p>
-      <w:pPr>
-        <w:spacing w:before="160" w:after="80"/>
-      </w:pPr>
-      <w:r>
-        <w:pict>
-          <v:rect style="width:0;height:1.5pt" o:hralign="center" o:hrstd="t" o:hr="t"/>
-        </w:pict>
-      </w:r>
-    </w:p>
-    <w:bookmarkEnd w:id="259"/>
-    <w:bookmarkStart w:id="260" w:name="芳香-多取代苯合成路线设计"/>
-    <w:p>
-      <w:pPr>
-        <w:pStyle w:val="Heading2"/>
-        <w:spacing w:before="280" w:after="120"/>
-      </w:pPr>
-      <w:r>
-        <w:rPr>
-          <w:rFonts w:ascii="Times New Roman" w:hAnsi="Times New Roman" w:eastAsia="Times New Roman" w:cs="Times New Roman"/>
-        </w:rPr>
-        <w:t xml:space="preserve">4.47 </w:t>
-      </w:r>
-      <w:r>
-        <w:rPr>
-          <w:rFonts w:hint="eastAsia" w:ascii="Times New Roman" w:hAnsi="Times New Roman" w:eastAsia="SimHei" w:cs="Times New Roman"/>
-        </w:rPr>
-        <w:t>芳香</w:t>
-      </w:r>
-      <w:r>
-        <w:rPr>
-          <w:rFonts w:hint="eastAsia" w:ascii="Times New Roman" w:hAnsi="Times New Roman" w:eastAsia="Times New Roman" w:cs="Times New Roman"/>
-        </w:rPr>
-        <w:t>-</w:t>
-      </w:r>
-      <w:r>
-        <w:rPr>
-          <w:rFonts w:hint="eastAsia" w:ascii="Times New Roman" w:hAnsi="Times New Roman" w:eastAsia="SimHei" w:cs="Times New Roman"/>
-        </w:rPr>
-        <w:t>多取代苯合成路线设计</w:t>
-      </w:r>
-    </w:p>
-    <w:p>
-      <w:pPr>
-        <w:pStyle w:val="FirstParagraph"/>
-      </w:pPr>
-      <w:r>
-        <w:rPr>
-          <w:rFonts w:hint="eastAsia" w:ascii="Times New Roman" w:hAnsi="Times New Roman" w:eastAsia="FangSong" w:cs="Times New Roman"/>
-        </w:rPr>
-        <w:t>以苯为唯一芳香原料</w:t>
-      </w:r>
-      <w:r>
-        <w:rPr>
-          <w:rFonts w:hint="eastAsia" w:ascii="Times New Roman" w:hAnsi="Times New Roman" w:eastAsia="Times New Roman" w:cs="Times New Roman"/>
-        </w:rPr>
-        <w:t>（</w:t>
-      </w:r>
-      <w:r>
-        <w:rPr>
-          <w:rFonts w:hint="eastAsia" w:ascii="Times New Roman" w:hAnsi="Times New Roman" w:eastAsia="FangSong" w:cs="Times New Roman"/>
-        </w:rPr>
-        <w:t>其他试剂任选</w:t>
-      </w:r>
-      <w:r>
-        <w:rPr>
-          <w:rFonts w:hint="eastAsia" w:ascii="Times New Roman" w:hAnsi="Times New Roman" w:eastAsia="Times New Roman" w:cs="Times New Roman"/>
-        </w:rPr>
-        <w:t>），</w:t>
-      </w:r>
-      <w:r>
-        <w:rPr>
-          <w:rFonts w:hint="eastAsia" w:ascii="Times New Roman" w:hAnsi="Times New Roman" w:eastAsia="FangSong" w:cs="Times New Roman"/>
-        </w:rPr>
-        <w:t>设计合成下列多取代苯的合理路线</w:t>
-      </w:r>
-      <w:r>
-        <w:rPr>
-          <w:rFonts w:hint="eastAsia" w:ascii="Times New Roman" w:hAnsi="Times New Roman" w:eastAsia="Times New Roman" w:cs="Times New Roman"/>
-        </w:rPr>
-        <w:t>。</w:t>
-      </w:r>
-      <w:r>
-        <w:rPr>
-          <w:rFonts w:hint="eastAsia" w:ascii="Times New Roman" w:hAnsi="Times New Roman" w:eastAsia="FangSong" w:cs="Times New Roman"/>
-        </w:rPr>
-        <w:t>必须考虑</w:t>
-      </w:r>
-      <w:r>
-        <w:rPr>
-          <w:rFonts w:ascii="Times New Roman" w:hAnsi="Times New Roman" w:eastAsia="Times New Roman" w:cs="Times New Roman"/>
-        </w:rPr>
-        <w:t xml:space="preserve"> SEAr </w:t>
-      </w:r>
-      <w:r>
-        <w:rPr>
-          <w:rFonts w:hint="eastAsia" w:ascii="Times New Roman" w:hAnsi="Times New Roman" w:eastAsia="FangSong" w:cs="Times New Roman"/>
-        </w:rPr>
-        <w:t>定位规则</w:t>
-      </w:r>
-      <w:r>
-        <w:rPr>
-          <w:rFonts w:hint="eastAsia" w:ascii="Times New Roman" w:hAnsi="Times New Roman" w:eastAsia="Times New Roman" w:cs="Times New Roman"/>
-        </w:rPr>
-        <w:t>，</w:t>
-      </w:r>
-      <w:r>
-        <w:rPr>
-          <w:rFonts w:hint="eastAsia" w:ascii="Times New Roman" w:hAnsi="Times New Roman" w:eastAsia="FangSong" w:cs="Times New Roman"/>
-        </w:rPr>
-        <w:t>确保每一步的取代基定位与目标分子结构一致</w:t>
-      </w:r>
-      <w:r>
-        <w:rPr>
-          <w:rFonts w:hint="eastAsia" w:ascii="Times New Roman" w:hAnsi="Times New Roman" w:eastAsia="Times New Roman" w:cs="Times New Roman"/>
-        </w:rPr>
-        <w:t>。</w:t>
-      </w:r>
-      <w:r>
-        <w:rPr>
-          <w:rFonts w:hint="eastAsia" w:ascii="Times New Roman" w:hAnsi="Times New Roman" w:eastAsia="FangSong" w:cs="Times New Roman"/>
-        </w:rPr>
-        <w:t>画出完整合成路线</w:t>
-      </w:r>
-      <w:r>
-        <w:rPr>
-          <w:rFonts w:hint="eastAsia" w:ascii="Times New Roman" w:hAnsi="Times New Roman" w:eastAsia="Times New Roman" w:cs="Times New Roman"/>
-        </w:rPr>
-        <w:t>（</w:t>
-      </w:r>
-      <w:r>
-        <w:rPr>
-          <w:rFonts w:hint="eastAsia" w:ascii="Times New Roman" w:hAnsi="Times New Roman" w:eastAsia="FangSong" w:cs="Times New Roman"/>
-        </w:rPr>
-        <w:t>含中间体结构和条件</w:t>
-      </w:r>
-      <w:r>
-        <w:rPr>
-          <w:rFonts w:hint="eastAsia" w:ascii="Times New Roman" w:hAnsi="Times New Roman" w:eastAsia="Times New Roman" w:cs="Times New Roman"/>
-        </w:rPr>
-        <w:t>）。</w:t>
-      </w:r>
-    </w:p>
-    <w:p>
-      <w:pPr>
-        <w:pStyle w:val="BodyText"/>
-      </w:pPr>
-      <w:r>
-        <w:rPr>
           <w:rFonts w:ascii="Times New Roman" w:hAnsi="Times New Roman" w:eastAsia="Times New Roman" w:cs="Times New Roman"/>
           <w:b/>
           <w:bCs/>
         </w:rPr>
-        <w:t xml:space="preserve">(1)</w:t>
+        <w:t xml:space="preserve">(4)</w:t>
       </w:r>
       <w:r>
         <w:rPr>
@@ -21976,9 +23492,15 @@
       </w:r>
       <w:r>
         <w:rPr>
-          <w:rFonts w:hint="eastAsia" w:ascii="Times New Roman" w:hAnsi="Times New Roman" w:eastAsia="FangSong" w:cs="Times New Roman"/>
-        </w:rPr>
-        <w:t xml:space="preserve">对硝基正丙基苯</w:t>
+          <w:rFonts w:hint="eastAsia" w:ascii="Times New Roman" w:hAnsi="Times New Roman" w:eastAsia="Times New Roman" w:cs="Times New Roman"/>
+        </w:rPr>
+        <w:t>4-</w:t>
+      </w:r>
+      <w:r>
+        <w:rPr>
+          <w:rFonts w:hint="eastAsia" w:ascii="Times New Roman" w:hAnsi="Times New Roman" w:eastAsia="FangSong" w:cs="Times New Roman"/>
+        </w:rPr>
+        <w:t>硝基苯胺</w:t>
       </w:r>
       <w:r>
         <w:rPr>
@@ -22072,7 +23594,7 @@
           <m:rPr>
             <m:sty m:val="p"/>
           </m:rPr>
-          <m:t>C</m:t>
+          <m:t>N</m:t>
         </m:r>
         <m:sSub>
           <m:e>
@@ -22092,55 +23614,305 @@
             </m:r>
           </m:sub>
         </m:sSub>
-        <m:r>
-          <m:rPr>
-            <m:sty m:val="p"/>
-          </m:rPr>
-          <m:t>C</m:t>
-        </m:r>
-        <m:sSub>
-          <m:e>
-            <m:r>
-              <m:rPr>
-                <m:sty m:val="p"/>
-              </m:rPr>
-              <m:t>H</m:t>
-            </m:r>
-          </m:e>
-          <m:sub>
-            <m:r>
-              <m:rPr>
-                <m:sty m:val="p"/>
-              </m:rPr>
-              <m:t>2</m:t>
-            </m:r>
-          </m:sub>
-        </m:sSub>
-        <m:r>
-          <m:rPr>
-            <m:sty m:val="p"/>
-          </m:rPr>
-          <m:t>C</m:t>
-        </m:r>
-        <m:sSub>
-          <m:e>
-            <m:r>
-              <m:rPr>
-                <m:sty m:val="p"/>
-              </m:rPr>
-              <m:t>H</m:t>
-            </m:r>
-          </m:e>
-          <m:sub>
-            <m:r>
-              <m:rPr>
-                <m:sty m:val="p"/>
-              </m:rPr>
-              <m:t>3</m:t>
-            </m:r>
-          </m:sub>
-        </m:sSub>
       </m:oMath>
+    </w:p>
+    <w:p>
+      <w:pPr>
+        <w:pStyle w:val="BodyText"/>
+      </w:pPr>
+      <w:r>
+        <w:rPr>
+          <w:rFonts w:hint="eastAsia" w:ascii="Times New Roman" w:hAnsi="Times New Roman" w:eastAsia="FangSong" w:cs="Times New Roman"/>
+        </w:rPr>
+        <w:t>对每个化合物</w:t>
+      </w:r>
+      <w:r>
+        <w:rPr>
+          <w:rFonts w:hint="eastAsia" w:ascii="Times New Roman" w:hAnsi="Times New Roman" w:eastAsia="Times New Roman" w:cs="Times New Roman"/>
+        </w:rPr>
+        <w:t>：</w:t>
+      </w:r>
+      <w:r>
+        <w:rPr>
+          <w:rFonts w:ascii="Times New Roman" w:hAnsi="Times New Roman" w:eastAsia="Times New Roman" w:cs="Times New Roman"/>
+        </w:rPr>
+        <w:t xml:space="preserve"> </w:t>
+      </w:r>
+      <w:r>
+        <w:rPr>
+          <w:rFonts w:ascii="Times New Roman" w:hAnsi="Times New Roman" w:eastAsia="Times New Roman" w:cs="Times New Roman"/>
+        </w:rPr>
+        <w:t xml:space="preserve">1. </w:t>
+      </w:r>
+      <w:r>
+        <w:rPr>
+          <w:rFonts w:hint="eastAsia" w:ascii="Times New Roman" w:hAnsi="Times New Roman" w:eastAsia="FangSong" w:cs="Times New Roman"/>
+        </w:rPr>
+        <w:t>列出两个取代基各自的定位效应</w:t>
+      </w:r>
+      <w:r>
+        <w:rPr>
+          <w:rFonts w:hint="eastAsia" w:ascii="Times New Roman" w:hAnsi="Times New Roman" w:eastAsia="Times New Roman" w:cs="Times New Roman"/>
+        </w:rPr>
+        <w:t>（o/p</w:t>
+      </w:r>
+      <w:r>
+        <w:rPr>
+          <w:rFonts w:ascii="Times New Roman" w:hAnsi="Times New Roman" w:eastAsia="Times New Roman" w:cs="Times New Roman"/>
+        </w:rPr>
+        <w:t xml:space="preserve"> </w:t>
+      </w:r>
+      <w:r>
+        <w:rPr>
+          <w:rFonts w:hint="eastAsia" w:ascii="Times New Roman" w:hAnsi="Times New Roman" w:eastAsia="FangSong" w:cs="Times New Roman"/>
+        </w:rPr>
+        <w:t xml:space="preserve">导向或</w:t>
+      </w:r>
+      <w:r>
+        <w:rPr>
+          <w:rFonts w:ascii="Times New Roman" w:hAnsi="Times New Roman" w:eastAsia="Times New Roman" w:cs="Times New Roman"/>
+        </w:rPr>
+        <w:t xml:space="preserve"> m </w:t>
+      </w:r>
+      <w:r>
+        <w:rPr>
+          <w:rFonts w:hint="eastAsia" w:ascii="Times New Roman" w:hAnsi="Times New Roman" w:eastAsia="FangSong" w:cs="Times New Roman"/>
+        </w:rPr>
+        <w:t>导向</w:t>
+      </w:r>
+      <w:r>
+        <w:rPr>
+          <w:rFonts w:hint="eastAsia" w:ascii="Times New Roman" w:hAnsi="Times New Roman" w:eastAsia="Times New Roman" w:cs="Times New Roman"/>
+        </w:rPr>
+        <w:t>）</w:t>
+      </w:r>
+      <w:r>
+        <w:rPr>
+          <w:rFonts w:hint="eastAsia" w:ascii="Times New Roman" w:hAnsi="Times New Roman" w:eastAsia="FangSong" w:cs="Times New Roman"/>
+        </w:rPr>
+        <w:t>和活化</w:t>
+      </w:r>
+      <w:r>
+        <w:rPr>
+          <w:rFonts w:hint="eastAsia" w:ascii="Times New Roman" w:hAnsi="Times New Roman" w:eastAsia="Times New Roman" w:cs="Times New Roman"/>
+        </w:rPr>
+        <w:t>/</w:t>
+      </w:r>
+      <w:r>
+        <w:rPr>
+          <w:rFonts w:hint="eastAsia" w:ascii="Times New Roman" w:hAnsi="Times New Roman" w:eastAsia="FangSong" w:cs="Times New Roman"/>
+        </w:rPr>
+        <w:t>钝化性质</w:t>
+      </w:r>
+      <w:r>
+        <w:rPr>
+          <w:rFonts w:hint="eastAsia" w:ascii="Times New Roman" w:hAnsi="Times New Roman" w:eastAsia="Times New Roman" w:cs="Times New Roman"/>
+        </w:rPr>
+        <w:t>；</w:t>
+      </w:r>
+      <w:r>
+        <w:rPr>
+          <w:rFonts w:ascii="Times New Roman" w:hAnsi="Times New Roman" w:eastAsia="Times New Roman" w:cs="Times New Roman"/>
+        </w:rPr>
+        <w:t xml:space="preserve"> </w:t>
+      </w:r>
+      <w:r>
+        <w:rPr>
+          <w:rFonts w:ascii="Times New Roman" w:hAnsi="Times New Roman" w:eastAsia="Times New Roman" w:cs="Times New Roman"/>
+        </w:rPr>
+        <w:t xml:space="preserve">2. </w:t>
+      </w:r>
+      <w:r>
+        <w:rPr>
+          <w:rFonts w:hint="eastAsia" w:ascii="Times New Roman" w:hAnsi="Times New Roman" w:eastAsia="FangSong" w:cs="Times New Roman"/>
+        </w:rPr>
+        <w:t>分析定位一致性或冲突</w:t>
+      </w:r>
+      <w:r>
+        <w:rPr>
+          <w:rFonts w:hint="eastAsia" w:ascii="Times New Roman" w:hAnsi="Times New Roman" w:eastAsia="Times New Roman" w:cs="Times New Roman"/>
+        </w:rPr>
+        <w:t>；</w:t>
+      </w:r>
+      <w:r>
+        <w:rPr>
+          <w:rFonts w:ascii="Times New Roman" w:hAnsi="Times New Roman" w:eastAsia="Times New Roman" w:cs="Times New Roman"/>
+        </w:rPr>
+        <w:t xml:space="preserve"> </w:t>
+      </w:r>
+      <w:r>
+        <w:rPr>
+          <w:rFonts w:ascii="Times New Roman" w:hAnsi="Times New Roman" w:eastAsia="Times New Roman" w:cs="Times New Roman"/>
+        </w:rPr>
+        <w:t xml:space="preserve">3. </w:t>
+      </w:r>
+      <w:r>
+        <w:rPr>
+          <w:rFonts w:hint="eastAsia" w:ascii="Times New Roman" w:hAnsi="Times New Roman" w:eastAsia="FangSong" w:cs="Times New Roman"/>
+        </w:rPr>
+        <w:t>若定位冲突</w:t>
+      </w:r>
+      <w:r>
+        <w:rPr>
+          <w:rFonts w:hint="eastAsia" w:ascii="Times New Roman" w:hAnsi="Times New Roman" w:eastAsia="Times New Roman" w:cs="Times New Roman"/>
+        </w:rPr>
+        <w:t>，</w:t>
+      </w:r>
+      <w:r>
+        <w:rPr>
+          <w:rFonts w:hint="eastAsia" w:ascii="Times New Roman" w:hAnsi="Times New Roman" w:eastAsia="FangSong" w:cs="Times New Roman"/>
+        </w:rPr>
+        <w:t>运用权重规则判断新基团的主要进入位置</w:t>
+      </w:r>
+      <w:r>
+        <w:rPr>
+          <w:rFonts w:hint="eastAsia" w:ascii="Times New Roman" w:hAnsi="Times New Roman" w:eastAsia="Times New Roman" w:cs="Times New Roman"/>
+        </w:rPr>
+        <w:t>。</w:t>
+      </w:r>
+    </w:p>
+    <w:p>
+      <w:pPr>
+        <w:spacing w:before="160" w:after="80"/>
+      </w:pPr>
+      <w:r>
+        <w:pict>
+          <v:rect style="width:0;height:1.5pt" o:hralign="center" o:hrstd="t" o:hr="t"/>
+        </w:pict>
+      </w:r>
+    </w:p>
+    <w:bookmarkEnd w:id="273"/>
+    <w:bookmarkStart w:id="274" w:name="芳香-多取代苯合成路线设计"/>
+    <w:p>
+      <w:pPr>
+        <w:pStyle w:val="Heading2"/>
+        <w:spacing w:before="280" w:after="120"/>
+      </w:pPr>
+      <w:r>
+        <w:rPr>
+          <w:rFonts w:ascii="Times New Roman" w:hAnsi="Times New Roman" w:eastAsia="Times New Roman" w:cs="Times New Roman"/>
+        </w:rPr>
+        <w:t xml:space="preserve">4.48 </w:t>
+      </w:r>
+      <w:r>
+        <w:rPr>
+          <w:rFonts w:hint="eastAsia" w:ascii="Times New Roman" w:hAnsi="Times New Roman" w:eastAsia="SimHei" w:cs="Times New Roman"/>
+        </w:rPr>
+        <w:t>芳香</w:t>
+      </w:r>
+      <w:r>
+        <w:rPr>
+          <w:rFonts w:hint="eastAsia" w:ascii="Times New Roman" w:hAnsi="Times New Roman" w:eastAsia="Times New Roman" w:cs="Times New Roman"/>
+        </w:rPr>
+        <w:t>-</w:t>
+      </w:r>
+      <w:r>
+        <w:rPr>
+          <w:rFonts w:hint="eastAsia" w:ascii="Times New Roman" w:hAnsi="Times New Roman" w:eastAsia="SimHei" w:cs="Times New Roman"/>
+        </w:rPr>
+        <w:t>多取代苯合成路线设计</w:t>
+      </w:r>
+    </w:p>
+    <w:p>
+      <w:pPr>
+        <w:pStyle w:val="FirstParagraph"/>
+      </w:pPr>
+      <w:r>
+        <w:rPr>
+          <w:rFonts w:hint="eastAsia" w:ascii="Times New Roman" w:hAnsi="Times New Roman" w:eastAsia="FangSong" w:cs="Times New Roman"/>
+        </w:rPr>
+        <w:t>以苯为唯一芳香原料</w:t>
+      </w:r>
+      <w:r>
+        <w:rPr>
+          <w:rFonts w:hint="eastAsia" w:ascii="Times New Roman" w:hAnsi="Times New Roman" w:eastAsia="Times New Roman" w:cs="Times New Roman"/>
+        </w:rPr>
+        <w:t>（</w:t>
+      </w:r>
+      <w:r>
+        <w:rPr>
+          <w:rFonts w:hint="eastAsia" w:ascii="Times New Roman" w:hAnsi="Times New Roman" w:eastAsia="FangSong" w:cs="Times New Roman"/>
+        </w:rPr>
+        <w:t>其他试剂任选</w:t>
+      </w:r>
+      <w:r>
+        <w:rPr>
+          <w:rFonts w:hint="eastAsia" w:ascii="Times New Roman" w:hAnsi="Times New Roman" w:eastAsia="Times New Roman" w:cs="Times New Roman"/>
+        </w:rPr>
+        <w:t>），</w:t>
+      </w:r>
+      <w:r>
+        <w:rPr>
+          <w:rFonts w:hint="eastAsia" w:ascii="Times New Roman" w:hAnsi="Times New Roman" w:eastAsia="FangSong" w:cs="Times New Roman"/>
+        </w:rPr>
+        <w:t>设计合成下列多取代苯的合理路线</w:t>
+      </w:r>
+      <w:r>
+        <w:rPr>
+          <w:rFonts w:hint="eastAsia" w:ascii="Times New Roman" w:hAnsi="Times New Roman" w:eastAsia="Times New Roman" w:cs="Times New Roman"/>
+        </w:rPr>
+        <w:t>。</w:t>
+      </w:r>
+      <w:r>
+        <w:rPr>
+          <w:rFonts w:hint="eastAsia" w:ascii="Times New Roman" w:hAnsi="Times New Roman" w:eastAsia="FangSong" w:cs="Times New Roman"/>
+        </w:rPr>
+        <w:t>必须考虑</w:t>
+      </w:r>
+      <w:r>
+        <w:rPr>
+          <w:rFonts w:ascii="Times New Roman" w:hAnsi="Times New Roman" w:eastAsia="Times New Roman" w:cs="Times New Roman"/>
+        </w:rPr>
+        <w:t xml:space="preserve"> SEAr </w:t>
+      </w:r>
+      <w:r>
+        <w:rPr>
+          <w:rFonts w:hint="eastAsia" w:ascii="Times New Roman" w:hAnsi="Times New Roman" w:eastAsia="FangSong" w:cs="Times New Roman"/>
+        </w:rPr>
+        <w:t>定位规则</w:t>
+      </w:r>
+      <w:r>
+        <w:rPr>
+          <w:rFonts w:hint="eastAsia" w:ascii="Times New Roman" w:hAnsi="Times New Roman" w:eastAsia="Times New Roman" w:cs="Times New Roman"/>
+        </w:rPr>
+        <w:t>，</w:t>
+      </w:r>
+      <w:r>
+        <w:rPr>
+          <w:rFonts w:hint="eastAsia" w:ascii="Times New Roman" w:hAnsi="Times New Roman" w:eastAsia="FangSong" w:cs="Times New Roman"/>
+        </w:rPr>
+        <w:t>确保每一步的取代基定位与目标分子结构一致</w:t>
+      </w:r>
+      <w:r>
+        <w:rPr>
+          <w:rFonts w:hint="eastAsia" w:ascii="Times New Roman" w:hAnsi="Times New Roman" w:eastAsia="Times New Roman" w:cs="Times New Roman"/>
+        </w:rPr>
+        <w:t>。</w:t>
+      </w:r>
+      <w:r>
+        <w:rPr>
+          <w:rFonts w:hint="eastAsia" w:ascii="Times New Roman" w:hAnsi="Times New Roman" w:eastAsia="FangSong" w:cs="Times New Roman"/>
+        </w:rPr>
+        <w:t>画出完整合成路线</w:t>
+      </w:r>
+      <w:r>
+        <w:rPr>
+          <w:rFonts w:hint="eastAsia" w:ascii="Times New Roman" w:hAnsi="Times New Roman" w:eastAsia="Times New Roman" w:cs="Times New Roman"/>
+        </w:rPr>
+        <w:t>（</w:t>
+      </w:r>
+      <w:r>
+        <w:rPr>
+          <w:rFonts w:hint="eastAsia" w:ascii="Times New Roman" w:hAnsi="Times New Roman" w:eastAsia="FangSong" w:cs="Times New Roman"/>
+        </w:rPr>
+        <w:t>含中间体结构和条件</w:t>
+      </w:r>
+      <w:r>
+        <w:rPr>
+          <w:rFonts w:hint="eastAsia" w:ascii="Times New Roman" w:hAnsi="Times New Roman" w:eastAsia="Times New Roman" w:cs="Times New Roman"/>
+        </w:rPr>
+        <w:t>）。</w:t>
+      </w:r>
     </w:p>
     <w:p>
       <w:pPr>
@@ -22152,7 +23924,7 @@
           <w:b/>
           <w:bCs/>
         </w:rPr>
-        <w:t xml:space="preserve">(2)</w:t>
+        <w:t xml:space="preserve">(1)</w:t>
       </w:r>
       <w:r>
         <w:rPr>
@@ -22164,7 +23936,7 @@
         <w:rPr>
           <w:rFonts w:hint="eastAsia" w:ascii="Times New Roman" w:hAnsi="Times New Roman" w:eastAsia="FangSong" w:cs="Times New Roman"/>
         </w:rPr>
-        <w:t xml:space="preserve">间溴苯甲酸</w:t>
+        <w:t xml:space="preserve">对硝基正丙基苯</w:t>
       </w:r>
       <w:r>
         <w:rPr>
@@ -22185,7 +23957,7 @@
           <m:rPr>
             <m:sty m:val="p"/>
           </m:rPr>
-          <m:t>m</m:t>
+          <m:t>p</m:t>
         </m:r>
         <m:r>
           <m:rPr>
@@ -22194,17 +23966,29 @@
           </m:rPr>
           <m:t>-</m:t>
         </m:r>
+        <m:sSub>
+          <m:e>
+            <m:r>
+              <m:rPr>
+                <m:sty m:val="p"/>
+              </m:rPr>
+              <m:t>O</m:t>
+            </m:r>
+          </m:e>
+          <m:sub>
+            <m:r>
+              <m:rPr>
+                <m:sty m:val="p"/>
+              </m:rPr>
+              <m:t>2</m:t>
+            </m:r>
+          </m:sub>
+        </m:sSub>
         <m:r>
           <m:rPr>
             <m:sty m:val="p"/>
           </m:rPr>
-          <m:t>B</m:t>
-        </m:r>
-        <m:r>
-          <m:rPr>
-            <m:sty m:val="p"/>
-          </m:rPr>
-          <m:t>r</m:t>
+          <m:t>N</m:t>
         </m:r>
         <m:sSub>
           <m:e>
@@ -22248,24 +24032,72 @@
           </m:rPr>
           <m:t>C</m:t>
         </m:r>
+        <m:sSub>
+          <m:e>
+            <m:r>
+              <m:rPr>
+                <m:sty m:val="p"/>
+              </m:rPr>
+              <m:t>H</m:t>
+            </m:r>
+          </m:e>
+          <m:sub>
+            <m:r>
+              <m:rPr>
+                <m:sty m:val="p"/>
+              </m:rPr>
+              <m:t>2</m:t>
+            </m:r>
+          </m:sub>
+        </m:sSub>
         <m:r>
           <m:rPr>
             <m:sty m:val="p"/>
           </m:rPr>
-          <m:t>O</m:t>
-        </m:r>
+          <m:t>C</m:t>
+        </m:r>
+        <m:sSub>
+          <m:e>
+            <m:r>
+              <m:rPr>
+                <m:sty m:val="p"/>
+              </m:rPr>
+              <m:t>H</m:t>
+            </m:r>
+          </m:e>
+          <m:sub>
+            <m:r>
+              <m:rPr>
+                <m:sty m:val="p"/>
+              </m:rPr>
+              <m:t>2</m:t>
+            </m:r>
+          </m:sub>
+        </m:sSub>
         <m:r>
           <m:rPr>
             <m:sty m:val="p"/>
           </m:rPr>
-          <m:t>O</m:t>
-        </m:r>
-        <m:r>
-          <m:rPr>
-            <m:sty m:val="p"/>
-          </m:rPr>
-          <m:t>H</m:t>
-        </m:r>
+          <m:t>C</m:t>
+        </m:r>
+        <m:sSub>
+          <m:e>
+            <m:r>
+              <m:rPr>
+                <m:sty m:val="p"/>
+              </m:rPr>
+              <m:t>H</m:t>
+            </m:r>
+          </m:e>
+          <m:sub>
+            <m:r>
+              <m:rPr>
+                <m:sty m:val="p"/>
+              </m:rPr>
+              <m:t>3</m:t>
+            </m:r>
+          </m:sub>
+        </m:sSub>
       </m:oMath>
     </w:p>
     <w:p>
@@ -22278,7 +24110,7 @@
           <w:b/>
           <w:bCs/>
         </w:rPr>
-        <w:t xml:space="preserve">(3)</w:t>
+        <w:t xml:space="preserve">(2)</w:t>
       </w:r>
       <w:r>
         <w:rPr>
@@ -22288,27 +24120,9 @@
       </w:r>
       <w:r>
         <w:rPr>
-          <w:rFonts w:hint="eastAsia" w:ascii="Times New Roman" w:hAnsi="Times New Roman" w:eastAsia="Times New Roman" w:cs="Times New Roman"/>
-        </w:rPr>
-        <w:t>2-</w:t>
-      </w:r>
-      <w:r>
-        <w:rPr>
-          <w:rFonts w:hint="eastAsia" w:ascii="Times New Roman" w:hAnsi="Times New Roman" w:eastAsia="FangSong" w:cs="Times New Roman"/>
-        </w:rPr>
-        <w:t>溴</w:t>
-      </w:r>
-      <w:r>
-        <w:rPr>
-          <w:rFonts w:hint="eastAsia" w:ascii="Times New Roman" w:hAnsi="Times New Roman" w:eastAsia="Times New Roman" w:cs="Times New Roman"/>
-        </w:rPr>
-        <w:t>-4-</w:t>
-      </w:r>
-      <w:r>
-        <w:rPr>
-          <w:rFonts w:hint="eastAsia" w:ascii="Times New Roman" w:hAnsi="Times New Roman" w:eastAsia="FangSong" w:cs="Times New Roman"/>
-        </w:rPr>
-        <w:t>硝基苯酚</w:t>
+          <w:rFonts w:hint="eastAsia" w:ascii="Times New Roman" w:hAnsi="Times New Roman" w:eastAsia="FangSong" w:cs="Times New Roman"/>
+        </w:rPr>
+        <w:t xml:space="preserve">间溴苯甲酸</w:t>
       </w:r>
       <w:r>
         <w:rPr>
@@ -22329,7 +24143,7 @@
           <m:rPr>
             <m:sty m:val="p"/>
           </m:rPr>
-          <m:t>2</m:t>
+          <m:t>m</m:t>
         </m:r>
         <m:r>
           <m:rPr>
@@ -22350,6 +24164,131 @@
           </m:rPr>
           <m:t>r</m:t>
         </m:r>
+        <m:sSub>
+          <m:e>
+            <m:r>
+              <m:rPr>
+                <m:sty m:val="p"/>
+              </m:rPr>
+              <m:t>C</m:t>
+            </m:r>
+          </m:e>
+          <m:sub>
+            <m:r>
+              <m:rPr>
+                <m:sty m:val="p"/>
+              </m:rPr>
+              <m:t>6</m:t>
+            </m:r>
+          </m:sub>
+        </m:sSub>
+        <m:sSub>
+          <m:e>
+            <m:r>
+              <m:rPr>
+                <m:sty m:val="p"/>
+              </m:rPr>
+              <m:t>H</m:t>
+            </m:r>
+          </m:e>
+          <m:sub>
+            <m:r>
+              <m:rPr>
+                <m:sty m:val="p"/>
+              </m:rPr>
+              <m:t>4</m:t>
+            </m:r>
+          </m:sub>
+        </m:sSub>
+        <m:r>
+          <m:rPr>
+            <m:sty m:val="p"/>
+          </m:rPr>
+          <m:t>C</m:t>
+        </m:r>
+        <m:r>
+          <m:rPr>
+            <m:sty m:val="p"/>
+          </m:rPr>
+          <m:t>O</m:t>
+        </m:r>
+        <m:r>
+          <m:rPr>
+            <m:sty m:val="p"/>
+          </m:rPr>
+          <m:t>O</m:t>
+        </m:r>
+        <m:r>
+          <m:rPr>
+            <m:sty m:val="p"/>
+          </m:rPr>
+          <m:t>H</m:t>
+        </m:r>
+      </m:oMath>
+    </w:p>
+    <w:p>
+      <w:pPr>
+        <w:pStyle w:val="BodyText"/>
+      </w:pPr>
+      <w:r>
+        <w:rPr>
+          <w:rFonts w:ascii="Times New Roman" w:hAnsi="Times New Roman" w:eastAsia="Times New Roman" w:cs="Times New Roman"/>
+          <w:b/>
+          <w:bCs/>
+        </w:rPr>
+        <w:t xml:space="preserve">(3)</w:t>
+      </w:r>
+      <w:r>
+        <w:rPr>
+          <w:rFonts w:ascii="Times New Roman" w:hAnsi="Times New Roman" w:eastAsia="Times New Roman" w:cs="Times New Roman"/>
+        </w:rPr>
+        <w:t xml:space="preserve"> </w:t>
+      </w:r>
+      <w:r>
+        <w:rPr>
+          <w:rFonts w:hint="eastAsia" w:ascii="Times New Roman" w:hAnsi="Times New Roman" w:eastAsia="Times New Roman" w:cs="Times New Roman"/>
+        </w:rPr>
+        <w:t>2-</w:t>
+      </w:r>
+      <w:r>
+        <w:rPr>
+          <w:rFonts w:hint="eastAsia" w:ascii="Times New Roman" w:hAnsi="Times New Roman" w:eastAsia="FangSong" w:cs="Times New Roman"/>
+        </w:rPr>
+        <w:t>溴</w:t>
+      </w:r>
+      <w:r>
+        <w:rPr>
+          <w:rFonts w:hint="eastAsia" w:ascii="Times New Roman" w:hAnsi="Times New Roman" w:eastAsia="Times New Roman" w:cs="Times New Roman"/>
+        </w:rPr>
+        <w:t>-4-</w:t>
+      </w:r>
+      <w:r>
+        <w:rPr>
+          <w:rFonts w:hint="eastAsia" w:ascii="Times New Roman" w:hAnsi="Times New Roman" w:eastAsia="FangSong" w:cs="Times New Roman"/>
+        </w:rPr>
+        <w:t>硝基苯酚</w:t>
+      </w:r>
+      <w:r>
+        <w:rPr>
+          <w:rFonts w:ascii="Times New Roman" w:hAnsi="Times New Roman" w:eastAsia="Times New Roman" w:cs="Times New Roman"/>
+        </w:rPr>
+        <w:t xml:space="preserve"> </w:t>
+      </w:r>
+      <m:oMath>
+        <m:oMathPr>
+          <m:ctrlPr>
+            <w:rPr>
+              <w:sz w:val="28"/>
+              <w:szCs w:val="28"/>
+            </w:rPr>
+          </m:ctrlPr>
+        </m:oMathPr>
+        <m:r>
+          <m:rPr>
+            <m:sty m:val="p"/>
+          </m:rPr>
+          <m:t>2</m:t>
+        </m:r>
         <m:r>
           <m:rPr>
             <m:nor/>
@@ -22361,7 +24300,13 @@
           <m:rPr>
             <m:sty m:val="p"/>
           </m:rPr>
-          <m:t>4</m:t>
+          <m:t>B</m:t>
+        </m:r>
+        <m:r>
+          <m:rPr>
+            <m:sty m:val="p"/>
+          </m:rPr>
+          <m:t>r</m:t>
         </m:r>
         <m:r>
           <m:rPr>
@@ -22370,6 +24315,19 @@
           </m:rPr>
           <m:t>-</m:t>
         </m:r>
+        <m:r>
+          <m:rPr>
+            <m:sty m:val="p"/>
+          </m:rPr>
+          <m:t>4</m:t>
+        </m:r>
+        <m:r>
+          <m:rPr>
+            <m:nor/>
+            <m:sty m:val="p"/>
+          </m:rPr>
+          <m:t>-</m:t>
+        </m:r>
         <m:sSub>
           <m:e>
             <m:r>
@@ -22555,8 +24513,8 @@
         </w:pict>
       </w:r>
     </w:p>
-    <w:bookmarkEnd w:id="260"/>
-    <w:bookmarkEnd w:id="261"/>
+    <w:bookmarkEnd w:id="274"/>
+    <w:bookmarkEnd w:id="275"/>
     <w:sectPr>
       <w:footerReference w:type="default" r:id="rId9"/>
       <w:footnotePr>

--- a/00-首页/题组Word/习题书/第三篇-有机化学/4-芳香化合物与亲电取代-学生版.docx
+++ b/00-首页/题组Word/习题书/第三篇-有机化学/4-芳香化合物与亲电取代-学生版.docx
@@ -106,7 +106,7 @@
         </w:rPr>
         <w:drawing>
           <wp:inline>
-            <wp:extent cx="3240000" cy="2659056"/>
+            <wp:extent cx="3240000" cy="2546443"/>
             <wp:effectExtent b="0" l="0" r="0" t="0"/>
             <wp:docPr descr="" title="" id="11" name="Picture"/>
             <a:graphic>
@@ -127,7 +127,7 @@
                   <pic:spPr bwMode="auto">
                     <a:xfrm>
                       <a:off x="0" y="0"/>
-                      <a:ext cx="3240000" cy="2659056"/>
+                      <a:ext cx="3240000" cy="2546443"/>
                     </a:xfrm>
                     <a:prstGeom prst="rect">
                       <a:avLst/>
@@ -200,6 +200,46 @@
         </w:rPr>
         <w:t>。</w:t>
       </w:r>
+    </w:p>
+    <w:p>
+      <w:pPr>
+        <w:spacing w:before="0" w:after="0"/>
+      </w:pPr>
+    </w:p>
+    <w:p>
+      <w:pPr>
+        <w:spacing w:before="0" w:after="0"/>
+      </w:pPr>
+    </w:p>
+    <w:p>
+      <w:pPr>
+        <w:spacing w:before="0" w:after="0"/>
+      </w:pPr>
+    </w:p>
+    <w:p>
+      <w:pPr>
+        <w:spacing w:before="0" w:after="0"/>
+      </w:pPr>
+    </w:p>
+    <w:p>
+      <w:pPr>
+        <w:spacing w:before="0" w:after="0"/>
+      </w:pPr>
+    </w:p>
+    <w:p>
+      <w:pPr>
+        <w:spacing w:before="0" w:after="0"/>
+      </w:pPr>
+    </w:p>
+    <w:p>
+      <w:pPr>
+        <w:spacing w:before="0" w:after="0"/>
+      </w:pPr>
+    </w:p>
+    <w:p>
+      <w:pPr>
+        <w:spacing w:before="0" w:after="0"/>
+      </w:pPr>
     </w:p>
     <w:p>
       <w:pPr>
@@ -661,6 +701,31 @@
         </w:rPr>
         <w:t>定位规则</w:t>
       </w:r>
+    </w:p>
+    <w:p>
+      <w:pPr>
+        <w:spacing w:before="0" w:after="0"/>
+      </w:pPr>
+    </w:p>
+    <w:p>
+      <w:pPr>
+        <w:spacing w:before="0" w:after="0"/>
+      </w:pPr>
+    </w:p>
+    <w:p>
+      <w:pPr>
+        <w:spacing w:before="0" w:after="0"/>
+      </w:pPr>
+    </w:p>
+    <w:p>
+      <w:pPr>
+        <w:spacing w:before="0" w:after="0"/>
+      </w:pPr>
+    </w:p>
+    <w:p>
+      <w:pPr>
+        <w:spacing w:before="0" w:after="0"/>
+      </w:pPr>
     </w:p>
     <w:p>
       <w:pPr>
@@ -845,7 +910,7 @@
         </w:rPr>
         <w:drawing>
           <wp:inline>
-            <wp:extent cx="3600000" cy="990663"/>
+            <wp:extent cx="3600000" cy="969576"/>
             <wp:effectExtent b="0" l="0" r="0" t="0"/>
             <wp:docPr descr="" title="" id="17" name="Picture"/>
             <a:graphic>
@@ -866,7 +931,7 @@
                   <pic:spPr bwMode="auto">
                     <a:xfrm>
                       <a:off x="0" y="0"/>
-                      <a:ext cx="3600000" cy="990663"/>
+                      <a:ext cx="3600000" cy="969576"/>
                     </a:xfrm>
                     <a:prstGeom prst="rect">
                       <a:avLst/>
@@ -947,7 +1012,7 @@
         </w:rPr>
         <w:drawing>
           <wp:inline>
-            <wp:extent cx="3600000" cy="703671"/>
+            <wp:extent cx="3600000" cy="702059"/>
             <wp:effectExtent b="0" l="0" r="0" t="0"/>
             <wp:docPr descr="" title="" id="20" name="Picture"/>
             <a:graphic>
@@ -968,7 +1033,7 @@
                   <pic:spPr bwMode="auto">
                     <a:xfrm>
                       <a:off x="0" y="0"/>
-                      <a:ext cx="3600000" cy="703671"/>
+                      <a:ext cx="3600000" cy="702059"/>
                     </a:xfrm>
                     <a:prstGeom prst="rect">
                       <a:avLst/>
@@ -1157,6 +1222,46 @@
     </w:p>
     <w:p>
       <w:pPr>
+        <w:spacing w:before="0" w:after="0"/>
+      </w:pPr>
+    </w:p>
+    <w:p>
+      <w:pPr>
+        <w:spacing w:before="0" w:after="0"/>
+      </w:pPr>
+    </w:p>
+    <w:p>
+      <w:pPr>
+        <w:spacing w:before="0" w:after="0"/>
+      </w:pPr>
+    </w:p>
+    <w:p>
+      <w:pPr>
+        <w:spacing w:before="0" w:after="0"/>
+      </w:pPr>
+    </w:p>
+    <w:p>
+      <w:pPr>
+        <w:spacing w:before="0" w:after="0"/>
+      </w:pPr>
+    </w:p>
+    <w:p>
+      <w:pPr>
+        <w:spacing w:before="0" w:after="0"/>
+      </w:pPr>
+    </w:p>
+    <w:p>
+      <w:pPr>
+        <w:spacing w:before="0" w:after="0"/>
+      </w:pPr>
+    </w:p>
+    <w:p>
+      <w:pPr>
+        <w:spacing w:before="0" w:after="0"/>
+      </w:pPr>
+    </w:p>
+    <w:p>
+      <w:pPr>
         <w:spacing w:before="160" w:after="80"/>
       </w:pPr>
       <w:r>
@@ -1208,7 +1313,7 @@
         </w:rPr>
         <w:drawing>
           <wp:inline>
-            <wp:extent cx="3600000" cy="752762"/>
+            <wp:extent cx="3600000" cy="752298"/>
             <wp:effectExtent b="0" l="0" r="0" t="0"/>
             <wp:docPr descr="" title="" id="24" name="Picture"/>
             <a:graphic>
@@ -1229,7 +1334,7 @@
                   <pic:spPr bwMode="auto">
                     <a:xfrm>
                       <a:off x="0" y="0"/>
-                      <a:ext cx="3600000" cy="752762"/>
+                      <a:ext cx="3600000" cy="752298"/>
                     </a:xfrm>
                     <a:prstGeom prst="rect">
                       <a:avLst/>
@@ -1341,6 +1446,46 @@
     </w:p>
     <w:p>
       <w:pPr>
+        <w:spacing w:before="0" w:after="0"/>
+      </w:pPr>
+    </w:p>
+    <w:p>
+      <w:pPr>
+        <w:spacing w:before="0" w:after="0"/>
+      </w:pPr>
+    </w:p>
+    <w:p>
+      <w:pPr>
+        <w:spacing w:before="0" w:after="0"/>
+      </w:pPr>
+    </w:p>
+    <w:p>
+      <w:pPr>
+        <w:spacing w:before="0" w:after="0"/>
+      </w:pPr>
+    </w:p>
+    <w:p>
+      <w:pPr>
+        <w:spacing w:before="0" w:after="0"/>
+      </w:pPr>
+    </w:p>
+    <w:p>
+      <w:pPr>
+        <w:spacing w:before="0" w:after="0"/>
+      </w:pPr>
+    </w:p>
+    <w:p>
+      <w:pPr>
+        <w:spacing w:before="0" w:after="0"/>
+      </w:pPr>
+    </w:p>
+    <w:p>
+      <w:pPr>
+        <w:spacing w:before="0" w:after="0"/>
+      </w:pPr>
+    </w:p>
+    <w:p>
+      <w:pPr>
         <w:spacing w:before="160" w:after="80"/>
       </w:pPr>
       <w:r>
@@ -1392,7 +1537,7 @@
         </w:rPr>
         <w:drawing>
           <wp:inline>
-            <wp:extent cx="3600000" cy="990230"/>
+            <wp:extent cx="3599995" cy="990230"/>
             <wp:effectExtent b="0" l="0" r="0" t="0"/>
             <wp:docPr descr="" title="" id="28" name="Picture"/>
             <a:graphic>
@@ -1413,7 +1558,7 @@
                   <pic:spPr bwMode="auto">
                     <a:xfrm>
                       <a:off x="0" y="0"/>
-                      <a:ext cx="3600000" cy="990230"/>
+                      <a:ext cx="3599995" cy="990230"/>
                     </a:xfrm>
                     <a:prstGeom prst="rect">
                       <a:avLst/>
@@ -1468,7 +1613,7 @@
         </w:rPr>
         <w:drawing>
           <wp:inline>
-            <wp:extent cx="3600000" cy="1053543"/>
+            <wp:extent cx="3600000" cy="1029921"/>
             <wp:effectExtent b="0" l="0" r="0" t="0"/>
             <wp:docPr descr="" title="" id="31" name="Picture"/>
             <a:graphic>
@@ -1489,7 +1634,7 @@
                   <pic:spPr bwMode="auto">
                     <a:xfrm>
                       <a:off x="0" y="0"/>
-                      <a:ext cx="3600000" cy="1053543"/>
+                      <a:ext cx="3600000" cy="1029921"/>
                     </a:xfrm>
                     <a:prstGeom prst="rect">
                       <a:avLst/>
@@ -1613,6 +1758,46 @@
     </w:p>
     <w:p>
       <w:pPr>
+        <w:spacing w:before="0" w:after="0"/>
+      </w:pPr>
+    </w:p>
+    <w:p>
+      <w:pPr>
+        <w:spacing w:before="0" w:after="0"/>
+      </w:pPr>
+    </w:p>
+    <w:p>
+      <w:pPr>
+        <w:spacing w:before="0" w:after="0"/>
+      </w:pPr>
+    </w:p>
+    <w:p>
+      <w:pPr>
+        <w:spacing w:before="0" w:after="0"/>
+      </w:pPr>
+    </w:p>
+    <w:p>
+      <w:pPr>
+        <w:spacing w:before="0" w:after="0"/>
+      </w:pPr>
+    </w:p>
+    <w:p>
+      <w:pPr>
+        <w:spacing w:before="0" w:after="0"/>
+      </w:pPr>
+    </w:p>
+    <w:p>
+      <w:pPr>
+        <w:spacing w:before="0" w:after="0"/>
+      </w:pPr>
+    </w:p>
+    <w:p>
+      <w:pPr>
+        <w:spacing w:before="0" w:after="0"/>
+      </w:pPr>
+    </w:p>
+    <w:p>
+      <w:pPr>
         <w:spacing w:before="160" w:after="80"/>
       </w:pPr>
       <w:r>
@@ -1664,7 +1849,7 @@
         </w:rPr>
         <w:drawing>
           <wp:inline>
-            <wp:extent cx="3600000" cy="1045758"/>
+            <wp:extent cx="3600000" cy="1008740"/>
             <wp:effectExtent b="0" l="0" r="0" t="0"/>
             <wp:docPr descr="" title="" id="35" name="Picture"/>
             <a:graphic>
@@ -1685,7 +1870,7 @@
                   <pic:spPr bwMode="auto">
                     <a:xfrm>
                       <a:off x="0" y="0"/>
-                      <a:ext cx="3600000" cy="1045758"/>
+                      <a:ext cx="3600000" cy="1008740"/>
                     </a:xfrm>
                     <a:prstGeom prst="rect">
                       <a:avLst/>
@@ -1737,6 +1922,31 @@
     </w:p>
     <w:p>
       <w:pPr>
+        <w:spacing w:before="0" w:after="0"/>
+      </w:pPr>
+    </w:p>
+    <w:p>
+      <w:pPr>
+        <w:spacing w:before="0" w:after="0"/>
+      </w:pPr>
+    </w:p>
+    <w:p>
+      <w:pPr>
+        <w:spacing w:before="0" w:after="0"/>
+      </w:pPr>
+    </w:p>
+    <w:p>
+      <w:pPr>
+        <w:spacing w:before="0" w:after="0"/>
+      </w:pPr>
+    </w:p>
+    <w:p>
+      <w:pPr>
+        <w:spacing w:before="0" w:after="0"/>
+      </w:pPr>
+    </w:p>
+    <w:p>
+      <w:pPr>
         <w:spacing w:before="160" w:after="80"/>
       </w:pPr>
       <w:r>
@@ -1788,7 +1998,7 @@
         </w:rPr>
         <w:drawing>
           <wp:inline>
-            <wp:extent cx="3600000" cy="787186"/>
+            <wp:extent cx="3599997" cy="787186"/>
             <wp:effectExtent b="0" l="0" r="0" t="0"/>
             <wp:docPr descr="" title="" id="39" name="Picture"/>
             <a:graphic>
@@ -1809,7 +2019,7 @@
                   <pic:spPr bwMode="auto">
                     <a:xfrm>
                       <a:off x="0" y="0"/>
-                      <a:ext cx="3600000" cy="787186"/>
+                      <a:ext cx="3599997" cy="787186"/>
                     </a:xfrm>
                     <a:prstGeom prst="rect">
                       <a:avLst/>
@@ -1855,6 +2065,46 @@
     </w:p>
     <w:p>
       <w:pPr>
+        <w:spacing w:before="0" w:after="0"/>
+      </w:pPr>
+    </w:p>
+    <w:p>
+      <w:pPr>
+        <w:spacing w:before="0" w:after="0"/>
+      </w:pPr>
+    </w:p>
+    <w:p>
+      <w:pPr>
+        <w:spacing w:before="0" w:after="0"/>
+      </w:pPr>
+    </w:p>
+    <w:p>
+      <w:pPr>
+        <w:spacing w:before="0" w:after="0"/>
+      </w:pPr>
+    </w:p>
+    <w:p>
+      <w:pPr>
+        <w:spacing w:before="0" w:after="0"/>
+      </w:pPr>
+    </w:p>
+    <w:p>
+      <w:pPr>
+        <w:spacing w:before="0" w:after="0"/>
+      </w:pPr>
+    </w:p>
+    <w:p>
+      <w:pPr>
+        <w:spacing w:before="0" w:after="0"/>
+      </w:pPr>
+    </w:p>
+    <w:p>
+      <w:pPr>
+        <w:spacing w:before="0" w:after="0"/>
+      </w:pPr>
+    </w:p>
+    <w:p>
+      <w:pPr>
         <w:spacing w:before="160" w:after="80"/>
       </w:pPr>
       <w:r>
@@ -1906,7 +2156,7 @@
         </w:rPr>
         <w:drawing>
           <wp:inline>
-            <wp:extent cx="3600000" cy="728686"/>
+            <wp:extent cx="3600000" cy="690080"/>
             <wp:effectExtent b="0" l="0" r="0" t="0"/>
             <wp:docPr descr="" title="" id="43" name="Picture"/>
             <a:graphic>
@@ -1927,7 +2177,7 @@
                   <pic:spPr bwMode="auto">
                     <a:xfrm>
                       <a:off x="0" y="0"/>
-                      <a:ext cx="3600000" cy="728686"/>
+                      <a:ext cx="3600000" cy="690080"/>
                     </a:xfrm>
                     <a:prstGeom prst="rect">
                       <a:avLst/>
@@ -1970,6 +2220,46 @@
         </w:rPr>
         <w:t xml:space="preserve"> the heterocyclic ring created in this reaction aromatic? How does the reaction proceed? Comment on the regioselectivity. This is the Pechmann reaction.</w:t>
       </w:r>
+    </w:p>
+    <w:p>
+      <w:pPr>
+        <w:spacing w:before="0" w:after="0"/>
+      </w:pPr>
+    </w:p>
+    <w:p>
+      <w:pPr>
+        <w:spacing w:before="0" w:after="0"/>
+      </w:pPr>
+    </w:p>
+    <w:p>
+      <w:pPr>
+        <w:spacing w:before="0" w:after="0"/>
+      </w:pPr>
+    </w:p>
+    <w:p>
+      <w:pPr>
+        <w:spacing w:before="0" w:after="0"/>
+      </w:pPr>
+    </w:p>
+    <w:p>
+      <w:pPr>
+        <w:spacing w:before="0" w:after="0"/>
+      </w:pPr>
+    </w:p>
+    <w:p>
+      <w:pPr>
+        <w:spacing w:before="0" w:after="0"/>
+      </w:pPr>
+    </w:p>
+    <w:p>
+      <w:pPr>
+        <w:spacing w:before="0" w:after="0"/>
+      </w:pPr>
+    </w:p>
+    <w:p>
+      <w:pPr>
+        <w:spacing w:before="0" w:after="0"/>
+      </w:pPr>
     </w:p>
     <w:p>
       <w:pPr>
@@ -2235,6 +2525,21 @@
     </w:p>
     <w:p>
       <w:pPr>
+        <w:spacing w:before="0" w:after="0"/>
+      </w:pPr>
+    </w:p>
+    <w:p>
+      <w:pPr>
+        <w:spacing w:before="0" w:after="0"/>
+      </w:pPr>
+    </w:p>
+    <w:p>
+      <w:pPr>
+        <w:spacing w:before="0" w:after="0"/>
+      </w:pPr>
+    </w:p>
+    <w:p>
+      <w:pPr>
         <w:spacing w:before="160" w:after="80"/>
       </w:pPr>
       <w:r>
@@ -2389,7 +2694,7 @@
         </w:rPr>
         <w:drawing>
           <wp:inline>
-            <wp:extent cx="2692400" cy="2235200"/>
+            <wp:extent cx="2692400" cy="2172129"/>
             <wp:effectExtent b="0" l="0" r="0" t="0"/>
             <wp:docPr descr="" title="" id="50" name="Picture"/>
             <a:graphic>
@@ -2410,7 +2715,7 @@
                   <pic:spPr bwMode="auto">
                     <a:xfrm>
                       <a:off x="0" y="0"/>
-                      <a:ext cx="2692400" cy="2235200"/>
+                      <a:ext cx="2692400" cy="2172129"/>
                     </a:xfrm>
                     <a:prstGeom prst="rect">
                       <a:avLst/>
@@ -2441,7 +2746,7 @@
         </w:rPr>
         <w:drawing>
           <wp:inline>
-            <wp:extent cx="3600000" cy="1537627"/>
+            <wp:extent cx="3600000" cy="1523549"/>
             <wp:effectExtent b="0" l="0" r="0" t="0"/>
             <wp:docPr descr="" title="" id="53" name="Picture"/>
             <a:graphic>
@@ -2462,7 +2767,7 @@
                   <pic:spPr bwMode="auto">
                     <a:xfrm>
                       <a:off x="0" y="0"/>
-                      <a:ext cx="3600000" cy="1537627"/>
+                      <a:ext cx="3600000" cy="1523549"/>
                     </a:xfrm>
                     <a:prstGeom prst="rect">
                       <a:avLst/>
@@ -2515,7 +2820,7 @@
         </w:rPr>
         <w:drawing>
           <wp:inline>
-            <wp:extent cx="3600000" cy="2309210"/>
+            <wp:extent cx="3600000" cy="2245545"/>
             <wp:effectExtent b="0" l="0" r="0" t="0"/>
             <wp:docPr descr="" title="" id="56" name="Picture"/>
             <a:graphic>
@@ -2536,7 +2841,7 @@
                   <pic:spPr bwMode="auto">
                     <a:xfrm>
                       <a:off x="0" y="0"/>
-                      <a:ext cx="3600000" cy="2309210"/>
+                      <a:ext cx="3600000" cy="2245545"/>
                     </a:xfrm>
                     <a:prstGeom prst="rect">
                       <a:avLst/>
@@ -2569,6 +2874,8 @@
     <w:p>
       <w:pPr>
         <w:pStyle w:val="BodyText"/>
+        <w:ind w:left="480" w:hanging="480"/>
+        <w:spacing w:after="0"/>
       </w:pPr>
       <w:r>
         <w:rPr>
@@ -2592,7 +2899,20 @@
         <w:rPr>
           <w:rFonts w:ascii="Times New Roman" w:hAnsi="Times New Roman" w:eastAsia="Times New Roman" w:cs="Times New Roman"/>
         </w:rPr>
-        <w:t xml:space="preserve">　B. </w:t>
+        <w:t xml:space="preserve">　</w:t>
+      </w:r>
+    </w:p>
+    <w:p>
+      <w:pPr>
+        <w:pStyle w:val="BodyText"/>
+        <w:ind w:left="480" w:hanging="480"/>
+        <w:spacing w:before="0" w:after="0"/>
+      </w:pPr>
+      <w:r>
+        <w:rPr>
+          <w:rFonts w:ascii="Times New Roman" w:hAnsi="Times New Roman" w:eastAsia="Times New Roman" w:cs="Times New Roman"/>
+        </w:rPr>
+        <w:t xml:space="preserve">B. </w:t>
       </w:r>
       <w:r>
         <w:rPr>
@@ -2610,7 +2930,20 @@
         <w:rPr>
           <w:rFonts w:ascii="Times New Roman" w:hAnsi="Times New Roman" w:eastAsia="Times New Roman" w:cs="Times New Roman"/>
         </w:rPr>
-        <w:t xml:space="preserve">　C. </w:t>
+        <w:t xml:space="preserve">　</w:t>
+      </w:r>
+    </w:p>
+    <w:p>
+      <w:pPr>
+        <w:pStyle w:val="BodyText"/>
+        <w:ind w:left="480" w:hanging="480"/>
+        <w:spacing w:before="0" w:after="0"/>
+      </w:pPr>
+      <w:r>
+        <w:rPr>
+          <w:rFonts w:ascii="Times New Roman" w:hAnsi="Times New Roman" w:eastAsia="Times New Roman" w:cs="Times New Roman"/>
+        </w:rPr>
+        <w:t xml:space="preserve">C. </w:t>
       </w:r>
       <w:r>
         <w:rPr>
@@ -2628,7 +2961,20 @@
         <w:rPr>
           <w:rFonts w:ascii="Times New Roman" w:hAnsi="Times New Roman" w:eastAsia="Times New Roman" w:cs="Times New Roman"/>
         </w:rPr>
-        <w:t xml:space="preserve">　D. </w:t>
+        <w:t xml:space="preserve">　</w:t>
+      </w:r>
+    </w:p>
+    <w:p>
+      <w:pPr>
+        <w:pStyle w:val="BodyText"/>
+        <w:ind w:left="480" w:hanging="480"/>
+        <w:spacing w:before="0" w:after="180"/>
+      </w:pPr>
+      <w:r>
+        <w:rPr>
+          <w:rFonts w:ascii="Times New Roman" w:hAnsi="Times New Roman" w:eastAsia="Times New Roman" w:cs="Times New Roman"/>
+        </w:rPr>
+        <w:t xml:space="preserve">D. </w:t>
       </w:r>
       <w:r>
         <w:rPr>
@@ -2642,6 +2988,16 @@
         </w:rPr>
         <w:t>二甲基萘</w:t>
       </w:r>
+    </w:p>
+    <w:p>
+      <w:pPr>
+        <w:spacing w:before="0" w:after="0"/>
+      </w:pPr>
+    </w:p>
+    <w:p>
+      <w:pPr>
+        <w:spacing w:before="0" w:after="0"/>
+      </w:pPr>
     </w:p>
     <w:p>
       <w:pPr>
@@ -2924,6 +3280,8 @@
     <w:p>
       <w:pPr>
         <w:pStyle w:val="BodyText"/>
+        <w:ind w:left="480" w:hanging="480"/>
+        <w:spacing w:after="0"/>
       </w:pPr>
       <w:r>
         <w:rPr>
@@ -2987,7 +3345,20 @@
         <w:rPr>
           <w:rFonts w:ascii="Times New Roman" w:hAnsi="Times New Roman" w:eastAsia="Times New Roman" w:cs="Times New Roman"/>
         </w:rPr>
-        <w:t xml:space="preserve">　B.</w:t>
+        <w:t xml:space="preserve">　</w:t>
+      </w:r>
+    </w:p>
+    <w:p>
+      <w:pPr>
+        <w:pStyle w:val="BodyText"/>
+        <w:ind w:left="480" w:hanging="480"/>
+        <w:spacing w:before="0" w:after="0"/>
+      </w:pPr>
+      <w:r>
+        <w:rPr>
+          <w:rFonts w:ascii="Times New Roman" w:hAnsi="Times New Roman" w:eastAsia="Times New Roman" w:cs="Times New Roman"/>
+        </w:rPr>
+        <w:t xml:space="preserve">B.</w:t>
       </w:r>
       <w:r>
         <w:rPr>
@@ -3045,7 +3416,20 @@
         <w:rPr>
           <w:rFonts w:ascii="Times New Roman" w:hAnsi="Times New Roman" w:eastAsia="Times New Roman" w:cs="Times New Roman"/>
         </w:rPr>
-        <w:t xml:space="preserve">　C.</w:t>
+        <w:t xml:space="preserve">　</w:t>
+      </w:r>
+    </w:p>
+    <w:p>
+      <w:pPr>
+        <w:pStyle w:val="BodyText"/>
+        <w:ind w:left="480" w:hanging="480"/>
+        <w:spacing w:before="0" w:after="0"/>
+      </w:pPr>
+      <w:r>
+        <w:rPr>
+          <w:rFonts w:ascii="Times New Roman" w:hAnsi="Times New Roman" w:eastAsia="Times New Roman" w:cs="Times New Roman"/>
+        </w:rPr>
+        <w:t xml:space="preserve">C.</w:t>
       </w:r>
       <w:r>
         <w:rPr>
@@ -3103,7 +3487,20 @@
         <w:rPr>
           <w:rFonts w:ascii="Times New Roman" w:hAnsi="Times New Roman" w:eastAsia="Times New Roman" w:cs="Times New Roman"/>
         </w:rPr>
-        <w:t xml:space="preserve">　D.</w:t>
+        <w:t xml:space="preserve">　</w:t>
+      </w:r>
+    </w:p>
+    <w:p>
+      <w:pPr>
+        <w:pStyle w:val="BodyText"/>
+        <w:ind w:left="480" w:hanging="480"/>
+        <w:spacing w:before="0" w:after="180"/>
+      </w:pPr>
+      <w:r>
+        <w:rPr>
+          <w:rFonts w:ascii="Times New Roman" w:hAnsi="Times New Roman" w:eastAsia="Times New Roman" w:cs="Times New Roman"/>
+        </w:rPr>
+        <w:t xml:space="preserve">D.</w:t>
       </w:r>
       <w:r>
         <w:rPr>
@@ -3160,6 +3557,16 @@
     </w:p>
     <w:p>
       <w:pPr>
+        <w:spacing w:before="0" w:after="0"/>
+      </w:pPr>
+    </w:p>
+    <w:p>
+      <w:pPr>
+        <w:spacing w:before="0" w:after="0"/>
+      </w:pPr>
+    </w:p>
+    <w:p>
+      <w:pPr>
         <w:spacing w:before="160" w:after="80"/>
       </w:pPr>
       <w:r>
@@ -3574,6 +3981,46 @@
         </w:rPr>
         <w:t>定位规则</w:t>
       </w:r>
+    </w:p>
+    <w:p>
+      <w:pPr>
+        <w:spacing w:before="0" w:after="0"/>
+      </w:pPr>
+    </w:p>
+    <w:p>
+      <w:pPr>
+        <w:spacing w:before="0" w:after="0"/>
+      </w:pPr>
+    </w:p>
+    <w:p>
+      <w:pPr>
+        <w:spacing w:before="0" w:after="0"/>
+      </w:pPr>
+    </w:p>
+    <w:p>
+      <w:pPr>
+        <w:spacing w:before="0" w:after="0"/>
+      </w:pPr>
+    </w:p>
+    <w:p>
+      <w:pPr>
+        <w:spacing w:before="0" w:after="0"/>
+      </w:pPr>
+    </w:p>
+    <w:p>
+      <w:pPr>
+        <w:spacing w:before="0" w:after="0"/>
+      </w:pPr>
+    </w:p>
+    <w:p>
+      <w:pPr>
+        <w:spacing w:before="0" w:after="0"/>
+      </w:pPr>
+    </w:p>
+    <w:p>
+      <w:pPr>
+        <w:spacing w:before="0" w:after="0"/>
+      </w:pPr>
     </w:p>
     <w:p>
       <w:pPr>
@@ -4250,6 +4697,46 @@
     </w:p>
     <w:p>
       <w:pPr>
+        <w:spacing w:before="0" w:after="0"/>
+      </w:pPr>
+    </w:p>
+    <w:p>
+      <w:pPr>
+        <w:spacing w:before="0" w:after="0"/>
+      </w:pPr>
+    </w:p>
+    <w:p>
+      <w:pPr>
+        <w:spacing w:before="0" w:after="0"/>
+      </w:pPr>
+    </w:p>
+    <w:p>
+      <w:pPr>
+        <w:spacing w:before="0" w:after="0"/>
+      </w:pPr>
+    </w:p>
+    <w:p>
+      <w:pPr>
+        <w:spacing w:before="0" w:after="0"/>
+      </w:pPr>
+    </w:p>
+    <w:p>
+      <w:pPr>
+        <w:spacing w:before="0" w:after="0"/>
+      </w:pPr>
+    </w:p>
+    <w:p>
+      <w:pPr>
+        <w:spacing w:before="0" w:after="0"/>
+      </w:pPr>
+    </w:p>
+    <w:p>
+      <w:pPr>
+        <w:spacing w:before="0" w:after="0"/>
+      </w:pPr>
+    </w:p>
+    <w:p>
+      <w:pPr>
         <w:spacing w:before="160" w:after="80"/>
       </w:pPr>
       <w:r>
@@ -4386,6 +4873,31 @@
     </w:p>
     <w:p>
       <w:pPr>
+        <w:spacing w:before="0" w:after="0"/>
+      </w:pPr>
+    </w:p>
+    <w:p>
+      <w:pPr>
+        <w:spacing w:before="0" w:after="0"/>
+      </w:pPr>
+    </w:p>
+    <w:p>
+      <w:pPr>
+        <w:spacing w:before="0" w:after="0"/>
+      </w:pPr>
+    </w:p>
+    <w:p>
+      <w:pPr>
+        <w:spacing w:before="0" w:after="0"/>
+      </w:pPr>
+    </w:p>
+    <w:p>
+      <w:pPr>
+        <w:spacing w:before="0" w:after="0"/>
+      </w:pPr>
+    </w:p>
+    <w:p>
+      <w:pPr>
         <w:spacing w:before="160" w:after="80"/>
       </w:pPr>
       <w:r>
@@ -4644,6 +5156,31 @@
         </w:rPr>
         <w:t>？</w:t>
       </w:r>
+    </w:p>
+    <w:p>
+      <w:pPr>
+        <w:spacing w:before="0" w:after="0"/>
+      </w:pPr>
+    </w:p>
+    <w:p>
+      <w:pPr>
+        <w:spacing w:before="0" w:after="0"/>
+      </w:pPr>
+    </w:p>
+    <w:p>
+      <w:pPr>
+        <w:spacing w:before="0" w:after="0"/>
+      </w:pPr>
+    </w:p>
+    <w:p>
+      <w:pPr>
+        <w:spacing w:before="0" w:after="0"/>
+      </w:pPr>
+    </w:p>
+    <w:p>
+      <w:pPr>
+        <w:spacing w:before="0" w:after="0"/>
+      </w:pPr>
     </w:p>
     <w:p>
       <w:pPr>
@@ -5033,7 +5570,7 @@
         </w:rPr>
         <w:drawing>
           <wp:inline>
-            <wp:extent cx="3600000" cy="2304000"/>
+            <wp:extent cx="3600000" cy="2294188"/>
             <wp:effectExtent b="0" l="0" r="0" t="0"/>
             <wp:docPr descr="" title="" id="67" name="Picture"/>
             <a:graphic>
@@ -5054,7 +5591,7 @@
                   <pic:spPr bwMode="auto">
                     <a:xfrm>
                       <a:off x="0" y="0"/>
-                      <a:ext cx="3600000" cy="2304000"/>
+                      <a:ext cx="3600000" cy="2294188"/>
                     </a:xfrm>
                     <a:prstGeom prst="rect">
                       <a:avLst/>
@@ -5075,6 +5612,31 @@
     </w:p>
     <w:p>
       <w:pPr>
+        <w:spacing w:before="0" w:after="0"/>
+      </w:pPr>
+    </w:p>
+    <w:p>
+      <w:pPr>
+        <w:spacing w:before="0" w:after="0"/>
+      </w:pPr>
+    </w:p>
+    <w:p>
+      <w:pPr>
+        <w:spacing w:before="0" w:after="0"/>
+      </w:pPr>
+    </w:p>
+    <w:p>
+      <w:pPr>
+        <w:spacing w:before="0" w:after="0"/>
+      </w:pPr>
+    </w:p>
+    <w:p>
+      <w:pPr>
+        <w:spacing w:before="0" w:after="0"/>
+      </w:pPr>
+    </w:p>
+    <w:p>
+      <w:pPr>
         <w:spacing w:before="160" w:after="80"/>
       </w:pPr>
       <w:r>
@@ -5276,6 +5838,31 @@
     </w:p>
     <w:p>
       <w:pPr>
+        <w:spacing w:before="0" w:after="0"/>
+      </w:pPr>
+    </w:p>
+    <w:p>
+      <w:pPr>
+        <w:spacing w:before="0" w:after="0"/>
+      </w:pPr>
+    </w:p>
+    <w:p>
+      <w:pPr>
+        <w:spacing w:before="0" w:after="0"/>
+      </w:pPr>
+    </w:p>
+    <w:p>
+      <w:pPr>
+        <w:spacing w:before="0" w:after="0"/>
+      </w:pPr>
+    </w:p>
+    <w:p>
+      <w:pPr>
+        <w:spacing w:before="0" w:after="0"/>
+      </w:pPr>
+    </w:p>
+    <w:p>
+      <w:pPr>
         <w:spacing w:before="160" w:after="80"/>
       </w:pPr>
       <w:r>
@@ -5517,7 +6104,7 @@
         </w:rPr>
         <w:drawing>
           <wp:inline>
-            <wp:extent cx="3600000" cy="730725"/>
+            <wp:extent cx="3600000" cy="713271"/>
             <wp:effectExtent b="0" l="0" r="0" t="0"/>
             <wp:docPr descr="" title="" id="73" name="Picture"/>
             <a:graphic>
@@ -5538,7 +6125,7 @@
                   <pic:spPr bwMode="auto">
                     <a:xfrm>
                       <a:off x="0" y="0"/>
-                      <a:ext cx="3600000" cy="730725"/>
+                      <a:ext cx="3600000" cy="713271"/>
                     </a:xfrm>
                     <a:prstGeom prst="rect">
                       <a:avLst/>
@@ -5614,6 +6201,46 @@
     </w:p>
     <w:p>
       <w:pPr>
+        <w:spacing w:before="0" w:after="0"/>
+      </w:pPr>
+    </w:p>
+    <w:p>
+      <w:pPr>
+        <w:spacing w:before="0" w:after="0"/>
+      </w:pPr>
+    </w:p>
+    <w:p>
+      <w:pPr>
+        <w:spacing w:before="0" w:after="0"/>
+      </w:pPr>
+    </w:p>
+    <w:p>
+      <w:pPr>
+        <w:spacing w:before="0" w:after="0"/>
+      </w:pPr>
+    </w:p>
+    <w:p>
+      <w:pPr>
+        <w:spacing w:before="0" w:after="0"/>
+      </w:pPr>
+    </w:p>
+    <w:p>
+      <w:pPr>
+        <w:spacing w:before="0" w:after="0"/>
+      </w:pPr>
+    </w:p>
+    <w:p>
+      <w:pPr>
+        <w:spacing w:before="0" w:after="0"/>
+      </w:pPr>
+    </w:p>
+    <w:p>
+      <w:pPr>
+        <w:spacing w:before="0" w:after="0"/>
+      </w:pPr>
+    </w:p>
+    <w:p>
+      <w:pPr>
         <w:spacing w:before="160" w:after="80"/>
       </w:pPr>
       <w:r>
@@ -5736,7 +6363,7 @@
         </w:rPr>
         <w:drawing>
           <wp:inline>
-            <wp:extent cx="3600000" cy="1255045"/>
+            <wp:extent cx="3600000" cy="1236980"/>
             <wp:effectExtent b="0" l="0" r="0" t="0"/>
             <wp:docPr descr="" title="" id="77" name="Picture"/>
             <a:graphic>
@@ -5757,7 +6384,7 @@
                   <pic:spPr bwMode="auto">
                     <a:xfrm>
                       <a:off x="0" y="0"/>
-                      <a:ext cx="3600000" cy="1255045"/>
+                      <a:ext cx="3600000" cy="1236980"/>
                     </a:xfrm>
                     <a:prstGeom prst="rect">
                       <a:avLst/>
@@ -5788,7 +6415,7 @@
         </w:rPr>
         <w:drawing>
           <wp:inline>
-            <wp:extent cx="3600000" cy="1737692"/>
+            <wp:extent cx="3600000" cy="1678143"/>
             <wp:effectExtent b="0" l="0" r="0" t="0"/>
             <wp:docPr descr="" title="" id="80" name="Picture"/>
             <a:graphic>
@@ -5809,7 +6436,7 @@
                   <pic:spPr bwMode="auto">
                     <a:xfrm>
                       <a:off x="0" y="0"/>
-                      <a:ext cx="3600000" cy="1737692"/>
+                      <a:ext cx="3600000" cy="1678143"/>
                     </a:xfrm>
                     <a:prstGeom prst="rect">
                       <a:avLst/>
@@ -5830,6 +6457,31 @@
     </w:p>
     <w:p>
       <w:pPr>
+        <w:spacing w:before="0" w:after="0"/>
+      </w:pPr>
+    </w:p>
+    <w:p>
+      <w:pPr>
+        <w:spacing w:before="0" w:after="0"/>
+      </w:pPr>
+    </w:p>
+    <w:p>
+      <w:pPr>
+        <w:spacing w:before="0" w:after="0"/>
+      </w:pPr>
+    </w:p>
+    <w:p>
+      <w:pPr>
+        <w:spacing w:before="0" w:after="0"/>
+      </w:pPr>
+    </w:p>
+    <w:p>
+      <w:pPr>
+        <w:spacing w:before="0" w:after="0"/>
+      </w:pPr>
+    </w:p>
+    <w:p>
+      <w:pPr>
         <w:spacing w:before="160" w:after="80"/>
       </w:pPr>
       <w:r>
@@ -6066,7 +6718,7 @@
         </w:rPr>
         <w:drawing>
           <wp:inline>
-            <wp:extent cx="3600000" cy="768246"/>
+            <wp:extent cx="3581437" cy="768246"/>
             <wp:effectExtent b="0" l="0" r="0" t="0"/>
             <wp:docPr descr="" title="" id="84" name="Picture"/>
             <a:graphic>
@@ -6087,7 +6739,7 @@
                   <pic:spPr bwMode="auto">
                     <a:xfrm>
                       <a:off x="0" y="0"/>
-                      <a:ext cx="3600000" cy="768246"/>
+                      <a:ext cx="3581437" cy="768246"/>
                     </a:xfrm>
                     <a:prstGeom prst="rect">
                       <a:avLst/>
@@ -6108,6 +6760,46 @@
     </w:p>
     <w:p>
       <w:pPr>
+        <w:spacing w:before="0" w:after="0"/>
+      </w:pPr>
+    </w:p>
+    <w:p>
+      <w:pPr>
+        <w:spacing w:before="0" w:after="0"/>
+      </w:pPr>
+    </w:p>
+    <w:p>
+      <w:pPr>
+        <w:spacing w:before="0" w:after="0"/>
+      </w:pPr>
+    </w:p>
+    <w:p>
+      <w:pPr>
+        <w:spacing w:before="0" w:after="0"/>
+      </w:pPr>
+    </w:p>
+    <w:p>
+      <w:pPr>
+        <w:spacing w:before="0" w:after="0"/>
+      </w:pPr>
+    </w:p>
+    <w:p>
+      <w:pPr>
+        <w:spacing w:before="0" w:after="0"/>
+      </w:pPr>
+    </w:p>
+    <w:p>
+      <w:pPr>
+        <w:spacing w:before="0" w:after="0"/>
+      </w:pPr>
+    </w:p>
+    <w:p>
+      <w:pPr>
+        <w:spacing w:before="0" w:after="0"/>
+      </w:pPr>
+    </w:p>
+    <w:p>
+      <w:pPr>
         <w:spacing w:before="160" w:after="80"/>
       </w:pPr>
       <w:r>
@@ -6260,7 +6952,7 @@
         </w:rPr>
         <w:drawing>
           <wp:inline>
-            <wp:extent cx="3600000" cy="886956"/>
+            <wp:extent cx="3600000" cy="882213"/>
             <wp:effectExtent b="0" l="0" r="0" t="0"/>
             <wp:docPr descr="" title="" id="88" name="Picture"/>
             <a:graphic>
@@ -6281,7 +6973,7 @@
                   <pic:spPr bwMode="auto">
                     <a:xfrm>
                       <a:off x="0" y="0"/>
-                      <a:ext cx="3600000" cy="886956"/>
+                      <a:ext cx="3600000" cy="882213"/>
                     </a:xfrm>
                     <a:prstGeom prst="rect">
                       <a:avLst/>
@@ -6302,6 +6994,46 @@
     </w:p>
     <w:p>
       <w:pPr>
+        <w:spacing w:before="0" w:after="0"/>
+      </w:pPr>
+    </w:p>
+    <w:p>
+      <w:pPr>
+        <w:spacing w:before="0" w:after="0"/>
+      </w:pPr>
+    </w:p>
+    <w:p>
+      <w:pPr>
+        <w:spacing w:before="0" w:after="0"/>
+      </w:pPr>
+    </w:p>
+    <w:p>
+      <w:pPr>
+        <w:spacing w:before="0" w:after="0"/>
+      </w:pPr>
+    </w:p>
+    <w:p>
+      <w:pPr>
+        <w:spacing w:before="0" w:after="0"/>
+      </w:pPr>
+    </w:p>
+    <w:p>
+      <w:pPr>
+        <w:spacing w:before="0" w:after="0"/>
+      </w:pPr>
+    </w:p>
+    <w:p>
+      <w:pPr>
+        <w:spacing w:before="0" w:after="0"/>
+      </w:pPr>
+    </w:p>
+    <w:p>
+      <w:pPr>
+        <w:spacing w:before="0" w:after="0"/>
+      </w:pPr>
+    </w:p>
+    <w:p>
+      <w:pPr>
         <w:spacing w:before="160" w:after="80"/>
       </w:pPr>
       <w:r>
@@ -6430,7 +7162,7 @@
         </w:rPr>
         <w:drawing>
           <wp:inline>
-            <wp:extent cx="3600000" cy="1037935"/>
+            <wp:extent cx="3594533" cy="1037935"/>
             <wp:effectExtent b="0" l="0" r="0" t="0"/>
             <wp:docPr descr="" title="" id="92" name="Picture"/>
             <a:graphic>
@@ -6451,7 +7183,7 @@
                   <pic:spPr bwMode="auto">
                     <a:xfrm>
                       <a:off x="0" y="0"/>
-                      <a:ext cx="3600000" cy="1037935"/>
+                      <a:ext cx="3594533" cy="1037935"/>
                     </a:xfrm>
                     <a:prstGeom prst="rect">
                       <a:avLst/>
@@ -6472,6 +7204,31 @@
     </w:p>
     <w:p>
       <w:pPr>
+        <w:spacing w:before="0" w:after="0"/>
+      </w:pPr>
+    </w:p>
+    <w:p>
+      <w:pPr>
+        <w:spacing w:before="0" w:after="0"/>
+      </w:pPr>
+    </w:p>
+    <w:p>
+      <w:pPr>
+        <w:spacing w:before="0" w:after="0"/>
+      </w:pPr>
+    </w:p>
+    <w:p>
+      <w:pPr>
+        <w:spacing w:before="0" w:after="0"/>
+      </w:pPr>
+    </w:p>
+    <w:p>
+      <w:pPr>
+        <w:spacing w:before="0" w:after="0"/>
+      </w:pPr>
+    </w:p>
+    <w:p>
+      <w:pPr>
         <w:spacing w:before="160" w:after="80"/>
       </w:pPr>
       <w:r>
@@ -6762,7 +7519,7 @@
         </w:rPr>
         <w:drawing>
           <wp:inline>
-            <wp:extent cx="3600000" cy="601518"/>
+            <wp:extent cx="3599994" cy="601518"/>
             <wp:effectExtent b="0" l="0" r="0" t="0"/>
             <wp:docPr descr="" title="" id="96" name="Picture"/>
             <a:graphic>
@@ -6783,7 +7540,7 @@
                   <pic:spPr bwMode="auto">
                     <a:xfrm>
                       <a:off x="0" y="0"/>
-                      <a:ext cx="3600000" cy="601518"/>
+                      <a:ext cx="3599994" cy="601518"/>
                     </a:xfrm>
                     <a:prstGeom prst="rect">
                       <a:avLst/>
@@ -6825,7 +7582,7 @@
         </w:rPr>
         <w:drawing>
           <wp:inline>
-            <wp:extent cx="3600000" cy="2112000"/>
+            <wp:extent cx="3540000" cy="2112000"/>
             <wp:effectExtent b="0" l="0" r="0" t="0"/>
             <wp:docPr descr="" title="" id="99" name="Picture"/>
             <a:graphic>
@@ -6846,7 +7603,7 @@
                   <pic:spPr bwMode="auto">
                     <a:xfrm>
                       <a:off x="0" y="0"/>
-                      <a:ext cx="3600000" cy="2112000"/>
+                      <a:ext cx="3540000" cy="2112000"/>
                     </a:xfrm>
                     <a:prstGeom prst="rect">
                       <a:avLst/>
@@ -6867,6 +7624,46 @@
     </w:p>
     <w:p>
       <w:pPr>
+        <w:spacing w:before="0" w:after="0"/>
+      </w:pPr>
+    </w:p>
+    <w:p>
+      <w:pPr>
+        <w:spacing w:before="0" w:after="0"/>
+      </w:pPr>
+    </w:p>
+    <w:p>
+      <w:pPr>
+        <w:spacing w:before="0" w:after="0"/>
+      </w:pPr>
+    </w:p>
+    <w:p>
+      <w:pPr>
+        <w:spacing w:before="0" w:after="0"/>
+      </w:pPr>
+    </w:p>
+    <w:p>
+      <w:pPr>
+        <w:spacing w:before="0" w:after="0"/>
+      </w:pPr>
+    </w:p>
+    <w:p>
+      <w:pPr>
+        <w:spacing w:before="0" w:after="0"/>
+      </w:pPr>
+    </w:p>
+    <w:p>
+      <w:pPr>
+        <w:spacing w:before="0" w:after="0"/>
+      </w:pPr>
+    </w:p>
+    <w:p>
+      <w:pPr>
+        <w:spacing w:before="0" w:after="0"/>
+      </w:pPr>
+    </w:p>
+    <w:p>
+      <w:pPr>
         <w:spacing w:before="160" w:after="80"/>
       </w:pPr>
       <w:r>
@@ -6995,7 +7792,7 @@
         </w:rPr>
         <w:drawing>
           <wp:inline>
-            <wp:extent cx="1981200" cy="1257300"/>
+            <wp:extent cx="1981200" cy="1254760"/>
             <wp:effectExtent b="0" l="0" r="0" t="0"/>
             <wp:docPr descr="" title="" id="103" name="Picture"/>
             <a:graphic>
@@ -7016,7 +7813,7 @@
                   <pic:spPr bwMode="auto">
                     <a:xfrm>
                       <a:off x="0" y="0"/>
-                      <a:ext cx="1981200" cy="1257300"/>
+                      <a:ext cx="1981200" cy="1254760"/>
                     </a:xfrm>
                     <a:prstGeom prst="rect">
                       <a:avLst/>
@@ -7037,6 +7834,31 @@
     </w:p>
     <w:p>
       <w:pPr>
+        <w:spacing w:before="0" w:after="0"/>
+      </w:pPr>
+    </w:p>
+    <w:p>
+      <w:pPr>
+        <w:spacing w:before="0" w:after="0"/>
+      </w:pPr>
+    </w:p>
+    <w:p>
+      <w:pPr>
+        <w:spacing w:before="0" w:after="0"/>
+      </w:pPr>
+    </w:p>
+    <w:p>
+      <w:pPr>
+        <w:spacing w:before="0" w:after="0"/>
+      </w:pPr>
+    </w:p>
+    <w:p>
+      <w:pPr>
+        <w:spacing w:before="0" w:after="0"/>
+      </w:pPr>
+    </w:p>
+    <w:p>
+      <w:pPr>
         <w:spacing w:before="160" w:after="80"/>
       </w:pPr>
       <w:r>
@@ -7177,7 +7999,7 @@
         </w:rPr>
         <w:drawing>
           <wp:inline>
-            <wp:extent cx="3600000" cy="1489397"/>
+            <wp:extent cx="3600000" cy="1462500"/>
             <wp:effectExtent b="0" l="0" r="0" t="0"/>
             <wp:docPr descr="" title="" id="107" name="Picture"/>
             <a:graphic>
@@ -7198,7 +8020,7 @@
                   <pic:spPr bwMode="auto">
                     <a:xfrm>
                       <a:off x="0" y="0"/>
-                      <a:ext cx="3600000" cy="1489397"/>
+                      <a:ext cx="3600000" cy="1462500"/>
                     </a:xfrm>
                     <a:prstGeom prst="rect">
                       <a:avLst/>
@@ -7219,6 +8041,31 @@
     </w:p>
     <w:p>
       <w:pPr>
+        <w:spacing w:before="0" w:after="0"/>
+      </w:pPr>
+    </w:p>
+    <w:p>
+      <w:pPr>
+        <w:spacing w:before="0" w:after="0"/>
+      </w:pPr>
+    </w:p>
+    <w:p>
+      <w:pPr>
+        <w:spacing w:before="0" w:after="0"/>
+      </w:pPr>
+    </w:p>
+    <w:p>
+      <w:pPr>
+        <w:spacing w:before="0" w:after="0"/>
+      </w:pPr>
+    </w:p>
+    <w:p>
+      <w:pPr>
+        <w:spacing w:before="0" w:after="0"/>
+      </w:pPr>
+    </w:p>
+    <w:p>
+      <w:pPr>
         <w:spacing w:before="160" w:after="80"/>
       </w:pPr>
       <w:r>
@@ -7311,7 +8158,7 @@
         </w:rPr>
         <w:drawing>
           <wp:inline>
-            <wp:extent cx="3600000" cy="1531491"/>
+            <wp:extent cx="3600000" cy="1491713"/>
             <wp:effectExtent b="0" l="0" r="0" t="0"/>
             <wp:docPr descr="" title="" id="111" name="Picture"/>
             <a:graphic>
@@ -7332,7 +8179,7 @@
                   <pic:spPr bwMode="auto">
                     <a:xfrm>
                       <a:off x="0" y="0"/>
-                      <a:ext cx="3600000" cy="1531491"/>
+                      <a:ext cx="3600000" cy="1491713"/>
                     </a:xfrm>
                     <a:prstGeom prst="rect">
                       <a:avLst/>
@@ -7374,7 +8221,7 @@
         </w:rPr>
         <w:drawing>
           <wp:inline>
-            <wp:extent cx="3600000" cy="1627544"/>
+            <wp:extent cx="3535327" cy="1627544"/>
             <wp:effectExtent b="0" l="0" r="0" t="0"/>
             <wp:docPr descr="" title="" id="114" name="Picture"/>
             <a:graphic>
@@ -7395,7 +8242,7 @@
                   <pic:spPr bwMode="auto">
                     <a:xfrm>
                       <a:off x="0" y="0"/>
-                      <a:ext cx="3600000" cy="1627544"/>
+                      <a:ext cx="3535327" cy="1627544"/>
                     </a:xfrm>
                     <a:prstGeom prst="rect">
                       <a:avLst/>
@@ -7437,7 +8284,7 @@
         </w:rPr>
         <w:drawing>
           <wp:inline>
-            <wp:extent cx="2311400" cy="1384300"/>
+            <wp:extent cx="2311400" cy="1345052"/>
             <wp:effectExtent b="0" l="0" r="0" t="0"/>
             <wp:docPr descr="" title="" id="117" name="Picture"/>
             <a:graphic>
@@ -7458,7 +8305,7 @@
                   <pic:spPr bwMode="auto">
                     <a:xfrm>
                       <a:off x="0" y="0"/>
-                      <a:ext cx="2311400" cy="1384300"/>
+                      <a:ext cx="2311400" cy="1345052"/>
                     </a:xfrm>
                     <a:prstGeom prst="rect">
                       <a:avLst/>
@@ -7500,7 +8347,7 @@
         </w:rPr>
         <w:drawing>
           <wp:inline>
-            <wp:extent cx="3429000" cy="1600200"/>
+            <wp:extent cx="3429000" cy="1521135"/>
             <wp:effectExtent b="0" l="0" r="0" t="0"/>
             <wp:docPr descr="" title="" id="120" name="Picture"/>
             <a:graphic>
@@ -7521,7 +8368,7 @@
                   <pic:spPr bwMode="auto">
                     <a:xfrm>
                       <a:off x="0" y="0"/>
-                      <a:ext cx="3429000" cy="1600200"/>
+                      <a:ext cx="3429000" cy="1521135"/>
                     </a:xfrm>
                     <a:prstGeom prst="rect">
                       <a:avLst/>
@@ -7563,7 +8410,7 @@
         </w:rPr>
         <w:drawing>
           <wp:inline>
-            <wp:extent cx="3327400" cy="2489200"/>
+            <wp:extent cx="3327400" cy="2440950"/>
             <wp:effectExtent b="0" l="0" r="0" t="0"/>
             <wp:docPr descr="" title="" id="123" name="Picture"/>
             <a:graphic>
@@ -7584,7 +8431,7 @@
                   <pic:spPr bwMode="auto">
                     <a:xfrm>
                       <a:off x="0" y="0"/>
-                      <a:ext cx="3327400" cy="2489200"/>
+                      <a:ext cx="3327400" cy="2440950"/>
                     </a:xfrm>
                     <a:prstGeom prst="rect">
                       <a:avLst/>
@@ -7626,7 +8473,7 @@
         </w:rPr>
         <w:drawing>
           <wp:inline>
-            <wp:extent cx="3240000" cy="3322285"/>
+            <wp:extent cx="3240000" cy="3281143"/>
             <wp:effectExtent b="0" l="0" r="0" t="0"/>
             <wp:docPr descr="" title="" id="126" name="Picture"/>
             <a:graphic>
@@ -7647,7 +8494,7 @@
                   <pic:spPr bwMode="auto">
                     <a:xfrm>
                       <a:off x="0" y="0"/>
-                      <a:ext cx="3240000" cy="3322285"/>
+                      <a:ext cx="3240000" cy="3281143"/>
                     </a:xfrm>
                     <a:prstGeom prst="rect">
                       <a:avLst/>
@@ -7669,13 +8516,64 @@
     <w:p>
       <w:pPr>
         <w:pStyle w:val="BodyText"/>
-      </w:pPr>
-      <w:r>
-        <w:rPr>
-          <w:rFonts w:ascii="Times New Roman" w:hAnsi="Times New Roman" w:eastAsia="Times New Roman" w:cs="Times New Roman"/>
-        </w:rPr>
-        <w:t xml:space="preserve">A. ①②③　B. ④⑤　C. ②④⑥　D. ①②④</w:t>
-      </w:r>
+        <w:ind w:left="480" w:hanging="480"/>
+        <w:spacing w:after="0"/>
+      </w:pPr>
+      <w:r>
+        <w:rPr>
+          <w:rFonts w:ascii="Times New Roman" w:hAnsi="Times New Roman" w:eastAsia="Times New Roman" w:cs="Times New Roman"/>
+        </w:rPr>
+        <w:t xml:space="preserve">A. ①②③　</w:t>
+      </w:r>
+    </w:p>
+    <w:p>
+      <w:pPr>
+        <w:pStyle w:val="BodyText"/>
+        <w:ind w:left="480" w:hanging="480"/>
+        <w:spacing w:before="0" w:after="0"/>
+      </w:pPr>
+      <w:r>
+        <w:rPr>
+          <w:rFonts w:ascii="Times New Roman" w:hAnsi="Times New Roman" w:eastAsia="Times New Roman" w:cs="Times New Roman"/>
+        </w:rPr>
+        <w:t xml:space="preserve">B. ④⑤　</w:t>
+      </w:r>
+    </w:p>
+    <w:p>
+      <w:pPr>
+        <w:pStyle w:val="BodyText"/>
+        <w:ind w:left="480" w:hanging="480"/>
+        <w:spacing w:before="0" w:after="0"/>
+      </w:pPr>
+      <w:r>
+        <w:rPr>
+          <w:rFonts w:ascii="Times New Roman" w:hAnsi="Times New Roman" w:eastAsia="Times New Roman" w:cs="Times New Roman"/>
+        </w:rPr>
+        <w:t xml:space="preserve">C. ②④⑥　</w:t>
+      </w:r>
+    </w:p>
+    <w:p>
+      <w:pPr>
+        <w:pStyle w:val="BodyText"/>
+        <w:ind w:left="480" w:hanging="480"/>
+        <w:spacing w:before="0" w:after="180"/>
+      </w:pPr>
+      <w:r>
+        <w:rPr>
+          <w:rFonts w:ascii="Times New Roman" w:hAnsi="Times New Roman" w:eastAsia="Times New Roman" w:cs="Times New Roman"/>
+        </w:rPr>
+        <w:t xml:space="preserve">D. ①②④</w:t>
+      </w:r>
+    </w:p>
+    <w:p>
+      <w:pPr>
+        <w:spacing w:before="0" w:after="0"/>
+      </w:pPr>
+    </w:p>
+    <w:p>
+      <w:pPr>
+        <w:spacing w:before="0" w:after="0"/>
+      </w:pPr>
     </w:p>
     <w:p>
       <w:pPr>
@@ -7790,7 +8688,7 @@
         </w:rPr>
         <w:drawing>
           <wp:inline>
-            <wp:extent cx="3009900" cy="2336800"/>
+            <wp:extent cx="3009900" cy="2270179"/>
             <wp:effectExtent b="0" l="0" r="0" t="0"/>
             <wp:docPr descr="" title="" id="130" name="Picture"/>
             <a:graphic>
@@ -7811,7 +8709,7 @@
                   <pic:spPr bwMode="auto">
                     <a:xfrm>
                       <a:off x="0" y="0"/>
-                      <a:ext cx="3009900" cy="2336800"/>
+                      <a:ext cx="3009900" cy="2270179"/>
                     </a:xfrm>
                     <a:prstGeom prst="rect">
                       <a:avLst/>
@@ -7853,7 +8751,7 @@
         </w:rPr>
         <w:drawing>
           <wp:inline>
-            <wp:extent cx="3600000" cy="2198657"/>
+            <wp:extent cx="3600000" cy="2152703"/>
             <wp:effectExtent b="0" l="0" r="0" t="0"/>
             <wp:docPr descr="" title="" id="133" name="Picture"/>
             <a:graphic>
@@ -7874,7 +8772,7 @@
                   <pic:spPr bwMode="auto">
                     <a:xfrm>
                       <a:off x="0" y="0"/>
-                      <a:ext cx="3600000" cy="2198657"/>
+                      <a:ext cx="3600000" cy="2152703"/>
                     </a:xfrm>
                     <a:prstGeom prst="rect">
                       <a:avLst/>
@@ -7896,6 +8794,8 @@
     <w:p>
       <w:pPr>
         <w:pStyle w:val="BodyText"/>
+        <w:ind w:left="480" w:hanging="480"/>
+        <w:spacing w:after="0"/>
       </w:pPr>
       <w:r>
         <w:rPr>
@@ -7915,6 +8815,13 @@
         </w:rPr>
         <w:t xml:space="preserve"> </w:t>
       </w:r>
+    </w:p>
+    <w:p>
+      <w:pPr>
+        <w:pStyle w:val="BodyText"/>
+        <w:ind w:left="480" w:hanging="480"/>
+        <w:spacing w:before="0" w:after="0"/>
+      </w:pPr>
       <w:r>
         <w:rPr>
           <w:rFonts w:ascii="Times New Roman" w:hAnsi="Times New Roman" w:eastAsia="Times New Roman" w:cs="Times New Roman"/>
@@ -7985,6 +8892,13 @@
         </w:rPr>
         <w:t xml:space="preserve"> </w:t>
       </w:r>
+    </w:p>
+    <w:p>
+      <w:pPr>
+        <w:pStyle w:val="BodyText"/>
+        <w:ind w:left="480" w:hanging="480"/>
+        <w:spacing w:before="0" w:after="0"/>
+      </w:pPr>
       <w:r>
         <w:rPr>
           <w:rFonts w:ascii="Times New Roman" w:hAnsi="Times New Roman" w:eastAsia="Times New Roman" w:cs="Times New Roman"/>
@@ -8003,6 +8917,13 @@
         </w:rPr>
         <w:t xml:space="preserve"> </w:t>
       </w:r>
+    </w:p>
+    <w:p>
+      <w:pPr>
+        <w:pStyle w:val="BodyText"/>
+        <w:ind w:left="480" w:hanging="480"/>
+        <w:spacing w:before="0" w:after="180"/>
+      </w:pPr>
       <w:r>
         <w:rPr>
           <w:rFonts w:ascii="Times New Roman" w:hAnsi="Times New Roman" w:eastAsia="Times New Roman" w:cs="Times New Roman"/>
@@ -8051,6 +8972,16 @@
         </w:rPr>
         <w:t xml:space="preserve">种</w:t>
       </w:r>
+    </w:p>
+    <w:p>
+      <w:pPr>
+        <w:spacing w:before="0" w:after="0"/>
+      </w:pPr>
+    </w:p>
+    <w:p>
+      <w:pPr>
+        <w:spacing w:before="0" w:after="0"/>
+      </w:pPr>
     </w:p>
     <w:p>
       <w:pPr>
@@ -8129,7 +9060,7 @@
         </w:rPr>
         <w:drawing>
           <wp:inline>
-            <wp:extent cx="1524000" cy="1562100"/>
+            <wp:extent cx="1524000" cy="1510974"/>
             <wp:effectExtent b="0" l="0" r="0" t="0"/>
             <wp:docPr descr="" title="" id="137" name="Picture"/>
             <a:graphic>
@@ -8150,7 +9081,7 @@
                   <pic:spPr bwMode="auto">
                     <a:xfrm>
                       <a:off x="0" y="0"/>
-                      <a:ext cx="1524000" cy="1562100"/>
+                      <a:ext cx="1524000" cy="1510974"/>
                     </a:xfrm>
                     <a:prstGeom prst="rect">
                       <a:avLst/>
@@ -8181,7 +9112,7 @@
         </w:rPr>
         <w:drawing>
           <wp:inline>
-            <wp:extent cx="2273300" cy="1600200"/>
+            <wp:extent cx="2273300" cy="1533156"/>
             <wp:effectExtent b="0" l="0" r="0" t="0"/>
             <wp:docPr descr="" title="" id="140" name="Picture"/>
             <a:graphic>
@@ -8202,7 +9133,7 @@
                   <pic:spPr bwMode="auto">
                     <a:xfrm>
                       <a:off x="0" y="0"/>
-                      <a:ext cx="2273300" cy="1600200"/>
+                      <a:ext cx="2273300" cy="1533156"/>
                     </a:xfrm>
                     <a:prstGeom prst="rect">
                       <a:avLst/>
@@ -8233,7 +9164,7 @@
         </w:rPr>
         <w:drawing>
           <wp:inline>
-            <wp:extent cx="1562100" cy="1485900"/>
+            <wp:extent cx="1540933" cy="1485900"/>
             <wp:effectExtent b="0" l="0" r="0" t="0"/>
             <wp:docPr descr="" title="" id="143" name="Picture"/>
             <a:graphic>
@@ -8254,7 +9185,7 @@
                   <pic:spPr bwMode="auto">
                     <a:xfrm>
                       <a:off x="0" y="0"/>
-                      <a:ext cx="1562100" cy="1485900"/>
+                      <a:ext cx="1540933" cy="1485900"/>
                     </a:xfrm>
                     <a:prstGeom prst="rect">
                       <a:avLst/>
@@ -8285,7 +9216,7 @@
         </w:rPr>
         <w:drawing>
           <wp:inline>
-            <wp:extent cx="2082800" cy="2806700"/>
+            <wp:extent cx="2044700" cy="2806700"/>
             <wp:effectExtent b="0" l="0" r="0" t="0"/>
             <wp:docPr descr="" title="" id="146" name="Picture"/>
             <a:graphic>
@@ -8306,7 +9237,7 @@
                   <pic:spPr bwMode="auto">
                     <a:xfrm>
                       <a:off x="0" y="0"/>
-                      <a:ext cx="2082800" cy="2806700"/>
+                      <a:ext cx="2044700" cy="2806700"/>
                     </a:xfrm>
                     <a:prstGeom prst="rect">
                       <a:avLst/>
@@ -8327,6 +9258,21 @@
     </w:p>
     <w:p>
       <w:pPr>
+        <w:spacing w:before="0" w:after="0"/>
+      </w:pPr>
+    </w:p>
+    <w:p>
+      <w:pPr>
+        <w:spacing w:before="0" w:after="0"/>
+      </w:pPr>
+    </w:p>
+    <w:p>
+      <w:pPr>
+        <w:spacing w:before="0" w:after="0"/>
+      </w:pPr>
+    </w:p>
+    <w:p>
+      <w:pPr>
         <w:spacing w:before="160" w:after="80"/>
       </w:pPr>
       <w:r>
@@ -8390,7 +9336,7 @@
         </w:rPr>
         <w:drawing>
           <wp:inline>
-            <wp:extent cx="1800000" cy="3109090"/>
+            <wp:extent cx="1571628" cy="3109090"/>
             <wp:effectExtent b="0" l="0" r="0" t="0"/>
             <wp:docPr descr="" title="" id="150" name="Picture"/>
             <a:graphic>
@@ -8411,7 +9357,7 @@
                   <pic:spPr bwMode="auto">
                     <a:xfrm>
                       <a:off x="0" y="0"/>
-                      <a:ext cx="1800000" cy="3109090"/>
+                      <a:ext cx="1571628" cy="3109090"/>
                     </a:xfrm>
                     <a:prstGeom prst="rect">
                       <a:avLst/>
@@ -8442,7 +9388,7 @@
         </w:rPr>
         <w:drawing>
           <wp:inline>
-            <wp:extent cx="2197100" cy="2374900"/>
+            <wp:extent cx="2113922" cy="2374900"/>
             <wp:effectExtent b="0" l="0" r="0" t="0"/>
             <wp:docPr descr="" title="" id="153" name="Picture"/>
             <a:graphic>
@@ -8463,7 +9409,7 @@
                   <pic:spPr bwMode="auto">
                     <a:xfrm>
                       <a:off x="0" y="0"/>
-                      <a:ext cx="2197100" cy="2374900"/>
+                      <a:ext cx="2113922" cy="2374900"/>
                     </a:xfrm>
                     <a:prstGeom prst="rect">
                       <a:avLst/>
@@ -8494,7 +9440,7 @@
         </w:rPr>
         <w:drawing>
           <wp:inline>
-            <wp:extent cx="3048000" cy="2451100"/>
+            <wp:extent cx="3048000" cy="2407004"/>
             <wp:effectExtent b="0" l="0" r="0" t="0"/>
             <wp:docPr descr="" title="" id="156" name="Picture"/>
             <a:graphic>
@@ -8515,7 +9461,7 @@
                   <pic:spPr bwMode="auto">
                     <a:xfrm>
                       <a:off x="0" y="0"/>
-                      <a:ext cx="3048000" cy="2451100"/>
+                      <a:ext cx="3048000" cy="2407004"/>
                     </a:xfrm>
                     <a:prstGeom prst="rect">
                       <a:avLst/>
@@ -8546,7 +9492,7 @@
         </w:rPr>
         <w:drawing>
           <wp:inline>
-            <wp:extent cx="1536700" cy="3429000"/>
+            <wp:extent cx="1500996" cy="3429000"/>
             <wp:effectExtent b="0" l="0" r="0" t="0"/>
             <wp:docPr descr="" title="" id="159" name="Picture"/>
             <a:graphic>
@@ -8567,7 +9513,7 @@
                   <pic:spPr bwMode="auto">
                     <a:xfrm>
                       <a:off x="0" y="0"/>
-                      <a:ext cx="1536700" cy="3429000"/>
+                      <a:ext cx="1500996" cy="3429000"/>
                     </a:xfrm>
                     <a:prstGeom prst="rect">
                       <a:avLst/>
@@ -8650,7 +9596,7 @@
         </w:rPr>
         <w:drawing>
           <wp:inline>
-            <wp:extent cx="2019300" cy="2374900"/>
+            <wp:extent cx="2019300" cy="2360221"/>
             <wp:effectExtent b="0" l="0" r="0" t="0"/>
             <wp:docPr descr="" title="" id="165" name="Picture"/>
             <a:graphic>
@@ -8671,7 +9617,7 @@
                   <pic:spPr bwMode="auto">
                     <a:xfrm>
                       <a:off x="0" y="0"/>
-                      <a:ext cx="2019300" cy="2374900"/>
+                      <a:ext cx="2019300" cy="2360221"/>
                     </a:xfrm>
                     <a:prstGeom prst="rect">
                       <a:avLst/>
@@ -8744,6 +9690,21 @@
     </w:p>
     <w:p>
       <w:pPr>
+        <w:spacing w:before="0" w:after="0"/>
+      </w:pPr>
+    </w:p>
+    <w:p>
+      <w:pPr>
+        <w:spacing w:before="0" w:after="0"/>
+      </w:pPr>
+    </w:p>
+    <w:p>
+      <w:pPr>
+        <w:spacing w:before="0" w:after="0"/>
+      </w:pPr>
+    </w:p>
+    <w:p>
+      <w:pPr>
         <w:spacing w:before="160" w:after="80"/>
       </w:pPr>
       <w:r>
@@ -9365,6 +10326,46 @@
         </w:rPr>
         <w:t>。</w:t>
       </w:r>
+    </w:p>
+    <w:p>
+      <w:pPr>
+        <w:spacing w:before="0" w:after="0"/>
+      </w:pPr>
+    </w:p>
+    <w:p>
+      <w:pPr>
+        <w:spacing w:before="0" w:after="0"/>
+      </w:pPr>
+    </w:p>
+    <w:p>
+      <w:pPr>
+        <w:spacing w:before="0" w:after="0"/>
+      </w:pPr>
+    </w:p>
+    <w:p>
+      <w:pPr>
+        <w:spacing w:before="0" w:after="0"/>
+      </w:pPr>
+    </w:p>
+    <w:p>
+      <w:pPr>
+        <w:spacing w:before="0" w:after="0"/>
+      </w:pPr>
+    </w:p>
+    <w:p>
+      <w:pPr>
+        <w:spacing w:before="0" w:after="0"/>
+      </w:pPr>
+    </w:p>
+    <w:p>
+      <w:pPr>
+        <w:spacing w:before="0" w:after="0"/>
+      </w:pPr>
+    </w:p>
+    <w:p>
+      <w:pPr>
+        <w:spacing w:before="0" w:after="0"/>
+      </w:pPr>
     </w:p>
     <w:p>
       <w:pPr>
@@ -10257,6 +11258,46 @@
     </w:p>
     <w:p>
       <w:pPr>
+        <w:spacing w:before="0" w:after="0"/>
+      </w:pPr>
+    </w:p>
+    <w:p>
+      <w:pPr>
+        <w:spacing w:before="0" w:after="0"/>
+      </w:pPr>
+    </w:p>
+    <w:p>
+      <w:pPr>
+        <w:spacing w:before="0" w:after="0"/>
+      </w:pPr>
+    </w:p>
+    <w:p>
+      <w:pPr>
+        <w:spacing w:before="0" w:after="0"/>
+      </w:pPr>
+    </w:p>
+    <w:p>
+      <w:pPr>
+        <w:spacing w:before="0" w:after="0"/>
+      </w:pPr>
+    </w:p>
+    <w:p>
+      <w:pPr>
+        <w:spacing w:before="0" w:after="0"/>
+      </w:pPr>
+    </w:p>
+    <w:p>
+      <w:pPr>
+        <w:spacing w:before="0" w:after="0"/>
+      </w:pPr>
+    </w:p>
+    <w:p>
+      <w:pPr>
+        <w:spacing w:before="0" w:after="0"/>
+      </w:pPr>
+    </w:p>
+    <w:p>
+      <w:pPr>
         <w:spacing w:before="160" w:after="80"/>
       </w:pPr>
       <w:r>
@@ -10932,7 +11973,7 @@
         </w:rPr>
         <w:drawing>
           <wp:inline>
-            <wp:extent cx="3149600" cy="3009900"/>
+            <wp:extent cx="3149600" cy="2966636"/>
             <wp:effectExtent b="0" l="0" r="0" t="0"/>
             <wp:docPr descr="" title="" id="174" name="Picture"/>
             <a:graphic>
@@ -10953,7 +11994,7 @@
                   <pic:spPr bwMode="auto">
                     <a:xfrm>
                       <a:off x="0" y="0"/>
-                      <a:ext cx="3149600" cy="3009900"/>
+                      <a:ext cx="3149600" cy="2966636"/>
                     </a:xfrm>
                     <a:prstGeom prst="rect">
                       <a:avLst/>
@@ -11002,7 +12043,7 @@
         </w:rPr>
         <w:drawing>
           <wp:inline>
-            <wp:extent cx="3048000" cy="2971800"/>
+            <wp:extent cx="3048000" cy="2970179"/>
             <wp:effectExtent b="0" l="0" r="0" t="0"/>
             <wp:docPr descr="" title="" id="177" name="Picture"/>
             <a:graphic>
@@ -11023,7 +12064,7 @@
                   <pic:spPr bwMode="auto">
                     <a:xfrm>
                       <a:off x="0" y="0"/>
-                      <a:ext cx="3048000" cy="2971800"/>
+                      <a:ext cx="3048000" cy="2970179"/>
                     </a:xfrm>
                     <a:prstGeom prst="rect">
                       <a:avLst/>
@@ -11072,7 +12113,7 @@
         </w:rPr>
         <w:drawing>
           <wp:inline>
-            <wp:extent cx="3073400" cy="2933700"/>
+            <wp:extent cx="3062938" cy="2933700"/>
             <wp:effectExtent b="0" l="0" r="0" t="0"/>
             <wp:docPr descr="" title="" id="180" name="Picture"/>
             <a:graphic>
@@ -11093,7 +12134,7 @@
                   <pic:spPr bwMode="auto">
                     <a:xfrm>
                       <a:off x="0" y="0"/>
-                      <a:ext cx="3073400" cy="2933700"/>
+                      <a:ext cx="3062938" cy="2933700"/>
                     </a:xfrm>
                     <a:prstGeom prst="rect">
                       <a:avLst/>
@@ -11377,7 +12418,7 @@
         </w:rPr>
         <w:drawing>
           <wp:inline>
-            <wp:extent cx="3600000" cy="2019718"/>
+            <wp:extent cx="3600000" cy="1990588"/>
             <wp:effectExtent b="0" l="0" r="0" t="0"/>
             <wp:docPr descr="" title="" id="183" name="Picture"/>
             <a:graphic>
@@ -11398,7 +12439,7 @@
                   <pic:spPr bwMode="auto">
                     <a:xfrm>
                       <a:off x="0" y="0"/>
-                      <a:ext cx="3600000" cy="2019718"/>
+                      <a:ext cx="3600000" cy="1990588"/>
                     </a:xfrm>
                     <a:prstGeom prst="rect">
                       <a:avLst/>
@@ -11447,7 +12488,7 @@
         </w:rPr>
         <w:drawing>
           <wp:inline>
-            <wp:extent cx="3600000" cy="2034042"/>
+            <wp:extent cx="3600000" cy="1974468"/>
             <wp:effectExtent b="0" l="0" r="0" t="0"/>
             <wp:docPr descr="" title="" id="186" name="Picture"/>
             <a:graphic>
@@ -11468,7 +12509,7 @@
                   <pic:spPr bwMode="auto">
                     <a:xfrm>
                       <a:off x="0" y="0"/>
-                      <a:ext cx="3600000" cy="2034042"/>
+                      <a:ext cx="3600000" cy="1974468"/>
                     </a:xfrm>
                     <a:prstGeom prst="rect">
                       <a:avLst/>
@@ -11691,7 +12732,7 @@
         </w:rPr>
         <w:drawing>
           <wp:inline>
-            <wp:extent cx="3600000" cy="1076156"/>
+            <wp:extent cx="3600000" cy="1071658"/>
             <wp:effectExtent b="0" l="0" r="0" t="0"/>
             <wp:docPr descr="" title="" id="192" name="Picture"/>
             <a:graphic>
@@ -11712,7 +12753,7 @@
                   <pic:spPr bwMode="auto">
                     <a:xfrm>
                       <a:off x="0" y="0"/>
-                      <a:ext cx="3600000" cy="1076156"/>
+                      <a:ext cx="3600000" cy="1071658"/>
                     </a:xfrm>
                     <a:prstGeom prst="rect">
                       <a:avLst/>
@@ -11808,6 +12849,46 @@
     </w:p>
     <w:p>
       <w:pPr>
+        <w:spacing w:before="0" w:after="0"/>
+      </w:pPr>
+    </w:p>
+    <w:p>
+      <w:pPr>
+        <w:spacing w:before="0" w:after="0"/>
+      </w:pPr>
+    </w:p>
+    <w:p>
+      <w:pPr>
+        <w:spacing w:before="0" w:after="0"/>
+      </w:pPr>
+    </w:p>
+    <w:p>
+      <w:pPr>
+        <w:spacing w:before="0" w:after="0"/>
+      </w:pPr>
+    </w:p>
+    <w:p>
+      <w:pPr>
+        <w:spacing w:before="0" w:after="0"/>
+      </w:pPr>
+    </w:p>
+    <w:p>
+      <w:pPr>
+        <w:spacing w:before="0" w:after="0"/>
+      </w:pPr>
+    </w:p>
+    <w:p>
+      <w:pPr>
+        <w:spacing w:before="0" w:after="0"/>
+      </w:pPr>
+    </w:p>
+    <w:p>
+      <w:pPr>
+        <w:spacing w:before="0" w:after="0"/>
+      </w:pPr>
+    </w:p>
+    <w:p>
+      <w:pPr>
         <w:spacing w:before="160" w:after="80"/>
       </w:pPr>
       <w:r>
@@ -11955,7 +13036,7 @@
         </w:rPr>
         <w:drawing>
           <wp:inline>
-            <wp:extent cx="1800000" cy="3297029"/>
+            <wp:extent cx="1639604" cy="3297029"/>
             <wp:effectExtent b="0" l="0" r="0" t="0"/>
             <wp:docPr descr="" title="" id="196" name="Picture"/>
             <a:graphic>
@@ -11976,7 +13057,7 @@
                   <pic:spPr bwMode="auto">
                     <a:xfrm>
                       <a:off x="0" y="0"/>
-                      <a:ext cx="1800000" cy="3297029"/>
+                      <a:ext cx="1639604" cy="3297029"/>
                     </a:xfrm>
                     <a:prstGeom prst="rect">
                       <a:avLst/>
@@ -11994,6 +13075,21 @@
           </wp:inline>
         </w:drawing>
       </w:r>
+    </w:p>
+    <w:p>
+      <w:pPr>
+        <w:spacing w:before="0" w:after="0"/>
+      </w:pPr>
+    </w:p>
+    <w:p>
+      <w:pPr>
+        <w:spacing w:before="0" w:after="0"/>
+      </w:pPr>
+    </w:p>
+    <w:p>
+      <w:pPr>
+        <w:spacing w:before="0" w:after="0"/>
+      </w:pPr>
     </w:p>
     <w:p>
       <w:pPr>
@@ -12415,6 +13511,31 @@
         </w:rPr>
         <w:t>。</w:t>
       </w:r>
+    </w:p>
+    <w:p>
+      <w:pPr>
+        <w:spacing w:before="0" w:after="0"/>
+      </w:pPr>
+    </w:p>
+    <w:p>
+      <w:pPr>
+        <w:spacing w:before="0" w:after="0"/>
+      </w:pPr>
+    </w:p>
+    <w:p>
+      <w:pPr>
+        <w:spacing w:before="0" w:after="0"/>
+      </w:pPr>
+    </w:p>
+    <w:p>
+      <w:pPr>
+        <w:spacing w:before="0" w:after="0"/>
+      </w:pPr>
+    </w:p>
+    <w:p>
+      <w:pPr>
+        <w:spacing w:before="0" w:after="0"/>
+      </w:pPr>
     </w:p>
     <w:p>
       <w:pPr>
@@ -13080,6 +14201,46 @@
           </m:sup>
         </m:sSup>
       </m:oMath>
+    </w:p>
+    <w:p>
+      <w:pPr>
+        <w:spacing w:before="0" w:after="0"/>
+      </w:pPr>
+    </w:p>
+    <w:p>
+      <w:pPr>
+        <w:spacing w:before="0" w:after="0"/>
+      </w:pPr>
+    </w:p>
+    <w:p>
+      <w:pPr>
+        <w:spacing w:before="0" w:after="0"/>
+      </w:pPr>
+    </w:p>
+    <w:p>
+      <w:pPr>
+        <w:spacing w:before="0" w:after="0"/>
+      </w:pPr>
+    </w:p>
+    <w:p>
+      <w:pPr>
+        <w:spacing w:before="0" w:after="0"/>
+      </w:pPr>
+    </w:p>
+    <w:p>
+      <w:pPr>
+        <w:spacing w:before="0" w:after="0"/>
+      </w:pPr>
+    </w:p>
+    <w:p>
+      <w:pPr>
+        <w:spacing w:before="0" w:after="0"/>
+      </w:pPr>
+    </w:p>
+    <w:p>
+      <w:pPr>
+        <w:spacing w:before="0" w:after="0"/>
+      </w:pPr>
     </w:p>
     <w:p>
       <w:pPr>
@@ -14390,6 +15551,46 @@
     </w:p>
     <w:p>
       <w:pPr>
+        <w:spacing w:before="0" w:after="0"/>
+      </w:pPr>
+    </w:p>
+    <w:p>
+      <w:pPr>
+        <w:spacing w:before="0" w:after="0"/>
+      </w:pPr>
+    </w:p>
+    <w:p>
+      <w:pPr>
+        <w:spacing w:before="0" w:after="0"/>
+      </w:pPr>
+    </w:p>
+    <w:p>
+      <w:pPr>
+        <w:spacing w:before="0" w:after="0"/>
+      </w:pPr>
+    </w:p>
+    <w:p>
+      <w:pPr>
+        <w:spacing w:before="0" w:after="0"/>
+      </w:pPr>
+    </w:p>
+    <w:p>
+      <w:pPr>
+        <w:spacing w:before="0" w:after="0"/>
+      </w:pPr>
+    </w:p>
+    <w:p>
+      <w:pPr>
+        <w:spacing w:before="0" w:after="0"/>
+      </w:pPr>
+    </w:p>
+    <w:p>
+      <w:pPr>
+        <w:spacing w:before="0" w:after="0"/>
+      </w:pPr>
+    </w:p>
+    <w:p>
+      <w:pPr>
         <w:spacing w:before="160" w:after="80"/>
       </w:pPr>
       <w:r>
@@ -14561,7 +15762,7 @@
         </w:rPr>
         <w:drawing>
           <wp:inline>
-            <wp:extent cx="3600000" cy="1305221"/>
+            <wp:extent cx="3600000" cy="1296142"/>
             <wp:effectExtent b="0" l="0" r="0" t="0"/>
             <wp:docPr descr="" title="" id="203" name="Picture"/>
             <a:graphic>
@@ -14582,7 +15783,7 @@
                   <pic:spPr bwMode="auto">
                     <a:xfrm>
                       <a:off x="0" y="0"/>
-                      <a:ext cx="3600000" cy="1305221"/>
+                      <a:ext cx="3600000" cy="1296142"/>
                     </a:xfrm>
                     <a:prstGeom prst="rect">
                       <a:avLst/>
@@ -15490,6 +16691,46 @@
     </w:p>
     <w:p>
       <w:pPr>
+        <w:spacing w:before="0" w:after="0"/>
+      </w:pPr>
+    </w:p>
+    <w:p>
+      <w:pPr>
+        <w:spacing w:before="0" w:after="0"/>
+      </w:pPr>
+    </w:p>
+    <w:p>
+      <w:pPr>
+        <w:spacing w:before="0" w:after="0"/>
+      </w:pPr>
+    </w:p>
+    <w:p>
+      <w:pPr>
+        <w:spacing w:before="0" w:after="0"/>
+      </w:pPr>
+    </w:p>
+    <w:p>
+      <w:pPr>
+        <w:spacing w:before="0" w:after="0"/>
+      </w:pPr>
+    </w:p>
+    <w:p>
+      <w:pPr>
+        <w:spacing w:before="0" w:after="0"/>
+      </w:pPr>
+    </w:p>
+    <w:p>
+      <w:pPr>
+        <w:spacing w:before="0" w:after="0"/>
+      </w:pPr>
+    </w:p>
+    <w:p>
+      <w:pPr>
+        <w:spacing w:before="0" w:after="0"/>
+      </w:pPr>
+    </w:p>
+    <w:p>
+      <w:pPr>
         <w:spacing w:before="160" w:after="80"/>
       </w:pPr>
       <w:r>
@@ -15735,7 +16976,7 @@
         </w:rPr>
         <w:drawing>
           <wp:inline>
-            <wp:extent cx="3600000" cy="1899674"/>
+            <wp:extent cx="3600000" cy="1864918"/>
             <wp:effectExtent b="0" l="0" r="0" t="0"/>
             <wp:docPr descr="" title="" id="210" name="Picture"/>
             <a:graphic>
@@ -15756,7 +16997,7 @@
                   <pic:spPr bwMode="auto">
                     <a:xfrm>
                       <a:off x="0" y="0"/>
-                      <a:ext cx="3600000" cy="1899674"/>
+                      <a:ext cx="3600000" cy="1864918"/>
                     </a:xfrm>
                     <a:prstGeom prst="rect">
                       <a:avLst/>
@@ -15807,13 +17048,64 @@
     <w:p>
       <w:pPr>
         <w:pStyle w:val="BodyText"/>
-      </w:pPr>
-      <w:r>
-        <w:rPr>
-          <w:rFonts w:ascii="Times New Roman" w:hAnsi="Times New Roman" w:eastAsia="Times New Roman" w:cs="Times New Roman"/>
-        </w:rPr>
-        <w:t xml:space="preserve">A. 15%　B. 30%　C. 37.5%　D. 46%</w:t>
-      </w:r>
+        <w:ind w:left="480" w:hanging="480"/>
+        <w:spacing w:after="0"/>
+      </w:pPr>
+      <w:r>
+        <w:rPr>
+          <w:rFonts w:ascii="Times New Roman" w:hAnsi="Times New Roman" w:eastAsia="Times New Roman" w:cs="Times New Roman"/>
+        </w:rPr>
+        <w:t xml:space="preserve">A. 15%　</w:t>
+      </w:r>
+    </w:p>
+    <w:p>
+      <w:pPr>
+        <w:pStyle w:val="BodyText"/>
+        <w:ind w:left="480" w:hanging="480"/>
+        <w:spacing w:before="0" w:after="0"/>
+      </w:pPr>
+      <w:r>
+        <w:rPr>
+          <w:rFonts w:ascii="Times New Roman" w:hAnsi="Times New Roman" w:eastAsia="Times New Roman" w:cs="Times New Roman"/>
+        </w:rPr>
+        <w:t xml:space="preserve">B. 30%　</w:t>
+      </w:r>
+    </w:p>
+    <w:p>
+      <w:pPr>
+        <w:pStyle w:val="BodyText"/>
+        <w:ind w:left="480" w:hanging="480"/>
+        <w:spacing w:before="0" w:after="0"/>
+      </w:pPr>
+      <w:r>
+        <w:rPr>
+          <w:rFonts w:ascii="Times New Roman" w:hAnsi="Times New Roman" w:eastAsia="Times New Roman" w:cs="Times New Roman"/>
+        </w:rPr>
+        <w:t xml:space="preserve">C. 37.5%　</w:t>
+      </w:r>
+    </w:p>
+    <w:p>
+      <w:pPr>
+        <w:pStyle w:val="BodyText"/>
+        <w:ind w:left="480" w:hanging="480"/>
+        <w:spacing w:before="0" w:after="180"/>
+      </w:pPr>
+      <w:r>
+        <w:rPr>
+          <w:rFonts w:ascii="Times New Roman" w:hAnsi="Times New Roman" w:eastAsia="Times New Roman" w:cs="Times New Roman"/>
+        </w:rPr>
+        <w:t xml:space="preserve">D. 46%</w:t>
+      </w:r>
+    </w:p>
+    <w:p>
+      <w:pPr>
+        <w:spacing w:before="0" w:after="0"/>
+      </w:pPr>
+    </w:p>
+    <w:p>
+      <w:pPr>
+        <w:spacing w:before="0" w:after="0"/>
+      </w:pPr>
     </w:p>
     <w:p>
       <w:pPr>
@@ -15904,7 +17196,7 @@
         </w:rPr>
         <w:drawing>
           <wp:inline>
-            <wp:extent cx="3600000" cy="1357894"/>
+            <wp:extent cx="3600000" cy="1350877"/>
             <wp:effectExtent b="0" l="0" r="0" t="0"/>
             <wp:docPr descr="" title="" id="214" name="Picture"/>
             <a:graphic>
@@ -15925,7 +17217,7 @@
                   <pic:spPr bwMode="auto">
                     <a:xfrm>
                       <a:off x="0" y="0"/>
-                      <a:ext cx="3600000" cy="1357894"/>
+                      <a:ext cx="3600000" cy="1350877"/>
                     </a:xfrm>
                     <a:prstGeom prst="rect">
                       <a:avLst/>
@@ -16553,6 +17845,46 @@
     </w:p>
     <w:p>
       <w:pPr>
+        <w:spacing w:before="0" w:after="0"/>
+      </w:pPr>
+    </w:p>
+    <w:p>
+      <w:pPr>
+        <w:spacing w:before="0" w:after="0"/>
+      </w:pPr>
+    </w:p>
+    <w:p>
+      <w:pPr>
+        <w:spacing w:before="0" w:after="0"/>
+      </w:pPr>
+    </w:p>
+    <w:p>
+      <w:pPr>
+        <w:spacing w:before="0" w:after="0"/>
+      </w:pPr>
+    </w:p>
+    <w:p>
+      <w:pPr>
+        <w:spacing w:before="0" w:after="0"/>
+      </w:pPr>
+    </w:p>
+    <w:p>
+      <w:pPr>
+        <w:spacing w:before="0" w:after="0"/>
+      </w:pPr>
+    </w:p>
+    <w:p>
+      <w:pPr>
+        <w:spacing w:before="0" w:after="0"/>
+      </w:pPr>
+    </w:p>
+    <w:p>
+      <w:pPr>
+        <w:spacing w:before="0" w:after="0"/>
+      </w:pPr>
+    </w:p>
+    <w:p>
+      <w:pPr>
         <w:spacing w:before="160" w:after="80"/>
       </w:pPr>
       <w:r>
@@ -16889,7 +18221,7 @@
         </w:rPr>
         <w:drawing>
           <wp:inline>
-            <wp:extent cx="3600000" cy="1983792"/>
+            <wp:extent cx="3594164" cy="1983792"/>
             <wp:effectExtent b="0" l="0" r="0" t="0"/>
             <wp:docPr descr="" title="" id="221" name="Picture"/>
             <a:graphic>
@@ -16910,7 +18242,7 @@
                   <pic:spPr bwMode="auto">
                     <a:xfrm>
                       <a:off x="0" y="0"/>
-                      <a:ext cx="3600000" cy="1983792"/>
+                      <a:ext cx="3594164" cy="1983792"/>
                     </a:xfrm>
                     <a:prstGeom prst="rect">
                       <a:avLst/>
@@ -16958,7 +18290,7 @@
         </w:rPr>
         <w:drawing>
           <wp:inline>
-            <wp:extent cx="3240000" cy="3185849"/>
+            <wp:extent cx="3240000" cy="3149749"/>
             <wp:effectExtent b="0" l="0" r="0" t="0"/>
             <wp:docPr descr="" title="" id="224" name="Picture"/>
             <a:graphic>
@@ -16979,7 +18311,7 @@
                   <pic:spPr bwMode="auto">
                     <a:xfrm>
                       <a:off x="0" y="0"/>
-                      <a:ext cx="3240000" cy="3185849"/>
+                      <a:ext cx="3240000" cy="3149749"/>
                     </a:xfrm>
                     <a:prstGeom prst="rect">
                       <a:avLst/>
@@ -17094,6 +18426,46 @@
         </w:rPr>
         <w:t xml:space="preserve"> (4) D ____。</w:t>
       </w:r>
+    </w:p>
+    <w:p>
+      <w:pPr>
+        <w:spacing w:before="0" w:after="0"/>
+      </w:pPr>
+    </w:p>
+    <w:p>
+      <w:pPr>
+        <w:spacing w:before="0" w:after="0"/>
+      </w:pPr>
+    </w:p>
+    <w:p>
+      <w:pPr>
+        <w:spacing w:before="0" w:after="0"/>
+      </w:pPr>
+    </w:p>
+    <w:p>
+      <w:pPr>
+        <w:spacing w:before="0" w:after="0"/>
+      </w:pPr>
+    </w:p>
+    <w:p>
+      <w:pPr>
+        <w:spacing w:before="0" w:after="0"/>
+      </w:pPr>
+    </w:p>
+    <w:p>
+      <w:pPr>
+        <w:spacing w:before="0" w:after="0"/>
+      </w:pPr>
+    </w:p>
+    <w:p>
+      <w:pPr>
+        <w:spacing w:before="0" w:after="0"/>
+      </w:pPr>
+    </w:p>
+    <w:p>
+      <w:pPr>
+        <w:spacing w:before="0" w:after="0"/>
+      </w:pPr>
     </w:p>
     <w:p>
       <w:pPr>
@@ -17857,7 +19229,7 @@
         </w:rPr>
         <w:drawing>
           <wp:inline>
-            <wp:extent cx="3240000" cy="3469701"/>
+            <wp:extent cx="3215820" cy="3469701"/>
             <wp:effectExtent b="0" l="0" r="0" t="0"/>
             <wp:docPr descr="" title="" id="228" name="Picture"/>
             <a:graphic>
@@ -17878,7 +19250,7 @@
                   <pic:spPr bwMode="auto">
                     <a:xfrm>
                       <a:off x="0" y="0"/>
-                      <a:ext cx="3240000" cy="3469701"/>
+                      <a:ext cx="3215820" cy="3469701"/>
                     </a:xfrm>
                     <a:prstGeom prst="rect">
                       <a:avLst/>
@@ -17909,7 +19281,7 @@
         </w:rPr>
         <w:drawing>
           <wp:inline>
-            <wp:extent cx="2730500" cy="3759200"/>
+            <wp:extent cx="2730500" cy="3730401"/>
             <wp:effectExtent b="0" l="0" r="0" t="0"/>
             <wp:docPr descr="" title="" id="231" name="Picture"/>
             <a:graphic>
@@ -17930,7 +19302,7 @@
                   <pic:spPr bwMode="auto">
                     <a:xfrm>
                       <a:off x="0" y="0"/>
-                      <a:ext cx="2730500" cy="3759200"/>
+                      <a:ext cx="2730500" cy="3730401"/>
                     </a:xfrm>
                     <a:prstGeom prst="rect">
                       <a:avLst/>
@@ -17961,7 +19333,7 @@
         </w:rPr>
         <w:drawing>
           <wp:inline>
-            <wp:extent cx="3240000" cy="3315568"/>
+            <wp:extent cx="3238685" cy="3315568"/>
             <wp:effectExtent b="0" l="0" r="0" t="0"/>
             <wp:docPr descr="" title="" id="234" name="Picture"/>
             <a:graphic>
@@ -17982,7 +19354,7 @@
                   <pic:spPr bwMode="auto">
                     <a:xfrm>
                       <a:off x="0" y="0"/>
-                      <a:ext cx="3240000" cy="3315568"/>
+                      <a:ext cx="3238685" cy="3315568"/>
                     </a:xfrm>
                     <a:prstGeom prst="rect">
                       <a:avLst/>
@@ -18294,6 +19666,46 @@
     </w:p>
     <w:p>
       <w:pPr>
+        <w:spacing w:before="0" w:after="0"/>
+      </w:pPr>
+    </w:p>
+    <w:p>
+      <w:pPr>
+        <w:spacing w:before="0" w:after="0"/>
+      </w:pPr>
+    </w:p>
+    <w:p>
+      <w:pPr>
+        <w:spacing w:before="0" w:after="0"/>
+      </w:pPr>
+    </w:p>
+    <w:p>
+      <w:pPr>
+        <w:spacing w:before="0" w:after="0"/>
+      </w:pPr>
+    </w:p>
+    <w:p>
+      <w:pPr>
+        <w:spacing w:before="0" w:after="0"/>
+      </w:pPr>
+    </w:p>
+    <w:p>
+      <w:pPr>
+        <w:spacing w:before="0" w:after="0"/>
+      </w:pPr>
+    </w:p>
+    <w:p>
+      <w:pPr>
+        <w:spacing w:before="0" w:after="0"/>
+      </w:pPr>
+    </w:p>
+    <w:p>
+      <w:pPr>
+        <w:spacing w:before="0" w:after="0"/>
+      </w:pPr>
+    </w:p>
+    <w:p>
+      <w:pPr>
         <w:spacing w:before="160" w:after="80"/>
       </w:pPr>
       <w:r>
@@ -18369,7 +19781,7 @@
         </w:rPr>
         <w:drawing>
           <wp:inline>
-            <wp:extent cx="1714500" cy="1422400"/>
+            <wp:extent cx="1709615" cy="1422400"/>
             <wp:effectExtent b="0" l="0" r="0" t="0"/>
             <wp:docPr descr="" title="" id="238" name="Picture"/>
             <a:graphic>
@@ -18390,7 +19802,7 @@
                   <pic:spPr bwMode="auto">
                     <a:xfrm>
                       <a:off x="0" y="0"/>
-                      <a:ext cx="1714500" cy="1422400"/>
+                      <a:ext cx="1709615" cy="1422400"/>
                     </a:xfrm>
                     <a:prstGeom prst="rect">
                       <a:avLst/>
@@ -18438,7 +19850,7 @@
         </w:rPr>
         <w:drawing>
           <wp:inline>
-            <wp:extent cx="2235200" cy="1422400"/>
+            <wp:extent cx="2235200" cy="1380565"/>
             <wp:effectExtent b="0" l="0" r="0" t="0"/>
             <wp:docPr descr="" title="" id="241" name="Picture"/>
             <a:graphic>
@@ -18459,7 +19871,7 @@
                   <pic:spPr bwMode="auto">
                     <a:xfrm>
                       <a:off x="0" y="0"/>
-                      <a:ext cx="2235200" cy="1422400"/>
+                      <a:ext cx="2235200" cy="1380565"/>
                     </a:xfrm>
                     <a:prstGeom prst="rect">
                       <a:avLst/>
@@ -18507,7 +19919,7 @@
         </w:rPr>
         <w:drawing>
           <wp:inline>
-            <wp:extent cx="3225800" cy="1397000"/>
+            <wp:extent cx="3225800" cy="1333500"/>
             <wp:effectExtent b="0" l="0" r="0" t="0"/>
             <wp:docPr descr="" title="" id="244" name="Picture"/>
             <a:graphic>
@@ -18528,7 +19940,7 @@
                   <pic:spPr bwMode="auto">
                     <a:xfrm>
                       <a:off x="0" y="0"/>
-                      <a:ext cx="3225800" cy="1397000"/>
+                      <a:ext cx="3225800" cy="1333500"/>
                     </a:xfrm>
                     <a:prstGeom prst="rect">
                       <a:avLst/>
@@ -18576,7 +19988,7 @@
         </w:rPr>
         <w:drawing>
           <wp:inline>
-            <wp:extent cx="3600000" cy="1185498"/>
+            <wp:extent cx="3600000" cy="1156364"/>
             <wp:effectExtent b="0" l="0" r="0" t="0"/>
             <wp:docPr descr="" title="" id="247" name="Picture"/>
             <a:graphic>
@@ -18597,7 +20009,7 @@
                   <pic:spPr bwMode="auto">
                     <a:xfrm>
                       <a:off x="0" y="0"/>
-                      <a:ext cx="3600000" cy="1185498"/>
+                      <a:ext cx="3600000" cy="1156364"/>
                     </a:xfrm>
                     <a:prstGeom prst="rect">
                       <a:avLst/>
@@ -18645,7 +20057,7 @@
         </w:rPr>
         <w:drawing>
           <wp:inline>
-            <wp:extent cx="3600000" cy="978640"/>
+            <wp:extent cx="3600000" cy="961165"/>
             <wp:effectExtent b="0" l="0" r="0" t="0"/>
             <wp:docPr descr="" title="" id="250" name="Picture"/>
             <a:graphic>
@@ -18666,7 +20078,7 @@
                   <pic:spPr bwMode="auto">
                     <a:xfrm>
                       <a:off x="0" y="0"/>
-                      <a:ext cx="3600000" cy="978640"/>
+                      <a:ext cx="3600000" cy="961165"/>
                     </a:xfrm>
                     <a:prstGeom prst="rect">
                       <a:avLst/>
@@ -18949,6 +20361,31 @@
     </w:p>
     <w:p>
       <w:pPr>
+        <w:spacing w:before="0" w:after="0"/>
+      </w:pPr>
+    </w:p>
+    <w:p>
+      <w:pPr>
+        <w:spacing w:before="0" w:after="0"/>
+      </w:pPr>
+    </w:p>
+    <w:p>
+      <w:pPr>
+        <w:spacing w:before="0" w:after="0"/>
+      </w:pPr>
+    </w:p>
+    <w:p>
+      <w:pPr>
+        <w:spacing w:before="0" w:after="0"/>
+      </w:pPr>
+    </w:p>
+    <w:p>
+      <w:pPr>
+        <w:spacing w:before="0" w:after="0"/>
+      </w:pPr>
+    </w:p>
+    <w:p>
+      <w:pPr>
         <w:spacing w:before="160" w:after="80"/>
       </w:pPr>
       <w:r>
@@ -19224,7 +20661,7 @@
         </w:rPr>
         <w:drawing>
           <wp:inline>
-            <wp:extent cx="1943100" cy="2235200"/>
+            <wp:extent cx="1800933" cy="2235200"/>
             <wp:effectExtent b="0" l="0" r="0" t="0"/>
             <wp:docPr descr="" title="" id="254" name="Picture"/>
             <a:graphic>
@@ -19245,7 +20682,7 @@
                   <pic:spPr bwMode="auto">
                     <a:xfrm>
                       <a:off x="0" y="0"/>
-                      <a:ext cx="1943100" cy="2235200"/>
+                      <a:ext cx="1800933" cy="2235200"/>
                     </a:xfrm>
                     <a:prstGeom prst="rect">
                       <a:avLst/>
@@ -19790,6 +21227,46 @@
     </w:p>
     <w:p>
       <w:pPr>
+        <w:spacing w:before="0" w:after="0"/>
+      </w:pPr>
+    </w:p>
+    <w:p>
+      <w:pPr>
+        <w:spacing w:before="0" w:after="0"/>
+      </w:pPr>
+    </w:p>
+    <w:p>
+      <w:pPr>
+        <w:spacing w:before="0" w:after="0"/>
+      </w:pPr>
+    </w:p>
+    <w:p>
+      <w:pPr>
+        <w:spacing w:before="0" w:after="0"/>
+      </w:pPr>
+    </w:p>
+    <w:p>
+      <w:pPr>
+        <w:spacing w:before="0" w:after="0"/>
+      </w:pPr>
+    </w:p>
+    <w:p>
+      <w:pPr>
+        <w:spacing w:before="0" w:after="0"/>
+      </w:pPr>
+    </w:p>
+    <w:p>
+      <w:pPr>
+        <w:spacing w:before="0" w:after="0"/>
+      </w:pPr>
+    </w:p>
+    <w:p>
+      <w:pPr>
+        <w:spacing w:before="0" w:after="0"/>
+      </w:pPr>
+    </w:p>
+    <w:p>
+      <w:pPr>
         <w:spacing w:before="160" w:after="80"/>
       </w:pPr>
       <w:r>
@@ -20163,6 +21640,31 @@
         </w:rPr>
         <w:t>。</w:t>
       </w:r>
+    </w:p>
+    <w:p>
+      <w:pPr>
+        <w:spacing w:before="0" w:after="0"/>
+      </w:pPr>
+    </w:p>
+    <w:p>
+      <w:pPr>
+        <w:spacing w:before="0" w:after="0"/>
+      </w:pPr>
+    </w:p>
+    <w:p>
+      <w:pPr>
+        <w:spacing w:before="0" w:after="0"/>
+      </w:pPr>
+    </w:p>
+    <w:p>
+      <w:pPr>
+        <w:spacing w:before="0" w:after="0"/>
+      </w:pPr>
+    </w:p>
+    <w:p>
+      <w:pPr>
+        <w:spacing w:before="0" w:after="0"/>
+      </w:pPr>
     </w:p>
     <w:p>
       <w:pPr>
@@ -20974,6 +22476,31 @@
         </w:rPr>
         <w:t>。</w:t>
       </w:r>
+    </w:p>
+    <w:p>
+      <w:pPr>
+        <w:spacing w:before="0" w:after="0"/>
+      </w:pPr>
+    </w:p>
+    <w:p>
+      <w:pPr>
+        <w:spacing w:before="0" w:after="0"/>
+      </w:pPr>
+    </w:p>
+    <w:p>
+      <w:pPr>
+        <w:spacing w:before="0" w:after="0"/>
+      </w:pPr>
+    </w:p>
+    <w:p>
+      <w:pPr>
+        <w:spacing w:before="0" w:after="0"/>
+      </w:pPr>
+    </w:p>
+    <w:p>
+      <w:pPr>
+        <w:spacing w:before="0" w:after="0"/>
+      </w:pPr>
     </w:p>
     <w:p>
       <w:pPr>
@@ -21477,6 +23004,31 @@
         </w:drawing>
       </w:r>
     </w:p>
+    <w:p>
+      <w:pPr>
+        <w:spacing w:before="0" w:after="0"/>
+      </w:pPr>
+    </w:p>
+    <w:p>
+      <w:pPr>
+        <w:spacing w:before="0" w:after="0"/>
+      </w:pPr>
+    </w:p>
+    <w:p>
+      <w:pPr>
+        <w:spacing w:before="0" w:after="0"/>
+      </w:pPr>
+    </w:p>
+    <w:p>
+      <w:pPr>
+        <w:spacing w:before="0" w:after="0"/>
+      </w:pPr>
+    </w:p>
+    <w:p>
+      <w:pPr>
+        <w:spacing w:before="0" w:after="0"/>
+      </w:pPr>
+    </w:p>
     <w:bookmarkStart w:id="265" w:name="分"/>
     <w:p>
       <w:pPr>
@@ -21923,7 +23475,7 @@
         </w:rPr>
         <w:drawing>
           <wp:inline>
-            <wp:extent cx="1612900" cy="1803400"/>
+            <wp:extent cx="1568174" cy="1803400"/>
             <wp:effectExtent b="0" l="0" r="0" t="0"/>
             <wp:docPr descr="" title="" id="263" name="Picture"/>
             <a:graphic>
@@ -21944,7 +23496,7 @@
                   <pic:spPr bwMode="auto">
                     <a:xfrm>
                       <a:off x="0" y="0"/>
-                      <a:ext cx="1612900" cy="1803400"/>
+                      <a:ext cx="1568174" cy="1803400"/>
                     </a:xfrm>
                     <a:prstGeom prst="rect">
                       <a:avLst/>
@@ -21963,6 +23515,46 @@
         </w:drawing>
       </w:r>
     </w:p>
+    <w:p>
+      <w:pPr>
+        <w:spacing w:before="0" w:after="0"/>
+      </w:pPr>
+    </w:p>
+    <w:p>
+      <w:pPr>
+        <w:spacing w:before="0" w:after="0"/>
+      </w:pPr>
+    </w:p>
+    <w:p>
+      <w:pPr>
+        <w:spacing w:before="0" w:after="0"/>
+      </w:pPr>
+    </w:p>
+    <w:p>
+      <w:pPr>
+        <w:spacing w:before="0" w:after="0"/>
+      </w:pPr>
+    </w:p>
+    <w:p>
+      <w:pPr>
+        <w:spacing w:before="0" w:after="0"/>
+      </w:pPr>
+    </w:p>
+    <w:p>
+      <w:pPr>
+        <w:spacing w:before="0" w:after="0"/>
+      </w:pPr>
+    </w:p>
+    <w:p>
+      <w:pPr>
+        <w:spacing w:before="0" w:after="0"/>
+      </w:pPr>
+    </w:p>
+    <w:p>
+      <w:pPr>
+        <w:spacing w:before="0" w:after="0"/>
+      </w:pPr>
+    </w:p>
     <w:bookmarkEnd w:id="265"/>
     <w:bookmarkStart w:id="269" w:name="分-1"/>
     <w:p>
@@ -22141,7 +23733,7 @@
         </w:rPr>
         <w:drawing>
           <wp:inline>
-            <wp:extent cx="3600000" cy="717165"/>
+            <wp:extent cx="3582990" cy="717165"/>
             <wp:effectExtent b="0" l="0" r="0" t="0"/>
             <wp:docPr descr="" title="" id="267" name="Picture"/>
             <a:graphic>
@@ -22162,7 +23754,7 @@
                   <pic:spPr bwMode="auto">
                     <a:xfrm>
                       <a:off x="0" y="0"/>
-                      <a:ext cx="3600000" cy="717165"/>
+                      <a:ext cx="3582990" cy="717165"/>
                     </a:xfrm>
                     <a:prstGeom prst="rect">
                       <a:avLst/>
@@ -22180,6 +23772,31 @@
           </wp:inline>
         </w:drawing>
       </w:r>
+    </w:p>
+    <w:p>
+      <w:pPr>
+        <w:spacing w:before="0" w:after="0"/>
+      </w:pPr>
+    </w:p>
+    <w:p>
+      <w:pPr>
+        <w:spacing w:before="0" w:after="0"/>
+      </w:pPr>
+    </w:p>
+    <w:p>
+      <w:pPr>
+        <w:spacing w:before="0" w:after="0"/>
+      </w:pPr>
+    </w:p>
+    <w:p>
+      <w:pPr>
+        <w:spacing w:before="0" w:after="0"/>
+      </w:pPr>
+    </w:p>
+    <w:p>
+      <w:pPr>
+        <w:spacing w:before="0" w:after="0"/>
+      </w:pPr>
     </w:p>
     <w:bookmarkEnd w:id="269"/>
     <w:bookmarkStart w:id="270" w:name="分-2"/>
@@ -22801,6 +24418,31 @@
         <w:t>。</w:t>
       </w:r>
     </w:p>
+    <w:p>
+      <w:pPr>
+        <w:spacing w:before="0" w:after="0"/>
+      </w:pPr>
+    </w:p>
+    <w:p>
+      <w:pPr>
+        <w:spacing w:before="0" w:after="0"/>
+      </w:pPr>
+    </w:p>
+    <w:p>
+      <w:pPr>
+        <w:spacing w:before="0" w:after="0"/>
+      </w:pPr>
+    </w:p>
+    <w:p>
+      <w:pPr>
+        <w:spacing w:before="0" w:after="0"/>
+      </w:pPr>
+    </w:p>
+    <w:p>
+      <w:pPr>
+        <w:spacing w:before="0" w:after="0"/>
+      </w:pPr>
+    </w:p>
     <w:bookmarkEnd w:id="270"/>
     <w:bookmarkStart w:id="271" w:name="分-3"/>
     <w:p>
@@ -22931,6 +24573,21 @@
         </w:rPr>
         <w:t>。</w:t>
       </w:r>
+    </w:p>
+    <w:p>
+      <w:pPr>
+        <w:spacing w:before="0" w:after="0"/>
+      </w:pPr>
+    </w:p>
+    <w:p>
+      <w:pPr>
+        <w:spacing w:before="0" w:after="0"/>
+      </w:pPr>
+    </w:p>
+    <w:p>
+      <w:pPr>
+        <w:spacing w:before="0" w:after="0"/>
+      </w:pPr>
     </w:p>
     <w:p>
       <w:pPr>
@@ -23770,6 +25427,46 @@
         </w:rPr>
         <w:t>。</w:t>
       </w:r>
+    </w:p>
+    <w:p>
+      <w:pPr>
+        <w:spacing w:before="0" w:after="0"/>
+      </w:pPr>
+    </w:p>
+    <w:p>
+      <w:pPr>
+        <w:spacing w:before="0" w:after="0"/>
+      </w:pPr>
+    </w:p>
+    <w:p>
+      <w:pPr>
+        <w:spacing w:before="0" w:after="0"/>
+      </w:pPr>
+    </w:p>
+    <w:p>
+      <w:pPr>
+        <w:spacing w:before="0" w:after="0"/>
+      </w:pPr>
+    </w:p>
+    <w:p>
+      <w:pPr>
+        <w:spacing w:before="0" w:after="0"/>
+      </w:pPr>
+    </w:p>
+    <w:p>
+      <w:pPr>
+        <w:spacing w:before="0" w:after="0"/>
+      </w:pPr>
+    </w:p>
+    <w:p>
+      <w:pPr>
+        <w:spacing w:before="0" w:after="0"/>
+      </w:pPr>
+    </w:p>
+    <w:p>
+      <w:pPr>
+        <w:spacing w:before="0" w:after="0"/>
+      </w:pPr>
     </w:p>
     <w:p>
       <w:pPr>
@@ -24502,6 +26199,46 @@
         </w:rPr>
         <w:t>。</w:t>
       </w:r>
+    </w:p>
+    <w:p>
+      <w:pPr>
+        <w:spacing w:before="0" w:after="0"/>
+      </w:pPr>
+    </w:p>
+    <w:p>
+      <w:pPr>
+        <w:spacing w:before="0" w:after="0"/>
+      </w:pPr>
+    </w:p>
+    <w:p>
+      <w:pPr>
+        <w:spacing w:before="0" w:after="0"/>
+      </w:pPr>
+    </w:p>
+    <w:p>
+      <w:pPr>
+        <w:spacing w:before="0" w:after="0"/>
+      </w:pPr>
+    </w:p>
+    <w:p>
+      <w:pPr>
+        <w:spacing w:before="0" w:after="0"/>
+      </w:pPr>
+    </w:p>
+    <w:p>
+      <w:pPr>
+        <w:spacing w:before="0" w:after="0"/>
+      </w:pPr>
+    </w:p>
+    <w:p>
+      <w:pPr>
+        <w:spacing w:before="0" w:after="0"/>
+      </w:pPr>
+    </w:p>
+    <w:p>
+      <w:pPr>
+        <w:spacing w:before="0" w:after="0"/>
+      </w:pPr>
     </w:p>
     <w:p>
       <w:pPr>

--- a/00-首页/题组Word/习题书/第三篇-有机化学/4-芳香化合物与亲电取代-学生版.docx
+++ b/00-首页/题组Word/习题书/第三篇-有机化学/4-芳香化合物与亲电取代-学生版.docx
@@ -862,7 +862,7 @@
           <m:sSup>
             <m:e>
               <m:r>
-                <m:t>​</m:t>
+                <m:t xml:space="preserve"> </m:t>
               </m:r>
             </m:e>
             <m:sup>

--- a/00-首页/题组Word/习题书/第三篇-有机化学/4-芳香化合物与亲电取代-学生版.docx
+++ b/00-首页/题组Word/习题书/第三篇-有机化学/4-芳香化合物与亲电取代-学生版.docx
@@ -2874,8 +2874,8 @@
     <w:p>
       <w:pPr>
         <w:pStyle w:val="BodyText"/>
+        <w:spacing w:before="0" w:after="0"/>
         <w:ind w:left="480" w:hanging="480"/>
-        <w:spacing w:after="0"/>
       </w:pPr>
       <w:r>
         <w:rPr>
@@ -2905,8 +2905,8 @@
     <w:p>
       <w:pPr>
         <w:pStyle w:val="BodyText"/>
+        <w:spacing w:before="0" w:after="0"/>
         <w:ind w:left="480" w:hanging="480"/>
-        <w:spacing w:before="0" w:after="0"/>
       </w:pPr>
       <w:r>
         <w:rPr>
@@ -2936,8 +2936,8 @@
     <w:p>
       <w:pPr>
         <w:pStyle w:val="BodyText"/>
+        <w:spacing w:before="0" w:after="0"/>
         <w:ind w:left="480" w:hanging="480"/>
-        <w:spacing w:before="0" w:after="0"/>
       </w:pPr>
       <w:r>
         <w:rPr>
@@ -2967,8 +2967,8 @@
     <w:p>
       <w:pPr>
         <w:pStyle w:val="BodyText"/>
+        <w:spacing w:before="0" w:after="0"/>
         <w:ind w:left="480" w:hanging="480"/>
-        <w:spacing w:before="0" w:after="180"/>
       </w:pPr>
       <w:r>
         <w:rPr>
@@ -3280,8 +3280,8 @@
     <w:p>
       <w:pPr>
         <w:pStyle w:val="BodyText"/>
+        <w:spacing w:before="0" w:after="0"/>
         <w:ind w:left="480" w:hanging="480"/>
-        <w:spacing w:after="0"/>
       </w:pPr>
       <w:r>
         <w:rPr>
@@ -3351,8 +3351,8 @@
     <w:p>
       <w:pPr>
         <w:pStyle w:val="BodyText"/>
+        <w:spacing w:before="0" w:after="0"/>
         <w:ind w:left="480" w:hanging="480"/>
-        <w:spacing w:before="0" w:after="0"/>
       </w:pPr>
       <w:r>
         <w:rPr>
@@ -3422,8 +3422,8 @@
     <w:p>
       <w:pPr>
         <w:pStyle w:val="BodyText"/>
+        <w:spacing w:before="0" w:after="0"/>
         <w:ind w:left="480" w:hanging="480"/>
-        <w:spacing w:before="0" w:after="0"/>
       </w:pPr>
       <w:r>
         <w:rPr>
@@ -3493,8 +3493,8 @@
     <w:p>
       <w:pPr>
         <w:pStyle w:val="BodyText"/>
+        <w:spacing w:before="0" w:after="0"/>
         <w:ind w:left="480" w:hanging="480"/>
-        <w:spacing w:before="0" w:after="180"/>
       </w:pPr>
       <w:r>
         <w:rPr>
@@ -8516,8 +8516,8 @@
     <w:p>
       <w:pPr>
         <w:pStyle w:val="BodyText"/>
+        <w:spacing w:before="0" w:after="0"/>
         <w:ind w:left="480" w:hanging="480"/>
-        <w:spacing w:after="0"/>
       </w:pPr>
       <w:r>
         <w:rPr>
@@ -8529,8 +8529,8 @@
     <w:p>
       <w:pPr>
         <w:pStyle w:val="BodyText"/>
+        <w:spacing w:before="0" w:after="0"/>
         <w:ind w:left="480" w:hanging="480"/>
-        <w:spacing w:before="0" w:after="0"/>
       </w:pPr>
       <w:r>
         <w:rPr>
@@ -8542,8 +8542,8 @@
     <w:p>
       <w:pPr>
         <w:pStyle w:val="BodyText"/>
+        <w:spacing w:before="0" w:after="0"/>
         <w:ind w:left="480" w:hanging="480"/>
-        <w:spacing w:before="0" w:after="0"/>
       </w:pPr>
       <w:r>
         <w:rPr>
@@ -8555,8 +8555,8 @@
     <w:p>
       <w:pPr>
         <w:pStyle w:val="BodyText"/>
+        <w:spacing w:before="0" w:after="0"/>
         <w:ind w:left="480" w:hanging="480"/>
-        <w:spacing w:before="0" w:after="180"/>
       </w:pPr>
       <w:r>
         <w:rPr>
@@ -8794,8 +8794,8 @@
     <w:p>
       <w:pPr>
         <w:pStyle w:val="BodyText"/>
+        <w:spacing w:before="0" w:after="0"/>
         <w:ind w:left="480" w:hanging="480"/>
-        <w:spacing w:after="0"/>
       </w:pPr>
       <w:r>
         <w:rPr>
@@ -8819,8 +8819,8 @@
     <w:p>
       <w:pPr>
         <w:pStyle w:val="BodyText"/>
+        <w:spacing w:before="0" w:after="0"/>
         <w:ind w:left="480" w:hanging="480"/>
-        <w:spacing w:before="0" w:after="0"/>
       </w:pPr>
       <w:r>
         <w:rPr>
@@ -8896,8 +8896,8 @@
     <w:p>
       <w:pPr>
         <w:pStyle w:val="BodyText"/>
+        <w:spacing w:before="0" w:after="0"/>
         <w:ind w:left="480" w:hanging="480"/>
-        <w:spacing w:before="0" w:after="0"/>
       </w:pPr>
       <w:r>
         <w:rPr>
@@ -8921,8 +8921,8 @@
     <w:p>
       <w:pPr>
         <w:pStyle w:val="BodyText"/>
+        <w:spacing w:before="0" w:after="0"/>
         <w:ind w:left="480" w:hanging="480"/>
-        <w:spacing w:before="0" w:after="180"/>
       </w:pPr>
       <w:r>
         <w:rPr>
@@ -17048,8 +17048,8 @@
     <w:p>
       <w:pPr>
         <w:pStyle w:val="BodyText"/>
+        <w:spacing w:before="0" w:after="0"/>
         <w:ind w:left="480" w:hanging="480"/>
-        <w:spacing w:after="0"/>
       </w:pPr>
       <w:r>
         <w:rPr>
@@ -17061,8 +17061,8 @@
     <w:p>
       <w:pPr>
         <w:pStyle w:val="BodyText"/>
+        <w:spacing w:before="0" w:after="0"/>
         <w:ind w:left="480" w:hanging="480"/>
-        <w:spacing w:before="0" w:after="0"/>
       </w:pPr>
       <w:r>
         <w:rPr>
@@ -17074,8 +17074,8 @@
     <w:p>
       <w:pPr>
         <w:pStyle w:val="BodyText"/>
+        <w:spacing w:before="0" w:after="0"/>
         <w:ind w:left="480" w:hanging="480"/>
-        <w:spacing w:before="0" w:after="0"/>
       </w:pPr>
       <w:r>
         <w:rPr>
@@ -17087,8 +17087,8 @@
     <w:p>
       <w:pPr>
         <w:pStyle w:val="BodyText"/>
+        <w:spacing w:before="0" w:after="0"/>
         <w:ind w:left="480" w:hanging="480"/>
-        <w:spacing w:before="0" w:after="180"/>
       </w:pPr>
       <w:r>
         <w:rPr>
@@ -23928,6 +23928,14 @@
       <w:tblPr>
         <w:tblStyle w:val="Table"/>
         <w:tblW w:type="auto" w:w="0"/>
+        <w:tblBorders>
+          <w:top w:val="single" w:sz="12" w:space="0" w:color="000000"/>
+          <w:left w:val="none" w:sz="0" w:space="0" w:color="auto"/>
+          <w:bottom w:val="single" w:sz="12" w:space="0" w:color="000000"/>
+          <w:right w:val="none" w:sz="0" w:space="0" w:color="auto"/>
+          <w:insideH w:val="none" w:sz="0" w:space="0" w:color="auto"/>
+          <w:insideV w:val="none" w:sz="0" w:space="0" w:color="auto"/>
+        </w:tblBorders>
         <w:tblLook w:firstRow="1" w:lastRow="0" w:firstColumn="0" w:lastColumn="0" w:noHBand="0" w:noVBand="0" w:val="0020"/>
       </w:tblPr>
       <w:tblGrid>
@@ -23940,7 +23948,11 @@
           <w:tblHeader w:val="on"/>
         </w:trPr>
         <w:tc>
-          <w:tcPr/>
+          <w:tcPr>
+            <w:tcBorders>
+              <w:bottom w:val="single" w:sz="8" w:space="0" w:color="000000"/>
+            </w:tcBorders>
+          </w:tcPr>
           <w:p>
             <w:pPr>
               <w:pStyle w:val="Compact"/>
@@ -23956,7 +23968,11 @@
           </w:p>
         </w:tc>
         <w:tc>
-          <w:tcPr/>
+          <w:tcPr>
+            <w:tcBorders>
+              <w:bottom w:val="single" w:sz="8" w:space="0" w:color="000000"/>
+            </w:tcBorders>
+          </w:tcPr>
           <w:p>
             <w:pPr>
               <w:pStyle w:val="Compact"/>
@@ -23972,7 +23988,11 @@
           </w:p>
         </w:tc>
         <w:tc>
-          <w:tcPr/>
+          <w:tcPr>
+            <w:tcBorders>
+              <w:bottom w:val="single" w:sz="8" w:space="0" w:color="000000"/>
+            </w:tcBorders>
+          </w:tcPr>
           <w:p>
             <w:pPr>
               <w:pStyle w:val="Compact"/>
@@ -28396,7 +28416,7 @@
     <ns0:rPr>
       <ns0:rFonts ns0:ascii="Times New Roman" ns0:cs="Times New Roman" ns0:eastAsia="SimHei" ns0:hAnsi="Times New Roman"/>
       <ns0:b/>
-      <ns0:color ns0:val="17324D"/>
+      <ns0:color ns0:val="000000"/>
       <ns0:sz ns0:val="44"/>
       <ns0:szCs ns0:val="56"/>
     </ns0:rPr>
@@ -28538,7 +28558,7 @@
     <ns0:rPr>
       <ns0:rFonts ns0:ascii="Times New Roman" ns0:cs="Times New Roman" ns0:eastAsia="SimHei" ns0:hAnsi="Times New Roman"/>
       <ns0:b/>
-      <ns0:color ns0:val="17324D"/>
+      <ns0:color ns0:val="000000"/>
       <ns0:sz ns0:val="32"/>
       <ns0:szCs ns0:val="40"/>
     </ns0:rPr>
@@ -28562,7 +28582,7 @@
     <ns0:rPr>
       <ns0:rFonts ns0:ascii="Times New Roman" ns0:cs="Times New Roman" ns0:eastAsia="SimHei" ns0:hAnsi="Times New Roman"/>
       <ns0:b/>
-      <ns0:color ns0:val="17324D"/>
+      <ns0:color ns0:val="000000"/>
       <ns0:sz ns0:val="28"/>
       <ns0:szCs ns0:val="32"/>
     </ns0:rPr>
@@ -28586,7 +28606,7 @@
     <ns0:rPr>
       <ns0:rFonts ns0:ascii="Times New Roman" ns0:cs="Times New Roman" ns0:eastAsia="SimHei" ns0:hAnsi="Times New Roman"/>
       <ns0:b/>
-      <ns0:color ns0:val="17324D"/>
+      <ns0:color ns0:val="000000"/>
       <ns0:sz ns0:val="25"/>
       <ns0:szCs ns0:val="28"/>
     </ns0:rPr>
